--- a/Buoi5_NguyenHoTruongTam_11CNPM2/LAB5.docx
+++ b/Buoi5_NguyenHoTruongTam_11CNPM2/LAB5.docx
@@ -6,23 +6,975 @@
       <w:pPr>
         <w:rPr>
           <w:rFonts w:cs="Times New Roman"/>
+        </w:rPr>
+      </w:pPr>
+      <w:r>
+        <w:rPr>
+          <w:rFonts w:cs="Times New Roman"/>
+        </w:rPr>
+        <w:t>Sinh viên: Nguyễn Hồ Trường Tam</w:t>
+      </w:r>
+    </w:p>
+    <w:p>
+      <w:pPr>
+        <w:rPr>
+          <w:rFonts w:cs="Times New Roman"/>
+        </w:rPr>
+      </w:pPr>
+      <w:r>
+        <w:rPr>
+          <w:rFonts w:cs="Times New Roman"/>
+        </w:rPr>
+        <w:t>Lớp: 11CNPM2</w:t>
+      </w:r>
+    </w:p>
+    <w:p>
+      <w:pPr>
+        <w:pStyle w:val="Heading1"/>
+        <w:rPr>
+          <w:rFonts w:ascii="Times New Roman" w:hAnsi="Times New Roman" w:cs="Times New Roman"/>
+          <w:color w:val="auto"/>
+        </w:rPr>
+      </w:pPr>
+      <w:r>
+        <w:rPr>
+          <w:rFonts w:ascii="Times New Roman" w:hAnsi="Times New Roman" w:cs="Times New Roman"/>
+          <w:color w:val="auto"/>
+        </w:rPr>
+        <w:t>1. Mục tiêu và yêu cầu</w:t>
+      </w:r>
+    </w:p>
+    <w:p>
+      <w:pPr>
+        <w:rPr>
+          <w:rFonts w:cs="Times New Roman"/>
+        </w:rPr>
+      </w:pPr>
+      <w:r>
+        <w:rPr>
+          <w:rFonts w:cs="Times New Roman"/>
+        </w:rPr>
+        <w:t>Mục tiêu của buổi thực hành là làm quen kiểm thử đơn vị bằng JUnit, biết dùng test fixture để chuẩn bị dữ liệu trước và sau mỗi test, biết gom nhiều test vào test suite và chạy test suite.</w:t>
+      </w:r>
+    </w:p>
+    <w:p>
+      <w:r>
+        <w:rPr>
+          <w:b/>
+        </w:rPr>
+        <w:t>Giải thích nhanh về Test Fixture</w:t>
+      </w:r>
+    </w:p>
+    <w:p>
+      <w:r>
+        <w:t>Test fixture hiểu đơn giản là phần “chuẩn bị sẵn” cho việc kiểm thử. Trước khi chạy mỗi test, mình tạo ra môi trường/dữ liệu cần thiết (ví dụ tạo object, gán giá trị đầu vào, mở kết nối giả lập). Sau khi test chạy xong thì dọn dẹp để test khác không bị ảnh hưởng.</w:t>
+      </w:r>
+    </w:p>
+    <w:p>
+      <w:r>
+        <w:t>Trong JUnit 4 thường dùng: @Before (setUp) để khởi tạo trước mỗi test, và @After (tearDown) để dọn dẹp sau mỗi test. Nhờ vậy các test độc lập, chạy thứ tự nào cũng cho kết quả giống nhau.</w:t>
+      </w:r>
+    </w:p>
+    <w:p>
+      <w:pPr>
+        <w:rPr>
+          <w:rFonts w:cs="Times New Roman"/>
+        </w:rPr>
+      </w:pPr>
+      <w:r>
+        <w:rPr>
+          <w:rFonts w:cs="Times New Roman"/>
+        </w:rPr>
+        <w:t>Yêu cầu chính em thực hiện trong báo cáo này gồm:</w:t>
+      </w:r>
+    </w:p>
+    <w:p>
+      <w:pPr>
+        <w:pStyle w:val="ListBullet"/>
+        <w:rPr>
+          <w:rFonts w:cs="Times New Roman"/>
+        </w:rPr>
+      </w:pPr>
+      <w:r>
+        <w:rPr>
+          <w:rFonts w:cs="Times New Roman"/>
+        </w:rPr>
+        <w:t>Viết test case và chạy kiểm thử với JUnit</w:t>
+      </w:r>
+    </w:p>
+    <w:p>
+      <w:pPr>
+        <w:pStyle w:val="ListBullet"/>
+        <w:rPr>
+          <w:rFonts w:cs="Times New Roman"/>
+        </w:rPr>
+      </w:pPr>
+      <w:r>
+        <w:rPr>
+          <w:rFonts w:cs="Times New Roman"/>
+        </w:rPr>
+        <w:t>Tổ chức test case rõ ràng, dễ đọc, có dùng test fixture</w:t>
+      </w:r>
+    </w:p>
+    <w:p>
+      <w:pPr>
+        <w:pStyle w:val="ListBullet"/>
+        <w:rPr>
+          <w:rFonts w:cs="Times New Roman"/>
+        </w:rPr>
+      </w:pPr>
+      <w:r>
+        <w:rPr>
+          <w:rFonts w:cs="Times New Roman"/>
+        </w:rPr>
+        <w:t>Tạo test suite và chạy được trên dòng lệnh</w:t>
+      </w:r>
+    </w:p>
+    <w:p>
+      <w:pPr>
+        <w:pStyle w:val="ListBullet"/>
+        <w:rPr>
+          <w:rFonts w:cs="Times New Roman"/>
+        </w:rPr>
+      </w:pPr>
+      <w:r>
+        <w:rPr>
+          <w:rFonts w:cs="Times New Roman"/>
+        </w:rPr>
+        <w:t>Thiết kế test case dạng bảng theo template Excel của giảng viên</w:t>
+      </w:r>
+    </w:p>
+    <w:p>
+      <w:pPr>
+        <w:pStyle w:val="Heading1"/>
+        <w:rPr>
+          <w:rFonts w:ascii="Times New Roman" w:hAnsi="Times New Roman" w:cs="Times New Roman"/>
+          <w:color w:val="auto"/>
+        </w:rPr>
+      </w:pPr>
+      <w:r>
+        <w:rPr>
+          <w:rFonts w:ascii="Times New Roman" w:hAnsi="Times New Roman" w:cs="Times New Roman"/>
+          <w:color w:val="auto"/>
+        </w:rPr>
+        <w:t>2. Môi trường và công cụ</w:t>
+      </w:r>
+    </w:p>
+    <w:p>
+      <w:pPr>
+        <w:rPr>
+          <w:rFonts w:cs="Times New Roman"/>
+        </w:rPr>
+      </w:pPr>
+      <w:r>
+        <w:rPr>
+          <w:rFonts w:cs="Times New Roman"/>
+        </w:rPr>
+        <w:t>Cấu hình và phần mềm sử dụng:</w:t>
+      </w:r>
+    </w:p>
+    <w:p>
+      <w:pPr>
+        <w:pStyle w:val="ListBullet"/>
+        <w:rPr>
+          <w:rFonts w:cs="Times New Roman"/>
+        </w:rPr>
+      </w:pPr>
+      <w:r>
+        <w:rPr>
+          <w:rFonts w:cs="Times New Roman"/>
+        </w:rPr>
+        <w:t>Windows 10 hoặc 11</w:t>
+      </w:r>
+    </w:p>
+    <w:p>
+      <w:pPr>
+        <w:pStyle w:val="ListBullet"/>
+        <w:rPr>
+          <w:rFonts w:cs="Times New Roman"/>
+        </w:rPr>
+      </w:pPr>
+      <w:r>
+        <w:rPr>
+          <w:rFonts w:cs="Times New Roman"/>
+        </w:rPr>
+        <w:t>Java JDK 17</w:t>
+      </w:r>
+    </w:p>
+    <w:p>
+      <w:pPr>
+        <w:pStyle w:val="ListBullet"/>
+        <w:rPr>
+          <w:rFonts w:cs="Times New Roman"/>
+        </w:rPr>
+      </w:pPr>
+      <w:r>
+        <w:rPr>
+          <w:rFonts w:cs="Times New Roman"/>
+        </w:rPr>
+        <w:t>Visual Studio Code, dùng extension Java</w:t>
+      </w:r>
+    </w:p>
+    <w:p>
+      <w:pPr>
+        <w:pStyle w:val="ListBullet"/>
+        <w:rPr>
+          <w:rFonts w:cs="Times New Roman"/>
+        </w:rPr>
+      </w:pPr>
+      <w:r>
+        <w:rPr>
+          <w:rFonts w:cs="Times New Roman"/>
+        </w:rPr>
+        <w:t>JUnit 4.13.2 và Hamcrest 1.3, để trong thư mục lib</w:t>
+      </w:r>
+    </w:p>
+    <w:p>
+      <w:pPr>
+        <w:pStyle w:val="ListBullet"/>
+        <w:rPr>
+          <w:rFonts w:cs="Times New Roman"/>
+        </w:rPr>
+      </w:pPr>
+      <w:r>
+        <w:rPr>
+          <w:rFonts w:cs="Times New Roman"/>
+        </w:rPr>
+        <w:t>SQL Server LocalDB cho bài 5, cơ sở dữ liệu Bai5_Register_SQL</w:t>
+      </w:r>
+    </w:p>
+    <w:p>
+      <w:pPr>
+        <w:rPr>
+          <w:rFonts w:cs="Times New Roman"/>
+        </w:rPr>
+      </w:pPr>
+      <w:r>
+        <w:rPr>
+          <w:rFonts w:cs="Times New Roman"/>
+        </w:rPr>
+        <w:t>Ghi chú chạy test bằng dòng lệnh: em biên dịch vào thư mục out, sau đó chạy JUnitCore hoặc class runner.</w:t>
+      </w:r>
+    </w:p>
+    <w:p>
+      <w:pPr>
+        <w:rPr>
+          <w:rFonts w:cs="Times New Roman"/>
+        </w:rPr>
+      </w:pPr>
+      <w:r>
+        <w:rPr>
+          <w:rFonts w:cs="Times New Roman"/>
+        </w:rPr>
+        <w:t>Chỗ hình ảnh kết quả em sẽ chụp màn hình và chèn vào đúng vị trí trong từng bài.</w:t>
+      </w:r>
+    </w:p>
+    <w:p>
+      <w:pPr>
+        <w:pStyle w:val="Heading1"/>
+        <w:rPr>
+          <w:rFonts w:ascii="Times New Roman" w:hAnsi="Times New Roman" w:cs="Times New Roman"/>
+          <w:color w:val="auto"/>
+          <w:sz w:val="32"/>
+          <w:szCs w:val="32"/>
+        </w:rPr>
+      </w:pPr>
+      <w:r>
+        <w:rPr>
+          <w:rFonts w:ascii="Times New Roman" w:hAnsi="Times New Roman" w:cs="Times New Roman"/>
+          <w:color w:val="auto"/>
+          <w:sz w:val="32"/>
+          <w:szCs w:val="32"/>
+        </w:rPr>
+        <w:lastRenderedPageBreak/>
+        <w:t>I. Bài 1: MathFunc, factorial và plus, có dùng test fixture</w:t>
+      </w:r>
+    </w:p>
+    <w:p>
+      <w:pPr>
+        <w:rPr>
+          <w:rFonts w:cs="Times New Roman"/>
+        </w:rPr>
+      </w:pPr>
+      <w:r>
+        <w:rPr>
+          <w:rFonts w:cs="Times New Roman"/>
+        </w:rPr>
+        <w:t>Tạo</w:t>
+      </w:r>
+      <w:r>
+        <w:rPr>
+          <w:rFonts w:cs="Times New Roman"/>
           <w:lang w:val="vi-VN"/>
         </w:rPr>
-      </w:pPr>
+        <w:t xml:space="preserve"> </w:t>
+      </w:r>
       <w:r>
         <w:rPr>
           <w:rFonts w:cs="Times New Roman"/>
-          <w:b/>
-        </w:rPr>
-        <w:t>Sinh viên: Nguyễn Hồ Trường Tam</w:t>
-      </w:r>
-      <w:r>
+        </w:rPr>
+        <w:t>class MathFunc có 2 phương thức: factorial để tính giai thừa số nguyên không âm, và plus để tính tổng 2 số nguyên. Trong MathFuncTest em dùng @Before để khởi tạo đối tượng trước mỗi test và @After để dọn dẹp sau mỗi test.</w:t>
+      </w:r>
+    </w:p>
+    <w:p>
+      <w:pPr>
+        <w:pStyle w:val="Heading2"/>
+        <w:rPr>
+          <w:rFonts w:ascii="Times New Roman" w:hAnsi="Times New Roman" w:cs="Times New Roman"/>
+          <w:color w:val="auto"/>
+        </w:rPr>
+      </w:pPr>
+      <w:r>
+        <w:rPr>
+          <w:rFonts w:ascii="Times New Roman" w:hAnsi="Times New Roman" w:cs="Times New Roman"/>
+          <w:color w:val="auto"/>
+        </w:rPr>
+        <w:t>1</w:t>
+      </w:r>
+      <w:r>
+        <w:rPr>
+          <w:rFonts w:ascii="Times New Roman" w:hAnsi="Times New Roman" w:cs="Times New Roman"/>
+          <w:color w:val="auto"/>
+        </w:rPr>
+        <w:t>.1. Mã nguồn chính</w:t>
+      </w:r>
+    </w:p>
+    <w:p>
+      <w:pPr>
         <w:rPr>
           <w:rFonts w:cs="Times New Roman"/>
-          <w:b/>
+          <w:sz w:val="22"/>
+        </w:rPr>
+      </w:pPr>
+      <w:r>
+        <w:rPr>
+          <w:rFonts w:cs="Times New Roman"/>
+          <w:sz w:val="22"/>
+        </w:rPr>
+        <w:t>File src/main/java/lab5/MathFunc.java:</w:t>
+      </w:r>
+    </w:p>
+    <w:p>
+      <w:pPr>
+        <w:pStyle w:val="CodeBlock"/>
+        <w:rPr>
+          <w:rFonts w:ascii="Times New Roman" w:hAnsi="Times New Roman" w:cs="Times New Roman"/>
+          <w:sz w:val="22"/>
+        </w:rPr>
+      </w:pPr>
+      <w:r>
+        <w:rPr>
+          <w:rFonts w:ascii="Times New Roman" w:hAnsi="Times New Roman" w:cs="Times New Roman"/>
+          <w:sz w:val="22"/>
+        </w:rPr>
+        <w:t>package lab5;</w:t>
+      </w:r>
+      <w:r>
+        <w:rPr>
+          <w:rFonts w:ascii="Times New Roman" w:hAnsi="Times New Roman" w:cs="Times New Roman"/>
+          <w:sz w:val="22"/>
         </w:rPr>
         <w:br/>
-        <w:t>Lớp: 11CNPM2</w:t>
+      </w:r>
+      <w:r>
+        <w:rPr>
+          <w:rFonts w:ascii="Times New Roman" w:hAnsi="Times New Roman" w:cs="Times New Roman"/>
+          <w:sz w:val="22"/>
+        </w:rPr>
+        <w:br/>
+        <w:t>public class MathFunc {</w:t>
+      </w:r>
+      <w:r>
+        <w:rPr>
+          <w:rFonts w:ascii="Times New Roman" w:hAnsi="Times New Roman" w:cs="Times New Roman"/>
+          <w:sz w:val="22"/>
+        </w:rPr>
+        <w:br/>
+        <w:t xml:space="preserve">    private int calls = 0;</w:t>
+      </w:r>
+      <w:r>
+        <w:rPr>
+          <w:rFonts w:ascii="Times New Roman" w:hAnsi="Times New Roman" w:cs="Times New Roman"/>
+          <w:sz w:val="22"/>
+        </w:rPr>
+        <w:br/>
+      </w:r>
+      <w:r>
+        <w:rPr>
+          <w:rFonts w:ascii="Times New Roman" w:hAnsi="Times New Roman" w:cs="Times New Roman"/>
+          <w:sz w:val="22"/>
+        </w:rPr>
+        <w:br/>
+        <w:t xml:space="preserve">    public int getCalls() { return calls; }</w:t>
+      </w:r>
+      <w:r>
+        <w:rPr>
+          <w:rFonts w:ascii="Times New Roman" w:hAnsi="Times New Roman" w:cs="Times New Roman"/>
+          <w:sz w:val="22"/>
+        </w:rPr>
+        <w:br/>
+      </w:r>
+      <w:r>
+        <w:rPr>
+          <w:rFonts w:ascii="Times New Roman" w:hAnsi="Times New Roman" w:cs="Times New Roman"/>
+          <w:sz w:val="22"/>
+        </w:rPr>
+        <w:br/>
+        <w:t xml:space="preserve">    public long factorial(int n) {</w:t>
+      </w:r>
+      <w:r>
+        <w:rPr>
+          <w:rFonts w:ascii="Times New Roman" w:hAnsi="Times New Roman" w:cs="Times New Roman"/>
+          <w:sz w:val="22"/>
+        </w:rPr>
+        <w:br/>
+        <w:t xml:space="preserve">        calls++;</w:t>
+      </w:r>
+      <w:r>
+        <w:rPr>
+          <w:rFonts w:ascii="Times New Roman" w:hAnsi="Times New Roman" w:cs="Times New Roman"/>
+          <w:sz w:val="22"/>
+        </w:rPr>
+        <w:br/>
+        <w:t xml:space="preserve">        if (n &lt; 0) throw new IllegalArgumentException("n must be &gt;= 0");</w:t>
+      </w:r>
+      <w:r>
+        <w:rPr>
+          <w:rFonts w:ascii="Times New Roman" w:hAnsi="Times New Roman" w:cs="Times New Roman"/>
+          <w:sz w:val="22"/>
+        </w:rPr>
+        <w:br/>
+        <w:t xml:space="preserve">        long result = 1;</w:t>
+      </w:r>
+      <w:r>
+        <w:rPr>
+          <w:rFonts w:ascii="Times New Roman" w:hAnsi="Times New Roman" w:cs="Times New Roman"/>
+          <w:sz w:val="22"/>
+        </w:rPr>
+        <w:br/>
+        <w:t xml:space="preserve">        for (int i = 2; i &lt;= n; i++) result *= i;</w:t>
+      </w:r>
+      <w:r>
+        <w:rPr>
+          <w:rFonts w:ascii="Times New Roman" w:hAnsi="Times New Roman" w:cs="Times New Roman"/>
+          <w:sz w:val="22"/>
+        </w:rPr>
+        <w:br/>
+        <w:t xml:space="preserve">        return result;</w:t>
+      </w:r>
+      <w:r>
+        <w:rPr>
+          <w:rFonts w:ascii="Times New Roman" w:hAnsi="Times New Roman" w:cs="Times New Roman"/>
+          <w:sz w:val="22"/>
+        </w:rPr>
+        <w:br/>
+        <w:t xml:space="preserve">    }</w:t>
+      </w:r>
+      <w:r>
+        <w:rPr>
+          <w:rFonts w:ascii="Times New Roman" w:hAnsi="Times New Roman" w:cs="Times New Roman"/>
+          <w:sz w:val="22"/>
+        </w:rPr>
+        <w:br/>
+      </w:r>
+      <w:r>
+        <w:rPr>
+          <w:rFonts w:ascii="Times New Roman" w:hAnsi="Times New Roman" w:cs="Times New Roman"/>
+          <w:sz w:val="22"/>
+        </w:rPr>
+        <w:br/>
+        <w:t xml:space="preserve">    public int plus(int a, int b) {</w:t>
+      </w:r>
+      <w:r>
+        <w:rPr>
+          <w:rFonts w:ascii="Times New Roman" w:hAnsi="Times New Roman" w:cs="Times New Roman"/>
+          <w:sz w:val="22"/>
+        </w:rPr>
+        <w:br/>
+        <w:t xml:space="preserve">        calls++;</w:t>
+      </w:r>
+      <w:r>
+        <w:rPr>
+          <w:rFonts w:ascii="Times New Roman" w:hAnsi="Times New Roman" w:cs="Times New Roman"/>
+          <w:sz w:val="22"/>
+        </w:rPr>
+        <w:br/>
+        <w:t xml:space="preserve">        return a + b;</w:t>
+      </w:r>
+      <w:r>
+        <w:rPr>
+          <w:rFonts w:ascii="Times New Roman" w:hAnsi="Times New Roman" w:cs="Times New Roman"/>
+          <w:sz w:val="22"/>
+        </w:rPr>
+        <w:br/>
+        <w:t xml:space="preserve">    }</w:t>
+      </w:r>
+      <w:r>
+        <w:rPr>
+          <w:rFonts w:ascii="Times New Roman" w:hAnsi="Times New Roman" w:cs="Times New Roman"/>
+          <w:sz w:val="22"/>
+        </w:rPr>
+        <w:br/>
+        <w:t>}</w:t>
+      </w:r>
+    </w:p>
+    <w:p>
+      <w:pPr>
+        <w:rPr>
+          <w:rFonts w:cs="Times New Roman"/>
+          <w:sz w:val="22"/>
+        </w:rPr>
+      </w:pPr>
+      <w:r>
+        <w:rPr>
+          <w:rFonts w:cs="Times New Roman"/>
+          <w:sz w:val="22"/>
+        </w:rPr>
+        <w:t>File src/test/java/lab5/MathFuncTest.java:</w:t>
+      </w:r>
+    </w:p>
+    <w:p>
+      <w:pPr>
+        <w:pStyle w:val="CodeBlock"/>
+        <w:rPr>
+          <w:rFonts w:ascii="Times New Roman" w:hAnsi="Times New Roman" w:cs="Times New Roman"/>
+          <w:sz w:val="22"/>
+        </w:rPr>
+      </w:pPr>
+      <w:r>
+        <w:rPr>
+          <w:rFonts w:ascii="Times New Roman" w:hAnsi="Times New Roman" w:cs="Times New Roman"/>
+          <w:sz w:val="22"/>
+        </w:rPr>
+        <w:t>package lab5;</w:t>
+      </w:r>
+      <w:r>
+        <w:rPr>
+          <w:rFonts w:ascii="Times New Roman" w:hAnsi="Times New Roman" w:cs="Times New Roman"/>
+          <w:sz w:val="22"/>
+        </w:rPr>
+        <w:br/>
+      </w:r>
+      <w:r>
+        <w:rPr>
+          <w:rFonts w:ascii="Times New Roman" w:hAnsi="Times New Roman" w:cs="Times New Roman"/>
+          <w:sz w:val="22"/>
+        </w:rPr>
+        <w:br/>
+        <w:t>import org.junit.After;</w:t>
+      </w:r>
+      <w:r>
+        <w:rPr>
+          <w:rFonts w:ascii="Times New Roman" w:hAnsi="Times New Roman" w:cs="Times New Roman"/>
+          <w:sz w:val="22"/>
+        </w:rPr>
+        <w:br/>
+        <w:t>import org.junit.Before;</w:t>
+      </w:r>
+      <w:r>
+        <w:rPr>
+          <w:rFonts w:ascii="Times New Roman" w:hAnsi="Times New Roman" w:cs="Times New Roman"/>
+          <w:sz w:val="22"/>
+        </w:rPr>
+        <w:br/>
+        <w:t>import org.junit.Ignore;</w:t>
+      </w:r>
+      <w:r>
+        <w:rPr>
+          <w:rFonts w:ascii="Times New Roman" w:hAnsi="Times New Roman" w:cs="Times New Roman"/>
+          <w:sz w:val="22"/>
+        </w:rPr>
+        <w:br/>
+        <w:t>import org.junit.Test;</w:t>
+      </w:r>
+      <w:r>
+        <w:rPr>
+          <w:rFonts w:ascii="Times New Roman" w:hAnsi="Times New Roman" w:cs="Times New Roman"/>
+          <w:sz w:val="22"/>
+        </w:rPr>
+        <w:br/>
+      </w:r>
+      <w:r>
+        <w:rPr>
+          <w:rFonts w:ascii="Times New Roman" w:hAnsi="Times New Roman" w:cs="Times New Roman"/>
+          <w:sz w:val="22"/>
+        </w:rPr>
+        <w:br/>
+        <w:t>import static org.junit.Assert.*;</w:t>
+      </w:r>
+      <w:r>
+        <w:rPr>
+          <w:rFonts w:ascii="Times New Roman" w:hAnsi="Times New Roman" w:cs="Times New Roman"/>
+          <w:sz w:val="22"/>
+        </w:rPr>
+        <w:br/>
+      </w:r>
+      <w:r>
+        <w:rPr>
+          <w:rFonts w:ascii="Times New Roman" w:hAnsi="Times New Roman" w:cs="Times New Roman"/>
+          <w:sz w:val="22"/>
+        </w:rPr>
+        <w:br/>
+        <w:t>public class MathFuncTest {</w:t>
+      </w:r>
+      <w:r>
+        <w:rPr>
+          <w:rFonts w:ascii="Times New Roman" w:hAnsi="Times New Roman" w:cs="Times New Roman"/>
+          <w:sz w:val="22"/>
+        </w:rPr>
+        <w:br/>
+        <w:t xml:space="preserve">    private MathFunc math;</w:t>
+      </w:r>
+      <w:r>
+        <w:rPr>
+          <w:rFonts w:ascii="Times New Roman" w:hAnsi="Times New Roman" w:cs="Times New Roman"/>
+          <w:sz w:val="22"/>
+        </w:rPr>
+        <w:br/>
+      </w:r>
+      <w:r>
+        <w:rPr>
+          <w:rFonts w:ascii="Times New Roman" w:hAnsi="Times New Roman" w:cs="Times New Roman"/>
+          <w:sz w:val="22"/>
+        </w:rPr>
+        <w:br/>
+        <w:t xml:space="preserve">    @Before</w:t>
+      </w:r>
+      <w:r>
+        <w:rPr>
+          <w:rFonts w:ascii="Times New Roman" w:hAnsi="Times New Roman" w:cs="Times New Roman"/>
+          <w:sz w:val="22"/>
+        </w:rPr>
+        <w:br/>
+        <w:t xml:space="preserve">    public void init() { math = new MathFunc(); }</w:t>
+      </w:r>
+      <w:r>
+        <w:rPr>
+          <w:rFonts w:ascii="Times New Roman" w:hAnsi="Times New Roman" w:cs="Times New Roman"/>
+          <w:sz w:val="22"/>
+        </w:rPr>
+        <w:br/>
+      </w:r>
+      <w:r>
+        <w:rPr>
+          <w:rFonts w:ascii="Times New Roman" w:hAnsi="Times New Roman" w:cs="Times New Roman"/>
+          <w:sz w:val="22"/>
+        </w:rPr>
+        <w:lastRenderedPageBreak/>
+        <w:br/>
+        <w:t xml:space="preserve">    @After</w:t>
+      </w:r>
+      <w:r>
+        <w:rPr>
+          <w:rFonts w:ascii="Times New Roman" w:hAnsi="Times New Roman" w:cs="Times New Roman"/>
+          <w:sz w:val="22"/>
+        </w:rPr>
+        <w:br/>
+        <w:t xml:space="preserve">    public void tearDown() { math = null; }</w:t>
+      </w:r>
+      <w:r>
+        <w:rPr>
+          <w:rFonts w:ascii="Times New Roman" w:hAnsi="Times New Roman" w:cs="Times New Roman"/>
+          <w:sz w:val="22"/>
+        </w:rPr>
+        <w:br/>
+      </w:r>
+      <w:r>
+        <w:rPr>
+          <w:rFonts w:ascii="Times New Roman" w:hAnsi="Times New Roman" w:cs="Times New Roman"/>
+          <w:sz w:val="22"/>
+        </w:rPr>
+        <w:br/>
+        <w:t xml:space="preserve">    @Test</w:t>
+      </w:r>
+      <w:r>
+        <w:rPr>
+          <w:rFonts w:ascii="Times New Roman" w:hAnsi="Times New Roman" w:cs="Times New Roman"/>
+          <w:sz w:val="22"/>
+        </w:rPr>
+        <w:br/>
+        <w:t xml:space="preserve">    public void calls() {</w:t>
+      </w:r>
+      <w:r>
+        <w:rPr>
+          <w:rFonts w:ascii="Times New Roman" w:hAnsi="Times New Roman" w:cs="Times New Roman"/>
+          <w:sz w:val="22"/>
+        </w:rPr>
+        <w:br/>
+        <w:t xml:space="preserve">        assertEquals(0, math.getCalls());</w:t>
+      </w:r>
+      <w:r>
+        <w:rPr>
+          <w:rFonts w:ascii="Times New Roman" w:hAnsi="Times New Roman" w:cs="Times New Roman"/>
+          <w:sz w:val="22"/>
+        </w:rPr>
+        <w:br/>
+        <w:t xml:space="preserve">        math.factorial(1);</w:t>
+      </w:r>
+      <w:r>
+        <w:rPr>
+          <w:rFonts w:ascii="Times New Roman" w:hAnsi="Times New Roman" w:cs="Times New Roman"/>
+          <w:sz w:val="22"/>
+        </w:rPr>
+        <w:br/>
+        <w:t xml:space="preserve">        assertEquals(1, math.getCalls());</w:t>
+      </w:r>
+      <w:r>
+        <w:rPr>
+          <w:rFonts w:ascii="Times New Roman" w:hAnsi="Times New Roman" w:cs="Times New Roman"/>
+          <w:sz w:val="22"/>
+        </w:rPr>
+        <w:br/>
+        <w:t xml:space="preserve">        math.factorial(1);</w:t>
+      </w:r>
+      <w:r>
+        <w:rPr>
+          <w:rFonts w:ascii="Times New Roman" w:hAnsi="Times New Roman" w:cs="Times New Roman"/>
+          <w:sz w:val="22"/>
+        </w:rPr>
+        <w:br/>
+        <w:t xml:space="preserve">        assertEquals(2, math.getCalls());</w:t>
+      </w:r>
+      <w:r>
+        <w:rPr>
+          <w:rFonts w:ascii="Times New Roman" w:hAnsi="Times New Roman" w:cs="Times New Roman"/>
+          <w:sz w:val="22"/>
+        </w:rPr>
+        <w:br/>
+        <w:t xml:space="preserve">    }</w:t>
+      </w:r>
+      <w:r>
+        <w:rPr>
+          <w:rFonts w:ascii="Times New Roman" w:hAnsi="Times New Roman" w:cs="Times New Roman"/>
+          <w:sz w:val="22"/>
+        </w:rPr>
+        <w:br/>
+      </w:r>
+      <w:r>
+        <w:rPr>
+          <w:rFonts w:ascii="Times New Roman" w:hAnsi="Times New Roman" w:cs="Times New Roman"/>
+          <w:sz w:val="22"/>
+        </w:rPr>
+        <w:br/>
+        <w:t xml:space="preserve">    @Test</w:t>
+      </w:r>
+      <w:r>
+        <w:rPr>
+          <w:rFonts w:ascii="Times New Roman" w:hAnsi="Times New Roman" w:cs="Times New Roman"/>
+          <w:sz w:val="22"/>
+        </w:rPr>
+        <w:br/>
+        <w:t xml:space="preserve">    public void factorial() {</w:t>
+      </w:r>
+      <w:r>
+        <w:rPr>
+          <w:rFonts w:ascii="Times New Roman" w:hAnsi="Times New Roman" w:cs="Times New Roman"/>
+          <w:sz w:val="22"/>
+        </w:rPr>
+        <w:br/>
+        <w:t xml:space="preserve">        assertTrue(math.factorial(0) == 1);</w:t>
+      </w:r>
+      <w:r>
+        <w:rPr>
+          <w:rFonts w:ascii="Times New Roman" w:hAnsi="Times New Roman" w:cs="Times New Roman"/>
+          <w:sz w:val="22"/>
+        </w:rPr>
+        <w:br/>
+        <w:t xml:space="preserve">        assertTrue(math.factorial(1) == 1);</w:t>
+      </w:r>
+      <w:r>
+        <w:rPr>
+          <w:rFonts w:ascii="Times New Roman" w:hAnsi="Times New Roman" w:cs="Times New Roman"/>
+          <w:sz w:val="22"/>
+        </w:rPr>
+        <w:br/>
+        <w:t xml:space="preserve">        assertTrue(math.factorial(5) == 120);</w:t>
+      </w:r>
+      <w:r>
+        <w:rPr>
+          <w:rFonts w:ascii="Times New Roman" w:hAnsi="Times New Roman" w:cs="Times New Roman"/>
+          <w:sz w:val="22"/>
+        </w:rPr>
+        <w:br/>
+        <w:t xml:space="preserve">    }</w:t>
+      </w:r>
+      <w:r>
+        <w:rPr>
+          <w:rFonts w:ascii="Times New Roman" w:hAnsi="Times New Roman" w:cs="Times New Roman"/>
+          <w:sz w:val="22"/>
+        </w:rPr>
+        <w:br/>
+      </w:r>
+      <w:r>
+        <w:rPr>
+          <w:rFonts w:ascii="Times New Roman" w:hAnsi="Times New Roman" w:cs="Times New Roman"/>
+          <w:sz w:val="22"/>
+        </w:rPr>
+        <w:br/>
+        <w:t xml:space="preserve">    @Test(expected = IllegalArgumentException.class)</w:t>
+      </w:r>
+      <w:r>
+        <w:rPr>
+          <w:rFonts w:ascii="Times New Roman" w:hAnsi="Times New Roman" w:cs="Times New Roman"/>
+          <w:sz w:val="22"/>
+        </w:rPr>
+        <w:br/>
+        <w:t xml:space="preserve">    public void factorialNegative() {</w:t>
+      </w:r>
+      <w:r>
+        <w:rPr>
+          <w:rFonts w:ascii="Times New Roman" w:hAnsi="Times New Roman" w:cs="Times New Roman"/>
+          <w:sz w:val="22"/>
+        </w:rPr>
+        <w:br/>
+        <w:t xml:space="preserve">        math.factorial(-1);</w:t>
+      </w:r>
+      <w:r>
+        <w:rPr>
+          <w:rFonts w:ascii="Times New Roman" w:hAnsi="Times New Roman" w:cs="Times New Roman"/>
+          <w:sz w:val="22"/>
+        </w:rPr>
+        <w:br/>
+        <w:t xml:space="preserve">    }</w:t>
+      </w:r>
+      <w:r>
+        <w:rPr>
+          <w:rFonts w:ascii="Times New Roman" w:hAnsi="Times New Roman" w:cs="Times New Roman"/>
+          <w:sz w:val="22"/>
+        </w:rPr>
+        <w:br/>
+      </w:r>
+      <w:r>
+        <w:rPr>
+          <w:rFonts w:ascii="Times New Roman" w:hAnsi="Times New Roman" w:cs="Times New Roman"/>
+          <w:sz w:val="22"/>
+        </w:rPr>
+        <w:br/>
+        <w:t xml:space="preserve">    @Ignore</w:t>
+      </w:r>
+      <w:r>
+        <w:rPr>
+          <w:rFonts w:ascii="Times New Roman" w:hAnsi="Times New Roman" w:cs="Times New Roman"/>
+          <w:sz w:val="22"/>
+        </w:rPr>
+        <w:br/>
+        <w:t xml:space="preserve">    @Test</w:t>
+      </w:r>
+      <w:r>
+        <w:rPr>
+          <w:rFonts w:ascii="Times New Roman" w:hAnsi="Times New Roman" w:cs="Times New Roman"/>
+          <w:sz w:val="22"/>
+        </w:rPr>
+        <w:br/>
+        <w:t xml:space="preserve">    public void todo() {</w:t>
+      </w:r>
+      <w:r>
+        <w:rPr>
+          <w:rFonts w:ascii="Times New Roman" w:hAnsi="Times New Roman" w:cs="Times New Roman"/>
+          <w:sz w:val="22"/>
+        </w:rPr>
+        <w:br/>
+        <w:t xml:space="preserve">        assertTrue(math.plus(1, 1) == 3);</w:t>
+      </w:r>
+      <w:r>
+        <w:rPr>
+          <w:rFonts w:ascii="Times New Roman" w:hAnsi="Times New Roman" w:cs="Times New Roman"/>
+          <w:sz w:val="22"/>
+        </w:rPr>
+        <w:br/>
+        <w:t xml:space="preserve">    }</w:t>
+      </w:r>
+      <w:r>
+        <w:rPr>
+          <w:rFonts w:ascii="Times New Roman" w:hAnsi="Times New Roman" w:cs="Times New Roman"/>
+          <w:sz w:val="22"/>
+        </w:rPr>
+        <w:br/>
+        <w:t>}</w:t>
+      </w:r>
+    </w:p>
+    <w:p>
+      <w:pPr>
+        <w:pStyle w:val="Heading2"/>
+        <w:rPr>
+          <w:rFonts w:ascii="Times New Roman" w:hAnsi="Times New Roman" w:cs="Times New Roman"/>
+          <w:color w:val="auto"/>
+        </w:rPr>
+      </w:pPr>
+      <w:r>
+        <w:rPr>
+          <w:rFonts w:ascii="Times New Roman" w:hAnsi="Times New Roman" w:cs="Times New Roman"/>
+          <w:color w:val="auto"/>
+        </w:rPr>
+        <w:t>1</w:t>
+      </w:r>
+      <w:r>
+        <w:rPr>
+          <w:rFonts w:ascii="Times New Roman" w:hAnsi="Times New Roman" w:cs="Times New Roman"/>
+          <w:color w:val="auto"/>
+        </w:rPr>
+        <w:t>.2. Cách chạy và kết quả</w:t>
+      </w:r>
+    </w:p>
+    <w:p>
+      <w:pPr>
+        <w:rPr>
+          <w:rFonts w:cs="Times New Roman"/>
+        </w:rPr>
+      </w:pPr>
+      <w:r>
+        <w:rPr>
+          <w:rFonts w:cs="Times New Roman"/>
+        </w:rPr>
+        <w:t>Lệnh biên dịch và chạy:</w:t>
+      </w:r>
+    </w:p>
+    <w:p>
+      <w:pPr>
+        <w:pStyle w:val="CodeBlock"/>
+        <w:rPr>
+          <w:rFonts w:ascii="Times New Roman" w:hAnsi="Times New Roman" w:cs="Times New Roman"/>
+        </w:rPr>
+      </w:pPr>
+      <w:r>
+        <w:rPr>
+          <w:rFonts w:ascii="Times New Roman" w:hAnsi="Times New Roman" w:cs="Times New Roman"/>
+        </w:rPr>
+        <w:t>javac -cp ".\lib\junit-4.13.2.jar;.\lib\hamcrest-core-1.3.jar" -d .\out ^</w:t>
+      </w:r>
+      <w:r>
+        <w:rPr>
+          <w:rFonts w:ascii="Times New Roman" w:hAnsi="Times New Roman" w:cs="Times New Roman"/>
+        </w:rPr>
+        <w:br/>
+        <w:t xml:space="preserve">  .\src\main\java\lab5\MathFunc.java ^</w:t>
+      </w:r>
+      <w:r>
+        <w:rPr>
+          <w:rFonts w:ascii="Times New Roman" w:hAnsi="Times New Roman" w:cs="Times New Roman"/>
+        </w:rPr>
+        <w:br/>
+        <w:t xml:space="preserve">  .\src\test\java\lab5\MathFuncTest.java ^</w:t>
+      </w:r>
+      <w:r>
+        <w:rPr>
+          <w:rFonts w:ascii="Times New Roman" w:hAnsi="Times New Roman" w:cs="Times New Roman"/>
+        </w:rPr>
+        <w:br/>
+        <w:t xml:space="preserve">  .\src\main\java\lab5\MainRunner.java</w:t>
+      </w:r>
+      <w:r>
+        <w:rPr>
+          <w:rFonts w:ascii="Times New Roman" w:hAnsi="Times New Roman" w:cs="Times New Roman"/>
+        </w:rPr>
+        <w:br/>
+      </w:r>
+      <w:r>
+        <w:rPr>
+          <w:rFonts w:ascii="Times New Roman" w:hAnsi="Times New Roman" w:cs="Times New Roman"/>
+        </w:rPr>
+        <w:br/>
+        <w:t>java -cp ".\out;.\lib\junit-4.13.2.jar;.\lib\hamcrest-core-1.3.jar" lab5.MainRunner</w:t>
       </w:r>
     </w:p>
     <w:p>
@@ -37,2644 +989,16 @@
       <w:r>
         <w:rPr>
           <w:rFonts w:ascii="Times New Roman" w:hAnsi="Times New Roman" w:cs="Times New Roman"/>
+          <w:noProof/>
           <w:color w:val="auto"/>
           <w:lang w:val="vi-VN"/>
         </w:rPr>
-        <w:t>1. Mục tiêu &amp; yêu cầu đề bài</w:t>
-      </w:r>
-    </w:p>
-    <w:p>
-      <w:pPr>
-        <w:rPr>
-          <w:rFonts w:cs="Times New Roman"/>
-        </w:rPr>
-      </w:pPr>
-      <w:r>
-        <w:rPr>
-          <w:rFonts w:cs="Times New Roman"/>
-        </w:rPr>
-        <w:t>MỤC TIÊU:</w:t>
-      </w:r>
-    </w:p>
-    <w:p>
-      <w:pPr>
-        <w:pStyle w:val="ListBullet"/>
-        <w:numPr>
-          <w:ilvl w:val="0"/>
-          <w:numId w:val="10"/>
-        </w:numPr>
-        <w:rPr>
-          <w:rFonts w:cs="Times New Roman"/>
-        </w:rPr>
-      </w:pPr>
-      <w:r>
-        <w:rPr>
-          <w:rFonts w:cs="Times New Roman"/>
-        </w:rPr>
-        <w:t>Hiểu khái niệm Test Fixture và tổ chức test case với test fixture.</w:t>
-      </w:r>
-    </w:p>
-    <w:p>
-      <w:pPr>
-        <w:pStyle w:val="ListBullet"/>
-        <w:numPr>
-          <w:ilvl w:val="0"/>
-          <w:numId w:val="10"/>
-        </w:numPr>
-        <w:rPr>
-          <w:rFonts w:cs="Times New Roman"/>
-        </w:rPr>
-      </w:pPr>
-      <w:r>
-        <w:rPr>
-          <w:rFonts w:cs="Times New Roman"/>
-        </w:rPr>
-        <w:t>Hiểu khái niệm Test Suites, tạo và thực thi test suites.</w:t>
-      </w:r>
-    </w:p>
-    <w:p>
-      <w:pPr>
-        <w:pStyle w:val="ListBullet"/>
-        <w:numPr>
-          <w:ilvl w:val="0"/>
-          <w:numId w:val="10"/>
-        </w:numPr>
-        <w:rPr>
-          <w:rFonts w:cs="Times New Roman"/>
-        </w:rPr>
-      </w:pPr>
-      <w:r>
-        <w:rPr>
-          <w:rFonts w:cs="Times New Roman"/>
-        </w:rPr>
-        <w:t>Vận dụng linh hoạt annotation, class trong JUnit.</w:t>
-      </w:r>
-    </w:p>
-    <w:p>
-      <w:pPr>
-        <w:rPr>
-          <w:rFonts w:cs="Times New Roman"/>
-        </w:rPr>
-      </w:pPr>
-      <w:r>
-        <w:rPr>
-          <w:rFonts w:cs="Times New Roman"/>
-        </w:rPr>
-        <w:t>YÊU CẦU:</w:t>
-      </w:r>
-    </w:p>
-    <w:p>
-      <w:pPr>
-        <w:pStyle w:val="ListBullet"/>
-        <w:numPr>
-          <w:ilvl w:val="0"/>
-          <w:numId w:val="11"/>
-        </w:numPr>
-        <w:rPr>
-          <w:rFonts w:cs="Times New Roman"/>
-        </w:rPr>
-      </w:pPr>
-      <w:r>
-        <w:rPr>
-          <w:rFonts w:cs="Times New Roman"/>
-        </w:rPr>
-        <w:t>Viết testcase và kiểm thử với JUnit.</w:t>
-      </w:r>
-    </w:p>
-    <w:p>
-      <w:pPr>
-        <w:pStyle w:val="ListBullet"/>
-        <w:numPr>
-          <w:ilvl w:val="0"/>
-          <w:numId w:val="11"/>
-        </w:numPr>
-        <w:rPr>
-          <w:rFonts w:cs="Times New Roman"/>
-        </w:rPr>
-      </w:pPr>
-      <w:r>
-        <w:rPr>
-          <w:rFonts w:cs="Times New Roman"/>
-        </w:rPr>
-        <w:t>Thiết kế testcase theo đúng format hướng dẫn, rõ ràng khoa học.</w:t>
-      </w:r>
-    </w:p>
-    <w:p>
-      <w:pPr>
-        <w:pStyle w:val="ListBullet"/>
-        <w:numPr>
-          <w:ilvl w:val="0"/>
-          <w:numId w:val="11"/>
-        </w:numPr>
-        <w:rPr>
-          <w:rFonts w:cs="Times New Roman"/>
-        </w:rPr>
-      </w:pPr>
-      <w:r>
-        <w:rPr>
-          <w:rFonts w:cs="Times New Roman"/>
-        </w:rPr>
-        <w:t>Bài 1: Xây dựng chương trình có 2 phương thức factorial (giai thừa số nguyên không âm) và plus (tổng 2 số nguyên), có sử dụng test fixture.</w:t>
-      </w:r>
-    </w:p>
-    <w:p>
-      <w:pPr>
-        <w:pStyle w:val="Heading1"/>
-        <w:rPr>
-          <w:rFonts w:ascii="Times New Roman" w:hAnsi="Times New Roman" w:cs="Times New Roman"/>
-          <w:color w:val="auto"/>
-        </w:rPr>
-      </w:pPr>
-      <w:r>
-        <w:rPr>
-          <w:rFonts w:ascii="Times New Roman" w:hAnsi="Times New Roman" w:cs="Times New Roman"/>
-          <w:color w:val="auto"/>
-        </w:rPr>
-        <w:t>2. Trả lời lý thuyết: Test Fixture là gì?</w:t>
-      </w:r>
-    </w:p>
-    <w:p>
-      <w:pPr>
-        <w:rPr>
-          <w:rFonts w:cs="Times New Roman"/>
-        </w:rPr>
-      </w:pPr>
-      <w:r>
-        <w:rPr>
-          <w:rFonts w:cs="Times New Roman"/>
-        </w:rPr>
-        <w:t>Test Fixture là tập các điều kiện/đối tượng dùng chung để chuẩn bị cho việc chạy test case. Trong JUnit, fixture thường được thiết lập bằng @Before (chạy trước mỗi test) hoặc @BeforeClass (chạy một lần trước toàn bộ lớp test), và dọn dẹp bằng @After / @AfterClass. Mục đích là đảm bảo mỗi test chạy trong trạng thái nhất quán, độc lập, tránh ảnh hưởng lẫn nhau.</w:t>
-      </w:r>
-    </w:p>
-    <w:p>
-      <w:pPr>
-        <w:pStyle w:val="ListBullet"/>
-        <w:numPr>
-          <w:ilvl w:val="0"/>
-          <w:numId w:val="12"/>
-        </w:numPr>
-        <w:rPr>
-          <w:rFonts w:cs="Times New Roman"/>
-        </w:rPr>
-      </w:pPr>
-      <w:r>
-        <w:rPr>
-          <w:rFonts w:cs="Times New Roman"/>
-        </w:rPr>
-        <w:t>@Before tạo mới đối tượng MathFunc trước mỗi test.</w:t>
-      </w:r>
-    </w:p>
-    <w:p>
-      <w:pPr>
-        <w:pStyle w:val="ListBullet"/>
-        <w:numPr>
-          <w:ilvl w:val="0"/>
-          <w:numId w:val="12"/>
-        </w:numPr>
-        <w:rPr>
-          <w:rFonts w:cs="Times New Roman"/>
-        </w:rPr>
-      </w:pPr>
-      <w:r>
-        <w:rPr>
-          <w:rFonts w:cs="Times New Roman"/>
-        </w:rPr>
-        <w:t>@After giải phóng tham chiếu sau mỗi test.</w:t>
-      </w:r>
-    </w:p>
-    <w:p>
-      <w:pPr>
-        <w:pStyle w:val="Heading1"/>
-        <w:rPr>
-          <w:rFonts w:ascii="Times New Roman" w:hAnsi="Times New Roman" w:cs="Times New Roman"/>
-          <w:color w:val="auto"/>
-        </w:rPr>
-      </w:pPr>
-      <w:r>
-        <w:rPr>
-          <w:rFonts w:ascii="Times New Roman" w:hAnsi="Times New Roman" w:cs="Times New Roman"/>
-          <w:color w:val="auto"/>
-        </w:rPr>
-        <w:t>3. Kế hoạch kiểm thử (Test Plan)</w:t>
-      </w:r>
-    </w:p>
-    <w:p>
-      <w:pPr>
-        <w:rPr>
-          <w:rFonts w:cs="Times New Roman"/>
-          <w:b/>
-          <w:bCs/>
-        </w:rPr>
-      </w:pPr>
-      <w:r>
-        <w:rPr>
-          <w:rFonts w:cs="Times New Roman"/>
-          <w:b/>
-          <w:bCs/>
-        </w:rPr>
-        <w:t>3.1. Phạm vi (Scope)</w:t>
-      </w:r>
-    </w:p>
-    <w:p>
-      <w:pPr>
-        <w:rPr>
-          <w:rFonts w:cs="Times New Roman"/>
-        </w:rPr>
-      </w:pPr>
-      <w:r>
-        <w:rPr>
-          <w:rFonts w:cs="Times New Roman"/>
-        </w:rPr>
-        <w:t>Kiểm thử đơn vị (Unit Test) cho lớp MathFunc gồm 2 hàm: factorial(n) và plus(a,b).</w:t>
-      </w:r>
-    </w:p>
-    <w:p>
-      <w:pPr>
-        <w:rPr>
-          <w:rFonts w:cs="Times New Roman"/>
-          <w:b/>
-          <w:bCs/>
-        </w:rPr>
-      </w:pPr>
-      <w:r>
-        <w:rPr>
-          <w:rFonts w:cs="Times New Roman"/>
-          <w:b/>
-          <w:bCs/>
-        </w:rPr>
-        <w:t>3.2. Mục tiêu kiểm thử</w:t>
-      </w:r>
-    </w:p>
-    <w:p>
-      <w:pPr>
-        <w:pStyle w:val="ListBullet"/>
-        <w:numPr>
-          <w:ilvl w:val="0"/>
-          <w:numId w:val="13"/>
-        </w:numPr>
-        <w:rPr>
-          <w:rFonts w:cs="Times New Roman"/>
-        </w:rPr>
-      </w:pPr>
-      <w:r>
-        <w:rPr>
-          <w:rFonts w:cs="Times New Roman"/>
-        </w:rPr>
-        <w:t>Xác nhận factorial(n) trả về đúng kết quả với đầu vào hợp lệ (biên và bình thường).</w:t>
-      </w:r>
-    </w:p>
-    <w:p>
-      <w:pPr>
-        <w:pStyle w:val="ListBullet"/>
-        <w:numPr>
-          <w:ilvl w:val="0"/>
-          <w:numId w:val="13"/>
-        </w:numPr>
-        <w:rPr>
-          <w:rFonts w:cs="Times New Roman"/>
-        </w:rPr>
-      </w:pPr>
-      <w:r>
-        <w:rPr>
-          <w:rFonts w:cs="Times New Roman"/>
-        </w:rPr>
-        <w:t>Xác nhận factorial(n) xử lý đúng đầu vào không hợp lệ (n &lt; 0) bằng ngoại lệ.</w:t>
-      </w:r>
-    </w:p>
-    <w:p>
-      <w:pPr>
-        <w:pStyle w:val="ListBullet"/>
-        <w:numPr>
-          <w:ilvl w:val="0"/>
-          <w:numId w:val="13"/>
-        </w:numPr>
-        <w:rPr>
-          <w:rFonts w:cs="Times New Roman"/>
-        </w:rPr>
-      </w:pPr>
-      <w:r>
-        <w:rPr>
-          <w:rFonts w:cs="Times New Roman"/>
-        </w:rPr>
-        <w:t>Xác nhận plus(a,b) trả về đúng tổng 2 số nguyên (được minh hoạ qua test bị @Ignore).</w:t>
-      </w:r>
-    </w:p>
-    <w:p>
-      <w:pPr>
-        <w:pStyle w:val="ListBullet"/>
-        <w:numPr>
-          <w:ilvl w:val="0"/>
-          <w:numId w:val="13"/>
-        </w:numPr>
-        <w:rPr>
-          <w:rFonts w:cs="Times New Roman"/>
-        </w:rPr>
-      </w:pPr>
-      <w:r>
-        <w:rPr>
-          <w:rFonts w:cs="Times New Roman"/>
-        </w:rPr>
-        <w:t>Xác nhận cơ chế test fixture hoạt động và test độc lập.</w:t>
-      </w:r>
-    </w:p>
-    <w:p>
-      <w:pPr>
-        <w:pStyle w:val="ListBullet"/>
-        <w:numPr>
-          <w:ilvl w:val="0"/>
-          <w:numId w:val="13"/>
-        </w:numPr>
-        <w:rPr>
-          <w:rFonts w:cs="Times New Roman"/>
-        </w:rPr>
-      </w:pPr>
-      <w:r>
-        <w:rPr>
-          <w:rFonts w:cs="Times New Roman"/>
-        </w:rPr>
-        <w:t>Minh hoạ test suite (tập test) và cách thực thi.</w:t>
-      </w:r>
-    </w:p>
-    <w:p>
-      <w:pPr>
-        <w:rPr>
-          <w:rFonts w:cs="Times New Roman"/>
-          <w:b/>
-          <w:bCs/>
-        </w:rPr>
-      </w:pPr>
-      <w:r>
-        <w:rPr>
-          <w:rFonts w:cs="Times New Roman"/>
-          <w:b/>
-          <w:bCs/>
-        </w:rPr>
         <w:lastRenderedPageBreak/>
-        <w:t>3.3. Đối tượng kiểm thử (Test Items)</w:t>
-      </w:r>
-    </w:p>
-    <w:p>
-      <w:pPr>
-        <w:pStyle w:val="ListBullet"/>
-        <w:numPr>
-          <w:ilvl w:val="0"/>
-          <w:numId w:val="14"/>
-        </w:numPr>
-        <w:rPr>
-          <w:rFonts w:cs="Times New Roman"/>
-        </w:rPr>
-      </w:pPr>
-      <w:r>
-        <w:rPr>
-          <w:rFonts w:cs="Times New Roman"/>
-        </w:rPr>
-        <w:t>Class: MathFunc</w:t>
-      </w:r>
-    </w:p>
-    <w:p>
-      <w:pPr>
-        <w:pStyle w:val="ListBullet"/>
-        <w:numPr>
-          <w:ilvl w:val="0"/>
-          <w:numId w:val="14"/>
-        </w:numPr>
-        <w:rPr>
-          <w:rFonts w:cs="Times New Roman"/>
-        </w:rPr>
-      </w:pPr>
-      <w:r>
-        <w:rPr>
-          <w:rFonts w:cs="Times New Roman"/>
-        </w:rPr>
-        <w:t>Methods: factorial(int n), plus(int a, int b), getCalls()</w:t>
-      </w:r>
-    </w:p>
-    <w:p>
-      <w:pPr>
-        <w:rPr>
-          <w:rFonts w:cs="Times New Roman"/>
-          <w:b/>
-          <w:bCs/>
-        </w:rPr>
-      </w:pPr>
-      <w:r>
-        <w:rPr>
-          <w:rFonts w:cs="Times New Roman"/>
-          <w:b/>
-          <w:bCs/>
-        </w:rPr>
-        <w:t>3.4. Môi trường &amp; công cụ</w:t>
-      </w:r>
-    </w:p>
-    <w:p>
-      <w:pPr>
-        <w:pStyle w:val="ListBullet"/>
-        <w:numPr>
-          <w:ilvl w:val="0"/>
-          <w:numId w:val="15"/>
-        </w:numPr>
-        <w:rPr>
-          <w:rFonts w:cs="Times New Roman"/>
-        </w:rPr>
-      </w:pPr>
-      <w:r>
-        <w:rPr>
-          <w:rFonts w:cs="Times New Roman"/>
-        </w:rPr>
-        <w:t>Windows + PowerShell</w:t>
-      </w:r>
-    </w:p>
-    <w:p>
-      <w:pPr>
-        <w:pStyle w:val="ListBullet"/>
-        <w:numPr>
-          <w:ilvl w:val="0"/>
-          <w:numId w:val="15"/>
-        </w:numPr>
-        <w:rPr>
-          <w:rFonts w:cs="Times New Roman"/>
-        </w:rPr>
-      </w:pPr>
-      <w:r>
-        <w:rPr>
-          <w:rFonts w:cs="Times New Roman"/>
-        </w:rPr>
-        <w:t>Java 17.0.12</w:t>
-      </w:r>
-    </w:p>
-    <w:p>
-      <w:pPr>
-        <w:pStyle w:val="ListBullet"/>
-        <w:numPr>
-          <w:ilvl w:val="0"/>
-          <w:numId w:val="15"/>
-        </w:numPr>
-        <w:rPr>
-          <w:rFonts w:cs="Times New Roman"/>
-        </w:rPr>
-      </w:pPr>
-      <w:r>
-        <w:rPr>
-          <w:rFonts w:cs="Times New Roman"/>
-        </w:rPr>
-        <w:t>JUnit 4.13.2, Hamcrest 1.3</w:t>
-      </w:r>
-    </w:p>
-    <w:p>
-      <w:pPr>
-        <w:pStyle w:val="ListBullet"/>
-        <w:numPr>
-          <w:ilvl w:val="0"/>
-          <w:numId w:val="15"/>
-        </w:numPr>
-        <w:rPr>
-          <w:rFonts w:cs="Times New Roman"/>
-          <w:lang w:val="fr-FR"/>
-        </w:rPr>
-      </w:pPr>
-      <w:r>
-        <w:rPr>
-          <w:rFonts w:cs="Times New Roman"/>
-          <w:lang w:val="fr-FR"/>
-        </w:rPr>
-        <w:t>VS Code (Java Extension Pack) (tuỳ chọn)</w:t>
-      </w:r>
-    </w:p>
-    <w:p>
-      <w:pPr>
-        <w:rPr>
-          <w:rFonts w:cs="Times New Roman"/>
-          <w:b/>
-          <w:bCs/>
-        </w:rPr>
-      </w:pPr>
-      <w:r>
-        <w:rPr>
-          <w:rFonts w:cs="Times New Roman"/>
-          <w:b/>
-          <w:bCs/>
-        </w:rPr>
-        <w:t>3.5. Tiêu chí vào/ra (Entry/Exit Criteria)</w:t>
-      </w:r>
-    </w:p>
-    <w:p>
-      <w:pPr>
-        <w:pStyle w:val="ListBullet"/>
-        <w:numPr>
-          <w:ilvl w:val="0"/>
-          <w:numId w:val="16"/>
-        </w:numPr>
-        <w:rPr>
-          <w:rFonts w:cs="Times New Roman"/>
-        </w:rPr>
-      </w:pPr>
-      <w:r>
-        <w:rPr>
-          <w:rFonts w:cs="Times New Roman"/>
-        </w:rPr>
-        <w:t>Entry: code biên dịch được, thư viện JUnit có sẵn trong lib.</w:t>
-      </w:r>
-    </w:p>
-    <w:p>
-      <w:pPr>
-        <w:pStyle w:val="ListBullet"/>
-        <w:numPr>
-          <w:ilvl w:val="0"/>
-          <w:numId w:val="16"/>
-        </w:numPr>
-        <w:rPr>
-          <w:rFonts w:cs="Times New Roman"/>
-        </w:rPr>
-      </w:pPr>
-      <w:r>
-        <w:rPr>
-          <w:rFonts w:cs="Times New Roman"/>
-        </w:rPr>
-        <w:t>Exit: các test case đạt Pass, không có lỗi biên dịch; có log kết quả chạy test và minh chứng.</w:t>
-      </w:r>
-    </w:p>
-    <w:p>
-      <w:pPr>
-        <w:rPr>
-          <w:rFonts w:cs="Times New Roman"/>
-        </w:rPr>
-      </w:pPr>
-      <w:r>
-        <w:rPr>
-          <w:rFonts w:cs="Times New Roman"/>
-        </w:rPr>
-        <w:t>3.6. Rủi ro &amp; hướng xử lý</w:t>
-      </w:r>
-    </w:p>
-    <w:p>
-      <w:pPr>
-        <w:pStyle w:val="ListBullet"/>
-        <w:rPr>
-          <w:rFonts w:cs="Times New Roman"/>
-        </w:rPr>
-      </w:pPr>
-      <w:r>
-        <w:rPr>
-          <w:rFonts w:cs="Times New Roman"/>
-        </w:rPr>
-        <w:t>Thiếu JUnit trong classpath → bổ sung lib/*.jar và cấu hình VS Code / lệnh javac -cp.</w:t>
-      </w:r>
-    </w:p>
-    <w:p>
-      <w:pPr>
-        <w:pStyle w:val="ListBullet"/>
-        <w:rPr>
-          <w:rFonts w:cs="Times New Roman"/>
-        </w:rPr>
-      </w:pPr>
-      <w:r>
-        <w:rPr>
-          <w:rFonts w:cs="Times New Roman"/>
-        </w:rPr>
-        <w:t>Lỗi BOM UTF-8 làm javac báo ký tự lạ → xóa BOM.</w:t>
-      </w:r>
-    </w:p>
-    <w:p>
-      <w:pPr>
-        <w:pStyle w:val="ListBullet"/>
-        <w:rPr>
-          <w:rFonts w:cs="Times New Roman"/>
-        </w:rPr>
-      </w:pPr>
-      <w:r>
-        <w:rPr>
-          <w:rFonts w:cs="Times New Roman"/>
-        </w:rPr>
-        <w:t>Trùng file .java ngoài src gây duplicate class → dọn file dư.</w:t>
-      </w:r>
-    </w:p>
-    <w:p>
-      <w:pPr>
-        <w:pStyle w:val="Heading1"/>
-        <w:rPr>
-          <w:rFonts w:ascii="Times New Roman" w:hAnsi="Times New Roman" w:cs="Times New Roman"/>
-          <w:color w:val="auto"/>
-        </w:rPr>
-      </w:pPr>
-      <w:r>
-        <w:rPr>
-          <w:rFonts w:ascii="Times New Roman" w:hAnsi="Times New Roman" w:cs="Times New Roman"/>
-          <w:color w:val="auto"/>
-        </w:rPr>
-        <w:t>4. Thiết kế kiểm thử (Test Design)</w:t>
-      </w:r>
-    </w:p>
-    <w:p>
-      <w:pPr>
-        <w:rPr>
-          <w:rFonts w:cs="Times New Roman"/>
-        </w:rPr>
-      </w:pPr>
-      <w:r>
-        <w:rPr>
-          <w:rFonts w:cs="Times New Roman"/>
-        </w:rPr>
-        <w:t>4.1. Ánh xạ yêu cầu ↔ test case</w:t>
-      </w:r>
-    </w:p>
-    <w:tbl>
-      <w:tblPr>
-        <w:tblStyle w:val="TableGrid"/>
-        <w:tblW w:w="0" w:type="auto"/>
-        <w:jc w:val="center"/>
-        <w:tblLook w:val="04A0" w:firstRow="1" w:lastRow="0" w:firstColumn="1" w:lastColumn="0" w:noHBand="0" w:noVBand="1"/>
-      </w:tblPr>
-      <w:tblGrid>
-        <w:gridCol w:w="2880"/>
-        <w:gridCol w:w="2880"/>
-        <w:gridCol w:w="2880"/>
-      </w:tblGrid>
-      <w:tr>
-        <w:trPr>
-          <w:jc w:val="center"/>
-        </w:trPr>
-        <w:tc>
-          <w:tcPr>
-            <w:tcW w:w="2880" w:type="dxa"/>
-          </w:tcPr>
-          <w:p>
-            <w:pPr>
-              <w:rPr>
-                <w:rFonts w:cs="Times New Roman"/>
-              </w:rPr>
-            </w:pPr>
-            <w:r>
-              <w:rPr>
-                <w:rFonts w:cs="Times New Roman"/>
-              </w:rPr>
-              <w:t>Requirement ID</w:t>
-            </w:r>
-          </w:p>
-        </w:tc>
-        <w:tc>
-          <w:tcPr>
-            <w:tcW w:w="2880" w:type="dxa"/>
-          </w:tcPr>
-          <w:p>
-            <w:pPr>
-              <w:rPr>
-                <w:rFonts w:cs="Times New Roman"/>
-              </w:rPr>
-            </w:pPr>
-            <w:r>
-              <w:rPr>
-                <w:rFonts w:cs="Times New Roman"/>
-              </w:rPr>
-              <w:t>Mô tả yêu cầu</w:t>
-            </w:r>
-          </w:p>
-        </w:tc>
-        <w:tc>
-          <w:tcPr>
-            <w:tcW w:w="2880" w:type="dxa"/>
-          </w:tcPr>
-          <w:p>
-            <w:pPr>
-              <w:rPr>
-                <w:rFonts w:cs="Times New Roman"/>
-              </w:rPr>
-            </w:pPr>
-            <w:r>
-              <w:rPr>
-                <w:rFonts w:cs="Times New Roman"/>
-              </w:rPr>
-              <w:t>Test Case ID</w:t>
-            </w:r>
-          </w:p>
-        </w:tc>
-      </w:tr>
-      <w:tr>
-        <w:trPr>
-          <w:jc w:val="center"/>
-        </w:trPr>
-        <w:tc>
-          <w:tcPr>
-            <w:tcW w:w="2880" w:type="dxa"/>
-          </w:tcPr>
-          <w:p>
-            <w:pPr>
-              <w:rPr>
-                <w:rFonts w:cs="Times New Roman"/>
-              </w:rPr>
-            </w:pPr>
-            <w:r>
-              <w:rPr>
-                <w:rFonts w:cs="Times New Roman"/>
-              </w:rPr>
-              <w:t>R1</w:t>
-            </w:r>
-          </w:p>
-        </w:tc>
-        <w:tc>
-          <w:tcPr>
-            <w:tcW w:w="2880" w:type="dxa"/>
-          </w:tcPr>
-          <w:p>
-            <w:pPr>
-              <w:rPr>
-                <w:rFonts w:cs="Times New Roman"/>
-              </w:rPr>
-            </w:pPr>
-            <w:r>
-              <w:rPr>
-                <w:rFonts w:cs="Times New Roman"/>
-              </w:rPr>
-              <w:t>factorial(n) đúng với n=0,1,5</w:t>
-            </w:r>
-          </w:p>
-        </w:tc>
-        <w:tc>
-          <w:tcPr>
-            <w:tcW w:w="2880" w:type="dxa"/>
-          </w:tcPr>
-          <w:p>
-            <w:pPr>
-              <w:rPr>
-                <w:rFonts w:cs="Times New Roman"/>
-              </w:rPr>
-            </w:pPr>
-            <w:r>
-              <w:rPr>
-                <w:rFonts w:cs="Times New Roman"/>
-              </w:rPr>
-              <w:t>MF_FAC_001</w:t>
-            </w:r>
-          </w:p>
-        </w:tc>
-      </w:tr>
-      <w:tr>
-        <w:trPr>
-          <w:jc w:val="center"/>
-        </w:trPr>
-        <w:tc>
-          <w:tcPr>
-            <w:tcW w:w="2880" w:type="dxa"/>
-          </w:tcPr>
-          <w:p>
-            <w:pPr>
-              <w:rPr>
-                <w:rFonts w:cs="Times New Roman"/>
-              </w:rPr>
-            </w:pPr>
-            <w:r>
-              <w:rPr>
-                <w:rFonts w:cs="Times New Roman"/>
-              </w:rPr>
-              <w:t>R2</w:t>
-            </w:r>
-          </w:p>
-        </w:tc>
-        <w:tc>
-          <w:tcPr>
-            <w:tcW w:w="2880" w:type="dxa"/>
-          </w:tcPr>
-          <w:p>
-            <w:pPr>
-              <w:rPr>
-                <w:rFonts w:cs="Times New Roman"/>
-              </w:rPr>
-            </w:pPr>
-            <w:r>
-              <w:rPr>
-                <w:rFonts w:cs="Times New Roman"/>
-              </w:rPr>
-              <w:t>factorial(n) n&lt;0 ném IllegalArgumentException</w:t>
-            </w:r>
-          </w:p>
-        </w:tc>
-        <w:tc>
-          <w:tcPr>
-            <w:tcW w:w="2880" w:type="dxa"/>
-          </w:tcPr>
-          <w:p>
-            <w:pPr>
-              <w:rPr>
-                <w:rFonts w:cs="Times New Roman"/>
-              </w:rPr>
-            </w:pPr>
-            <w:r>
-              <w:rPr>
-                <w:rFonts w:cs="Times New Roman"/>
-              </w:rPr>
-              <w:t>MF_FAC_002</w:t>
-            </w:r>
-          </w:p>
-        </w:tc>
-      </w:tr>
-      <w:tr>
-        <w:trPr>
-          <w:jc w:val="center"/>
-        </w:trPr>
-        <w:tc>
-          <w:tcPr>
-            <w:tcW w:w="2880" w:type="dxa"/>
-          </w:tcPr>
-          <w:p>
-            <w:pPr>
-              <w:rPr>
-                <w:rFonts w:cs="Times New Roman"/>
-              </w:rPr>
-            </w:pPr>
-            <w:r>
-              <w:rPr>
-                <w:rFonts w:cs="Times New Roman"/>
-              </w:rPr>
-              <w:t>R3</w:t>
-            </w:r>
-          </w:p>
-        </w:tc>
-        <w:tc>
-          <w:tcPr>
-            <w:tcW w:w="2880" w:type="dxa"/>
-          </w:tcPr>
-          <w:p>
-            <w:pPr>
-              <w:rPr>
-                <w:rFonts w:cs="Times New Roman"/>
-              </w:rPr>
-            </w:pPr>
-            <w:r>
-              <w:rPr>
-                <w:rFonts w:cs="Times New Roman"/>
-              </w:rPr>
-              <w:t>Test fixture: tạo mới MathFunc trước mỗi test</w:t>
-            </w:r>
-          </w:p>
-        </w:tc>
-        <w:tc>
-          <w:tcPr>
-            <w:tcW w:w="2880" w:type="dxa"/>
-          </w:tcPr>
-          <w:p>
-            <w:pPr>
-              <w:rPr>
-                <w:rFonts w:cs="Times New Roman"/>
-              </w:rPr>
-            </w:pPr>
-            <w:r>
-              <w:rPr>
-                <w:rFonts w:cs="Times New Roman"/>
-              </w:rPr>
-              <w:t>MF_CALL_001 (gián tiếp)</w:t>
-            </w:r>
-          </w:p>
-        </w:tc>
-      </w:tr>
-      <w:tr>
-        <w:trPr>
-          <w:jc w:val="center"/>
-        </w:trPr>
-        <w:tc>
-          <w:tcPr>
-            <w:tcW w:w="2880" w:type="dxa"/>
-          </w:tcPr>
-          <w:p>
-            <w:pPr>
-              <w:rPr>
-                <w:rFonts w:cs="Times New Roman"/>
-              </w:rPr>
-            </w:pPr>
-            <w:r>
-              <w:rPr>
-                <w:rFonts w:cs="Times New Roman"/>
-              </w:rPr>
-              <w:t>R4</w:t>
-            </w:r>
-          </w:p>
-        </w:tc>
-        <w:tc>
-          <w:tcPr>
-            <w:tcW w:w="2880" w:type="dxa"/>
-          </w:tcPr>
-          <w:p>
-            <w:pPr>
-              <w:rPr>
-                <w:rFonts w:cs="Times New Roman"/>
-              </w:rPr>
-            </w:pPr>
-            <w:r>
-              <w:rPr>
-                <w:rFonts w:cs="Times New Roman"/>
-              </w:rPr>
-              <w:t>Test bị @Ignore được bỏ qua</w:t>
-            </w:r>
-          </w:p>
-        </w:tc>
-        <w:tc>
-          <w:tcPr>
-            <w:tcW w:w="2880" w:type="dxa"/>
-          </w:tcPr>
-          <w:p>
-            <w:pPr>
-              <w:rPr>
-                <w:rFonts w:cs="Times New Roman"/>
-              </w:rPr>
-            </w:pPr>
-            <w:r>
-              <w:rPr>
-                <w:rFonts w:cs="Times New Roman"/>
-              </w:rPr>
-              <w:t>MF_IGN_001</w:t>
-            </w:r>
-          </w:p>
-        </w:tc>
-      </w:tr>
-      <w:tr>
-        <w:trPr>
-          <w:jc w:val="center"/>
-        </w:trPr>
-        <w:tc>
-          <w:tcPr>
-            <w:tcW w:w="2880" w:type="dxa"/>
-          </w:tcPr>
-          <w:p>
-            <w:pPr>
-              <w:rPr>
-                <w:rFonts w:cs="Times New Roman"/>
-              </w:rPr>
-            </w:pPr>
-            <w:r>
-              <w:rPr>
-                <w:rFonts w:cs="Times New Roman"/>
-              </w:rPr>
-              <w:t>R5</w:t>
-            </w:r>
-          </w:p>
-        </w:tc>
-        <w:tc>
-          <w:tcPr>
-            <w:tcW w:w="2880" w:type="dxa"/>
-          </w:tcPr>
-          <w:p>
-            <w:pPr>
-              <w:rPr>
-                <w:rFonts w:cs="Times New Roman"/>
-              </w:rPr>
-            </w:pPr>
-            <w:r>
-              <w:rPr>
-                <w:rFonts w:cs="Times New Roman"/>
-              </w:rPr>
-              <w:t>Minh hoạ Test Suite</w:t>
-            </w:r>
-          </w:p>
-        </w:tc>
-        <w:tc>
-          <w:tcPr>
-            <w:tcW w:w="2880" w:type="dxa"/>
-          </w:tcPr>
-          <w:p>
-            <w:pPr>
-              <w:rPr>
-                <w:rFonts w:cs="Times New Roman"/>
-              </w:rPr>
-            </w:pPr>
-            <w:r>
-              <w:rPr>
-                <w:rFonts w:cs="Times New Roman"/>
-              </w:rPr>
-              <w:t>MF_SUIT_001</w:t>
-            </w:r>
-          </w:p>
-        </w:tc>
-      </w:tr>
-    </w:tbl>
-    <w:p>
-      <w:pPr>
-        <w:rPr>
-          <w:rFonts w:cs="Times New Roman"/>
-        </w:rPr>
-      </w:pPr>
-    </w:p>
-    <w:p>
-      <w:pPr>
-        <w:rPr>
-          <w:rFonts w:cs="Times New Roman"/>
-        </w:rPr>
-      </w:pPr>
-      <w:r>
-        <w:rPr>
-          <w:rFonts w:cs="Times New Roman"/>
-        </w:rPr>
-        <w:t>4.2. Danh sách test case (tóm tắt)</w:t>
-      </w:r>
-    </w:p>
-    <w:tbl>
-      <w:tblPr>
-        <w:tblStyle w:val="TableGrid"/>
-        <w:tblW w:w="0" w:type="auto"/>
-        <w:jc w:val="center"/>
-        <w:tblLook w:val="04A0" w:firstRow="1" w:lastRow="0" w:firstColumn="1" w:lastColumn="0" w:noHBand="0" w:noVBand="1"/>
-      </w:tblPr>
-      <w:tblGrid>
-        <w:gridCol w:w="2880"/>
-        <w:gridCol w:w="2880"/>
-        <w:gridCol w:w="2880"/>
-      </w:tblGrid>
-      <w:tr>
-        <w:trPr>
-          <w:jc w:val="center"/>
-        </w:trPr>
-        <w:tc>
-          <w:tcPr>
-            <w:tcW w:w="2880" w:type="dxa"/>
-          </w:tcPr>
-          <w:p>
-            <w:pPr>
-              <w:rPr>
-                <w:rFonts w:cs="Times New Roman"/>
-              </w:rPr>
-            </w:pPr>
-            <w:r>
-              <w:rPr>
-                <w:rFonts w:cs="Times New Roman"/>
-              </w:rPr>
-              <w:t>Test Case ID</w:t>
-            </w:r>
-          </w:p>
-        </w:tc>
-        <w:tc>
-          <w:tcPr>
-            <w:tcW w:w="2880" w:type="dxa"/>
-          </w:tcPr>
-          <w:p>
-            <w:pPr>
-              <w:rPr>
-                <w:rFonts w:cs="Times New Roman"/>
-              </w:rPr>
-            </w:pPr>
-            <w:r>
-              <w:rPr>
-                <w:rFonts w:cs="Times New Roman"/>
-              </w:rPr>
-              <w:t>Mục tiêu</w:t>
-            </w:r>
-          </w:p>
-        </w:tc>
-        <w:tc>
-          <w:tcPr>
-            <w:tcW w:w="2880" w:type="dxa"/>
-          </w:tcPr>
-          <w:p>
-            <w:pPr>
-              <w:rPr>
-                <w:rFonts w:cs="Times New Roman"/>
-              </w:rPr>
-            </w:pPr>
-            <w:r>
-              <w:rPr>
-                <w:rFonts w:cs="Times New Roman"/>
-              </w:rPr>
-              <w:t>Kết quả mong đợi</w:t>
-            </w:r>
-          </w:p>
-        </w:tc>
-      </w:tr>
-      <w:tr>
-        <w:trPr>
-          <w:jc w:val="center"/>
-        </w:trPr>
-        <w:tc>
-          <w:tcPr>
-            <w:tcW w:w="2880" w:type="dxa"/>
-          </w:tcPr>
-          <w:p>
-            <w:pPr>
-              <w:rPr>
-                <w:rFonts w:cs="Times New Roman"/>
-              </w:rPr>
-            </w:pPr>
-            <w:r>
-              <w:rPr>
-                <w:rFonts w:cs="Times New Roman"/>
-              </w:rPr>
-              <w:t>MF_FAC_001</w:t>
-            </w:r>
-          </w:p>
-        </w:tc>
-        <w:tc>
-          <w:tcPr>
-            <w:tcW w:w="2880" w:type="dxa"/>
-          </w:tcPr>
-          <w:p>
-            <w:pPr>
-              <w:rPr>
-                <w:rFonts w:cs="Times New Roman"/>
-              </w:rPr>
-            </w:pPr>
-            <w:r>
-              <w:rPr>
-                <w:rFonts w:cs="Times New Roman"/>
-              </w:rPr>
-              <w:t>factorial với input hợp lệ (0,1,5)</w:t>
-            </w:r>
-          </w:p>
-        </w:tc>
-        <w:tc>
-          <w:tcPr>
-            <w:tcW w:w="2880" w:type="dxa"/>
-          </w:tcPr>
-          <w:p>
-            <w:pPr>
-              <w:rPr>
-                <w:rFonts w:cs="Times New Roman"/>
-              </w:rPr>
-            </w:pPr>
-            <w:r>
-              <w:rPr>
-                <w:rFonts w:cs="Times New Roman"/>
-              </w:rPr>
-              <w:t>Trả về 1,1,120</w:t>
-            </w:r>
-          </w:p>
-        </w:tc>
-      </w:tr>
-      <w:tr>
-        <w:trPr>
-          <w:jc w:val="center"/>
-        </w:trPr>
-        <w:tc>
-          <w:tcPr>
-            <w:tcW w:w="2880" w:type="dxa"/>
-          </w:tcPr>
-          <w:p>
-            <w:pPr>
-              <w:rPr>
-                <w:rFonts w:cs="Times New Roman"/>
-              </w:rPr>
-            </w:pPr>
-            <w:r>
-              <w:rPr>
-                <w:rFonts w:cs="Times New Roman"/>
-              </w:rPr>
-              <w:t>MF_FAC_002</w:t>
-            </w:r>
-          </w:p>
-        </w:tc>
-        <w:tc>
-          <w:tcPr>
-            <w:tcW w:w="2880" w:type="dxa"/>
-          </w:tcPr>
-          <w:p>
-            <w:pPr>
-              <w:rPr>
-                <w:rFonts w:cs="Times New Roman"/>
-              </w:rPr>
-            </w:pPr>
-            <w:r>
-              <w:rPr>
-                <w:rFonts w:cs="Times New Roman"/>
-              </w:rPr>
-              <w:t xml:space="preserve">factorial với input không </w:t>
-            </w:r>
-            <w:r>
-              <w:rPr>
-                <w:rFonts w:cs="Times New Roman"/>
-              </w:rPr>
-              <w:lastRenderedPageBreak/>
-              <w:t>hợp lệ (-1)</w:t>
-            </w:r>
-          </w:p>
-        </w:tc>
-        <w:tc>
-          <w:tcPr>
-            <w:tcW w:w="2880" w:type="dxa"/>
-          </w:tcPr>
-          <w:p>
-            <w:pPr>
-              <w:rPr>
-                <w:rFonts w:cs="Times New Roman"/>
-              </w:rPr>
-            </w:pPr>
-            <w:r>
-              <w:rPr>
-                <w:rFonts w:cs="Times New Roman"/>
-              </w:rPr>
-              <w:lastRenderedPageBreak/>
-              <w:t xml:space="preserve">Ném </w:t>
-            </w:r>
-            <w:r>
-              <w:rPr>
-                <w:rFonts w:cs="Times New Roman"/>
-              </w:rPr>
-              <w:lastRenderedPageBreak/>
-              <w:t>IllegalArgumentException</w:t>
-            </w:r>
-          </w:p>
-        </w:tc>
-      </w:tr>
-      <w:tr>
-        <w:trPr>
-          <w:jc w:val="center"/>
-        </w:trPr>
-        <w:tc>
-          <w:tcPr>
-            <w:tcW w:w="2880" w:type="dxa"/>
-          </w:tcPr>
-          <w:p>
-            <w:pPr>
-              <w:rPr>
-                <w:rFonts w:cs="Times New Roman"/>
-              </w:rPr>
-            </w:pPr>
-            <w:r>
-              <w:rPr>
-                <w:rFonts w:cs="Times New Roman"/>
-              </w:rPr>
-              <w:lastRenderedPageBreak/>
-              <w:t>MF_CALL_001</w:t>
-            </w:r>
-          </w:p>
-        </w:tc>
-        <w:tc>
-          <w:tcPr>
-            <w:tcW w:w="2880" w:type="dxa"/>
-          </w:tcPr>
-          <w:p>
-            <w:pPr>
-              <w:rPr>
-                <w:rFonts w:cs="Times New Roman"/>
-              </w:rPr>
-            </w:pPr>
-            <w:r>
-              <w:rPr>
-                <w:rFonts w:cs="Times New Roman"/>
-              </w:rPr>
-              <w:t>getCalls tăng đúng sau khi gọi factorial</w:t>
-            </w:r>
-          </w:p>
-        </w:tc>
-        <w:tc>
-          <w:tcPr>
-            <w:tcW w:w="2880" w:type="dxa"/>
-          </w:tcPr>
-          <w:p>
-            <w:pPr>
-              <w:rPr>
-                <w:rFonts w:cs="Times New Roman"/>
-              </w:rPr>
-            </w:pPr>
-            <w:r>
-              <w:rPr>
-                <w:rFonts w:cs="Times New Roman"/>
-              </w:rPr>
-              <w:t>0→1→2</w:t>
-            </w:r>
-          </w:p>
-        </w:tc>
-      </w:tr>
-      <w:tr>
-        <w:trPr>
-          <w:jc w:val="center"/>
-        </w:trPr>
-        <w:tc>
-          <w:tcPr>
-            <w:tcW w:w="2880" w:type="dxa"/>
-          </w:tcPr>
-          <w:p>
-            <w:pPr>
-              <w:rPr>
-                <w:rFonts w:cs="Times New Roman"/>
-              </w:rPr>
-            </w:pPr>
-            <w:r>
-              <w:rPr>
-                <w:rFonts w:cs="Times New Roman"/>
-              </w:rPr>
-              <w:t>MF_IGN_001</w:t>
-            </w:r>
-          </w:p>
-        </w:tc>
-        <w:tc>
-          <w:tcPr>
-            <w:tcW w:w="2880" w:type="dxa"/>
-          </w:tcPr>
-          <w:p>
-            <w:pPr>
-              <w:rPr>
-                <w:rFonts w:cs="Times New Roman"/>
-              </w:rPr>
-            </w:pPr>
-            <w:r>
-              <w:rPr>
-                <w:rFonts w:cs="Times New Roman"/>
-              </w:rPr>
-              <w:t>todo() bị @Ignore</w:t>
-            </w:r>
-          </w:p>
-        </w:tc>
-        <w:tc>
-          <w:tcPr>
-            <w:tcW w:w="2880" w:type="dxa"/>
-          </w:tcPr>
-          <w:p>
-            <w:pPr>
-              <w:rPr>
-                <w:rFonts w:cs="Times New Roman"/>
-              </w:rPr>
-            </w:pPr>
-            <w:r>
-              <w:rPr>
-                <w:rFonts w:cs="Times New Roman"/>
-              </w:rPr>
-              <w:t>Bỏ qua/Not Executed</w:t>
-            </w:r>
-          </w:p>
-        </w:tc>
-      </w:tr>
-      <w:tr>
-        <w:trPr>
-          <w:jc w:val="center"/>
-        </w:trPr>
-        <w:tc>
-          <w:tcPr>
-            <w:tcW w:w="2880" w:type="dxa"/>
-          </w:tcPr>
-          <w:p>
-            <w:pPr>
-              <w:rPr>
-                <w:rFonts w:cs="Times New Roman"/>
-              </w:rPr>
-            </w:pPr>
-            <w:r>
-              <w:rPr>
-                <w:rFonts w:cs="Times New Roman"/>
-              </w:rPr>
-              <w:t>MF_SUIT_001</w:t>
-            </w:r>
-          </w:p>
-        </w:tc>
-        <w:tc>
-          <w:tcPr>
-            <w:tcW w:w="2880" w:type="dxa"/>
-          </w:tcPr>
-          <w:p>
-            <w:pPr>
-              <w:rPr>
-                <w:rFonts w:cs="Times New Roman"/>
-              </w:rPr>
-            </w:pPr>
-            <w:r>
-              <w:rPr>
-                <w:rFonts w:cs="Times New Roman"/>
-              </w:rPr>
-              <w:t>Chạy test suite</w:t>
-            </w:r>
-          </w:p>
-        </w:tc>
-        <w:tc>
-          <w:tcPr>
-            <w:tcW w:w="2880" w:type="dxa"/>
-          </w:tcPr>
-          <w:p>
-            <w:pPr>
-              <w:rPr>
-                <w:rFonts w:cs="Times New Roman"/>
-              </w:rPr>
-            </w:pPr>
-            <w:r>
-              <w:rPr>
-                <w:rFonts w:cs="Times New Roman"/>
-              </w:rPr>
-              <w:t>Suite chạy và trả kết quả tổng</w:t>
-            </w:r>
-          </w:p>
-        </w:tc>
-      </w:tr>
-    </w:tbl>
-    <w:p>
-      <w:pPr>
-        <w:pStyle w:val="Heading1"/>
-        <w:rPr>
-          <w:rFonts w:ascii="Times New Roman" w:hAnsi="Times New Roman" w:cs="Times New Roman"/>
-          <w:color w:val="auto"/>
-        </w:rPr>
-      </w:pPr>
-      <w:r>
-        <w:rPr>
-          <w:rFonts w:ascii="Times New Roman" w:hAnsi="Times New Roman" w:cs="Times New Roman"/>
-          <w:color w:val="auto"/>
-        </w:rPr>
-        <w:t>5. Cài đặt &amp; mã nguồn</w:t>
-      </w:r>
-    </w:p>
-    <w:p>
-      <w:pPr>
-        <w:rPr>
-          <w:rFonts w:cs="Times New Roman"/>
-        </w:rPr>
-      </w:pPr>
-      <w:r>
-        <w:rPr>
-          <w:rFonts w:cs="Times New Roman"/>
-        </w:rPr>
-        <w:t>5.1. Cấu trúc thư mục</w:t>
-      </w:r>
-    </w:p>
-    <w:p>
-      <w:pPr>
-        <w:rPr>
-          <w:rFonts w:cs="Times New Roman"/>
-        </w:rPr>
-      </w:pPr>
-      <w:r>
-        <w:rPr>
-          <w:rFonts w:eastAsia="Courier New" w:cs="Times New Roman"/>
-          <w:sz w:val="20"/>
-        </w:rPr>
-        <w:t>bai1/</w:t>
-      </w:r>
-      <w:r>
-        <w:rPr>
-          <w:rFonts w:eastAsia="Courier New" w:cs="Times New Roman"/>
-          <w:sz w:val="20"/>
-        </w:rPr>
-        <w:br/>
-        <w:t xml:space="preserve">  lib/ (junit-4.13.2.jar, hamcrest-core-1.3.jar)</w:t>
-      </w:r>
-      <w:r>
-        <w:rPr>
-          <w:rFonts w:eastAsia="Courier New" w:cs="Times New Roman"/>
-          <w:sz w:val="20"/>
-        </w:rPr>
-        <w:br/>
-        <w:t xml:space="preserve">  src/</w:t>
-      </w:r>
-      <w:r>
-        <w:rPr>
-          <w:rFonts w:eastAsia="Courier New" w:cs="Times New Roman"/>
-          <w:sz w:val="20"/>
-        </w:rPr>
-        <w:br/>
-        <w:t xml:space="preserve">    main/java/lab5/ (MathFunc.java, MainRunner.java)</w:t>
-      </w:r>
-      <w:r>
-        <w:rPr>
-          <w:rFonts w:eastAsia="Courier New" w:cs="Times New Roman"/>
-          <w:sz w:val="20"/>
-        </w:rPr>
-        <w:br/>
-        <w:t xml:space="preserve">    test/java/lab5/ (MathFuncTest.java, AllTests.java - test suite)</w:t>
-      </w:r>
-      <w:r>
-        <w:rPr>
-          <w:rFonts w:eastAsia="Courier New" w:cs="Times New Roman"/>
-          <w:sz w:val="20"/>
-        </w:rPr>
-        <w:br/>
-        <w:t xml:space="preserve">  out/ (class sau khi biên dịch)</w:t>
-      </w:r>
-      <w:r>
-        <w:rPr>
-          <w:rFonts w:eastAsia="Courier New" w:cs="Times New Roman"/>
-          <w:sz w:val="20"/>
-        </w:rPr>
-        <w:br/>
-      </w:r>
-    </w:p>
-    <w:p>
-      <w:pPr>
-        <w:rPr>
-          <w:rFonts w:cs="Times New Roman"/>
-        </w:rPr>
-      </w:pPr>
-      <w:r>
-        <w:rPr>
-          <w:rFonts w:cs="Times New Roman"/>
-        </w:rPr>
-        <w:t>5.2. Mã nguồn chính (đã triển khai)</w:t>
-      </w:r>
-    </w:p>
-    <w:p>
-      <w:pPr>
-        <w:rPr>
-          <w:rFonts w:cs="Times New Roman"/>
-        </w:rPr>
-      </w:pPr>
-      <w:r>
-        <w:rPr>
-          <w:rFonts w:eastAsia="Courier New" w:cs="Times New Roman"/>
-          <w:sz w:val="20"/>
-        </w:rPr>
-        <w:t>MathFunc.java</w:t>
-      </w:r>
-      <w:r>
-        <w:rPr>
-          <w:rFonts w:eastAsia="Courier New" w:cs="Times New Roman"/>
-          <w:sz w:val="20"/>
-        </w:rPr>
-        <w:br/>
-        <w:t>----------------------------------------</w:t>
-      </w:r>
-      <w:r>
-        <w:rPr>
-          <w:rFonts w:eastAsia="Courier New" w:cs="Times New Roman"/>
-          <w:sz w:val="20"/>
-        </w:rPr>
-        <w:br/>
-        <w:t>package lab5;</w:t>
-      </w:r>
-      <w:r>
-        <w:rPr>
-          <w:rFonts w:eastAsia="Courier New" w:cs="Times New Roman"/>
-          <w:sz w:val="20"/>
-        </w:rPr>
-        <w:br/>
-      </w:r>
-      <w:r>
-        <w:rPr>
-          <w:rFonts w:eastAsia="Courier New" w:cs="Times New Roman"/>
-          <w:sz w:val="20"/>
-        </w:rPr>
-        <w:br/>
-        <w:t>public class MathFunc {</w:t>
-      </w:r>
-      <w:r>
-        <w:rPr>
-          <w:rFonts w:eastAsia="Courier New" w:cs="Times New Roman"/>
-          <w:sz w:val="20"/>
-        </w:rPr>
-        <w:br/>
-        <w:t xml:space="preserve">    private int calls = 0;</w:t>
-      </w:r>
-      <w:r>
-        <w:rPr>
-          <w:rFonts w:eastAsia="Courier New" w:cs="Times New Roman"/>
-          <w:sz w:val="20"/>
-        </w:rPr>
-        <w:br/>
-      </w:r>
-      <w:r>
-        <w:rPr>
-          <w:rFonts w:eastAsia="Courier New" w:cs="Times New Roman"/>
-          <w:sz w:val="20"/>
-        </w:rPr>
-        <w:br/>
-        <w:t xml:space="preserve">    public int getCalls() { return calls; }</w:t>
-      </w:r>
-      <w:r>
-        <w:rPr>
-          <w:rFonts w:eastAsia="Courier New" w:cs="Times New Roman"/>
-          <w:sz w:val="20"/>
-        </w:rPr>
-        <w:br/>
-      </w:r>
-      <w:r>
-        <w:rPr>
-          <w:rFonts w:eastAsia="Courier New" w:cs="Times New Roman"/>
-          <w:sz w:val="20"/>
-        </w:rPr>
-        <w:br/>
-        <w:t xml:space="preserve">    public long factorial(int n) {</w:t>
-      </w:r>
-      <w:r>
-        <w:rPr>
-          <w:rFonts w:eastAsia="Courier New" w:cs="Times New Roman"/>
-          <w:sz w:val="20"/>
-        </w:rPr>
-        <w:br/>
-        <w:t xml:space="preserve">        calls++;</w:t>
-      </w:r>
-      <w:r>
-        <w:rPr>
-          <w:rFonts w:eastAsia="Courier New" w:cs="Times New Roman"/>
-          <w:sz w:val="20"/>
-        </w:rPr>
-        <w:br/>
-        <w:t xml:space="preserve">        if (n &lt; 0) throw new IllegalArgumentException("n must be &gt;= 0");</w:t>
-      </w:r>
-      <w:r>
-        <w:rPr>
-          <w:rFonts w:eastAsia="Courier New" w:cs="Times New Roman"/>
-          <w:sz w:val="20"/>
-        </w:rPr>
-        <w:br/>
-        <w:t xml:space="preserve">        long result = 1;</w:t>
-      </w:r>
-      <w:r>
-        <w:rPr>
-          <w:rFonts w:eastAsia="Courier New" w:cs="Times New Roman"/>
-          <w:sz w:val="20"/>
-        </w:rPr>
-        <w:br/>
-        <w:t xml:space="preserve">        for (int i = 2; i &lt;= n; i++) result *= i;</w:t>
-      </w:r>
-      <w:r>
-        <w:rPr>
-          <w:rFonts w:eastAsia="Courier New" w:cs="Times New Roman"/>
-          <w:sz w:val="20"/>
-        </w:rPr>
-        <w:br/>
-        <w:t xml:space="preserve">        return result;</w:t>
-      </w:r>
-      <w:r>
-        <w:rPr>
-          <w:rFonts w:eastAsia="Courier New" w:cs="Times New Roman"/>
-          <w:sz w:val="20"/>
-        </w:rPr>
-        <w:br/>
-        <w:t xml:space="preserve">    }</w:t>
-      </w:r>
-      <w:r>
-        <w:rPr>
-          <w:rFonts w:eastAsia="Courier New" w:cs="Times New Roman"/>
-          <w:sz w:val="20"/>
-        </w:rPr>
-        <w:br/>
-      </w:r>
-      <w:r>
-        <w:rPr>
-          <w:rFonts w:eastAsia="Courier New" w:cs="Times New Roman"/>
-          <w:sz w:val="20"/>
-        </w:rPr>
-        <w:br/>
-        <w:t xml:space="preserve">    public int plus(int a, int b) {</w:t>
-      </w:r>
-      <w:r>
-        <w:rPr>
-          <w:rFonts w:eastAsia="Courier New" w:cs="Times New Roman"/>
-          <w:sz w:val="20"/>
-        </w:rPr>
-        <w:br/>
-        <w:t xml:space="preserve">        calls++;</w:t>
-      </w:r>
-      <w:r>
-        <w:rPr>
-          <w:rFonts w:eastAsia="Courier New" w:cs="Times New Roman"/>
-          <w:sz w:val="20"/>
-        </w:rPr>
-        <w:br/>
-        <w:t xml:space="preserve">        return a + b;</w:t>
-      </w:r>
-      <w:r>
-        <w:rPr>
-          <w:rFonts w:eastAsia="Courier New" w:cs="Times New Roman"/>
-          <w:sz w:val="20"/>
-        </w:rPr>
-        <w:br/>
-        <w:t xml:space="preserve">    }</w:t>
-      </w:r>
-      <w:r>
-        <w:rPr>
-          <w:rFonts w:eastAsia="Courier New" w:cs="Times New Roman"/>
-          <w:sz w:val="20"/>
-        </w:rPr>
-        <w:br/>
-        <w:t>}</w:t>
-      </w:r>
-      <w:r>
-        <w:rPr>
-          <w:rFonts w:eastAsia="Courier New" w:cs="Times New Roman"/>
-          <w:sz w:val="20"/>
-        </w:rPr>
-        <w:br/>
-      </w:r>
-    </w:p>
-    <w:p>
-      <w:pPr>
-        <w:rPr>
-          <w:rFonts w:cs="Times New Roman"/>
-        </w:rPr>
-      </w:pPr>
-      <w:r>
-        <w:rPr>
-          <w:rFonts w:eastAsia="Courier New" w:cs="Times New Roman"/>
-          <w:sz w:val="20"/>
-        </w:rPr>
-        <w:t>MathFuncTest.java</w:t>
-      </w:r>
-      <w:r>
-        <w:rPr>
-          <w:rFonts w:eastAsia="Courier New" w:cs="Times New Roman"/>
-          <w:sz w:val="20"/>
-        </w:rPr>
-        <w:br/>
-        <w:t>----------------------------------------</w:t>
-      </w:r>
-      <w:r>
-        <w:rPr>
-          <w:rFonts w:eastAsia="Courier New" w:cs="Times New Roman"/>
-          <w:sz w:val="20"/>
-        </w:rPr>
-        <w:br/>
-        <w:t>package lab5;</w:t>
-      </w:r>
-      <w:r>
-        <w:rPr>
-          <w:rFonts w:eastAsia="Courier New" w:cs="Times New Roman"/>
-          <w:sz w:val="20"/>
-        </w:rPr>
-        <w:br/>
-      </w:r>
-      <w:r>
-        <w:rPr>
-          <w:rFonts w:eastAsia="Courier New" w:cs="Times New Roman"/>
-          <w:sz w:val="20"/>
-        </w:rPr>
-        <w:lastRenderedPageBreak/>
-        <w:br/>
-        <w:t>import org.junit.After;</w:t>
-      </w:r>
-      <w:r>
-        <w:rPr>
-          <w:rFonts w:eastAsia="Courier New" w:cs="Times New Roman"/>
-          <w:sz w:val="20"/>
-        </w:rPr>
-        <w:br/>
-        <w:t>import org.junit.Before;</w:t>
-      </w:r>
-      <w:r>
-        <w:rPr>
-          <w:rFonts w:eastAsia="Courier New" w:cs="Times New Roman"/>
-          <w:sz w:val="20"/>
-        </w:rPr>
-        <w:br/>
-        <w:t>import org.junit.Ignore;</w:t>
-      </w:r>
-      <w:r>
-        <w:rPr>
-          <w:rFonts w:eastAsia="Courier New" w:cs="Times New Roman"/>
-          <w:sz w:val="20"/>
-        </w:rPr>
-        <w:br/>
-        <w:t>import org.junit.Test;</w:t>
-      </w:r>
-      <w:r>
-        <w:rPr>
-          <w:rFonts w:eastAsia="Courier New" w:cs="Times New Roman"/>
-          <w:sz w:val="20"/>
-        </w:rPr>
-        <w:br/>
-      </w:r>
-      <w:r>
-        <w:rPr>
-          <w:rFonts w:eastAsia="Courier New" w:cs="Times New Roman"/>
-          <w:sz w:val="20"/>
-        </w:rPr>
-        <w:br/>
-        <w:t>import static org.junit.Assert.*;</w:t>
-      </w:r>
-      <w:r>
-        <w:rPr>
-          <w:rFonts w:eastAsia="Courier New" w:cs="Times New Roman"/>
-          <w:sz w:val="20"/>
-        </w:rPr>
-        <w:br/>
-      </w:r>
-      <w:r>
-        <w:rPr>
-          <w:rFonts w:eastAsia="Courier New" w:cs="Times New Roman"/>
-          <w:sz w:val="20"/>
-        </w:rPr>
-        <w:br/>
-        <w:t>public class MathFuncTest {</w:t>
-      </w:r>
-      <w:r>
-        <w:rPr>
-          <w:rFonts w:eastAsia="Courier New" w:cs="Times New Roman"/>
-          <w:sz w:val="20"/>
-        </w:rPr>
-        <w:br/>
-        <w:t xml:space="preserve">    private MathFunc math;</w:t>
-      </w:r>
-      <w:r>
-        <w:rPr>
-          <w:rFonts w:eastAsia="Courier New" w:cs="Times New Roman"/>
-          <w:sz w:val="20"/>
-        </w:rPr>
-        <w:br/>
-      </w:r>
-      <w:r>
-        <w:rPr>
-          <w:rFonts w:eastAsia="Courier New" w:cs="Times New Roman"/>
-          <w:sz w:val="20"/>
-        </w:rPr>
-        <w:br/>
-        <w:t xml:space="preserve">    @Before</w:t>
-      </w:r>
-      <w:r>
-        <w:rPr>
-          <w:rFonts w:eastAsia="Courier New" w:cs="Times New Roman"/>
-          <w:sz w:val="20"/>
-        </w:rPr>
-        <w:br/>
-        <w:t xml:space="preserve">    public void init() { math = new MathFunc(); }</w:t>
-      </w:r>
-      <w:r>
-        <w:rPr>
-          <w:rFonts w:eastAsia="Courier New" w:cs="Times New Roman"/>
-          <w:sz w:val="20"/>
-        </w:rPr>
-        <w:br/>
-      </w:r>
-      <w:r>
-        <w:rPr>
-          <w:rFonts w:eastAsia="Courier New" w:cs="Times New Roman"/>
-          <w:sz w:val="20"/>
-        </w:rPr>
-        <w:br/>
-        <w:t xml:space="preserve">    @After</w:t>
-      </w:r>
-      <w:r>
-        <w:rPr>
-          <w:rFonts w:eastAsia="Courier New" w:cs="Times New Roman"/>
-          <w:sz w:val="20"/>
-        </w:rPr>
-        <w:br/>
-        <w:t xml:space="preserve">    public void tearDown() { math = null; }</w:t>
-      </w:r>
-      <w:r>
-        <w:rPr>
-          <w:rFonts w:eastAsia="Courier New" w:cs="Times New Roman"/>
-          <w:sz w:val="20"/>
-        </w:rPr>
-        <w:br/>
-      </w:r>
-      <w:r>
-        <w:rPr>
-          <w:rFonts w:eastAsia="Courier New" w:cs="Times New Roman"/>
-          <w:sz w:val="20"/>
-        </w:rPr>
-        <w:br/>
-        <w:t xml:space="preserve">    @Test</w:t>
-      </w:r>
-      <w:r>
-        <w:rPr>
-          <w:rFonts w:eastAsia="Courier New" w:cs="Times New Roman"/>
-          <w:sz w:val="20"/>
-        </w:rPr>
-        <w:br/>
-        <w:t xml:space="preserve">    public void calls() {</w:t>
-      </w:r>
-      <w:r>
-        <w:rPr>
-          <w:rFonts w:eastAsia="Courier New" w:cs="Times New Roman"/>
-          <w:sz w:val="20"/>
-        </w:rPr>
-        <w:br/>
-        <w:t xml:space="preserve">        assertEquals(0, math.getCalls());</w:t>
-      </w:r>
-      <w:r>
-        <w:rPr>
-          <w:rFonts w:eastAsia="Courier New" w:cs="Times New Roman"/>
-          <w:sz w:val="20"/>
-        </w:rPr>
-        <w:br/>
-        <w:t xml:space="preserve">        math.factorial(1);</w:t>
-      </w:r>
-      <w:r>
-        <w:rPr>
-          <w:rFonts w:eastAsia="Courier New" w:cs="Times New Roman"/>
-          <w:sz w:val="20"/>
-        </w:rPr>
-        <w:br/>
-        <w:t xml:space="preserve">        assertEquals(1, math.getCalls());</w:t>
-      </w:r>
-      <w:r>
-        <w:rPr>
-          <w:rFonts w:eastAsia="Courier New" w:cs="Times New Roman"/>
-          <w:sz w:val="20"/>
-        </w:rPr>
-        <w:br/>
-        <w:t xml:space="preserve">        math.factorial(1);</w:t>
-      </w:r>
-      <w:r>
-        <w:rPr>
-          <w:rFonts w:eastAsia="Courier New" w:cs="Times New Roman"/>
-          <w:sz w:val="20"/>
-        </w:rPr>
-        <w:br/>
-        <w:t xml:space="preserve">        assertEquals(2, math.getCalls());</w:t>
-      </w:r>
-      <w:r>
-        <w:rPr>
-          <w:rFonts w:eastAsia="Courier New" w:cs="Times New Roman"/>
-          <w:sz w:val="20"/>
-        </w:rPr>
-        <w:br/>
-        <w:t xml:space="preserve">    }</w:t>
-      </w:r>
-      <w:r>
-        <w:rPr>
-          <w:rFonts w:eastAsia="Courier New" w:cs="Times New Roman"/>
-          <w:sz w:val="20"/>
-        </w:rPr>
-        <w:br/>
-      </w:r>
-      <w:r>
-        <w:rPr>
-          <w:rFonts w:eastAsia="Courier New" w:cs="Times New Roman"/>
-          <w:sz w:val="20"/>
-        </w:rPr>
-        <w:br/>
-        <w:t xml:space="preserve">    @Test</w:t>
-      </w:r>
-      <w:r>
-        <w:rPr>
-          <w:rFonts w:eastAsia="Courier New" w:cs="Times New Roman"/>
-          <w:sz w:val="20"/>
-        </w:rPr>
-        <w:br/>
-        <w:t xml:space="preserve">    public void factorial() {</w:t>
-      </w:r>
-      <w:r>
-        <w:rPr>
-          <w:rFonts w:eastAsia="Courier New" w:cs="Times New Roman"/>
-          <w:sz w:val="20"/>
-        </w:rPr>
-        <w:br/>
-        <w:t xml:space="preserve">        assertTrue(math.factorial(0) == 1);</w:t>
-      </w:r>
-      <w:r>
-        <w:rPr>
-          <w:rFonts w:eastAsia="Courier New" w:cs="Times New Roman"/>
-          <w:sz w:val="20"/>
-        </w:rPr>
-        <w:br/>
-        <w:t xml:space="preserve">        assertTrue(math.factorial(1) == 1);</w:t>
-      </w:r>
-      <w:r>
-        <w:rPr>
-          <w:rFonts w:eastAsia="Courier New" w:cs="Times New Roman"/>
-          <w:sz w:val="20"/>
-        </w:rPr>
-        <w:br/>
-        <w:t xml:space="preserve">        assertTrue(math.factorial(5) == 120);</w:t>
-      </w:r>
-      <w:r>
-        <w:rPr>
-          <w:rFonts w:eastAsia="Courier New" w:cs="Times New Roman"/>
-          <w:sz w:val="20"/>
-        </w:rPr>
-        <w:br/>
-        <w:t xml:space="preserve">    }</w:t>
-      </w:r>
-      <w:r>
-        <w:rPr>
-          <w:rFonts w:eastAsia="Courier New" w:cs="Times New Roman"/>
-          <w:sz w:val="20"/>
-        </w:rPr>
-        <w:br/>
-      </w:r>
-      <w:r>
-        <w:rPr>
-          <w:rFonts w:eastAsia="Courier New" w:cs="Times New Roman"/>
-          <w:sz w:val="20"/>
-        </w:rPr>
-        <w:br/>
-        <w:t xml:space="preserve">    @Test(expected = IllegalArgumentException.class)</w:t>
-      </w:r>
-      <w:r>
-        <w:rPr>
-          <w:rFonts w:eastAsia="Courier New" w:cs="Times New Roman"/>
-          <w:sz w:val="20"/>
-        </w:rPr>
-        <w:br/>
-        <w:t xml:space="preserve">    public void factorialNegative() {</w:t>
-      </w:r>
-      <w:r>
-        <w:rPr>
-          <w:rFonts w:eastAsia="Courier New" w:cs="Times New Roman"/>
-          <w:sz w:val="20"/>
-        </w:rPr>
-        <w:br/>
-        <w:t xml:space="preserve">        math.factorial(-1);</w:t>
-      </w:r>
-      <w:r>
-        <w:rPr>
-          <w:rFonts w:eastAsia="Courier New" w:cs="Times New Roman"/>
-          <w:sz w:val="20"/>
-        </w:rPr>
-        <w:br/>
-        <w:t xml:space="preserve">    }</w:t>
-      </w:r>
-      <w:r>
-        <w:rPr>
-          <w:rFonts w:eastAsia="Courier New" w:cs="Times New Roman"/>
-          <w:sz w:val="20"/>
-        </w:rPr>
-        <w:br/>
-      </w:r>
-      <w:r>
-        <w:rPr>
-          <w:rFonts w:eastAsia="Courier New" w:cs="Times New Roman"/>
-          <w:sz w:val="20"/>
-        </w:rPr>
-        <w:br/>
-        <w:t xml:space="preserve">    @Ignore</w:t>
-      </w:r>
-      <w:r>
-        <w:rPr>
-          <w:rFonts w:eastAsia="Courier New" w:cs="Times New Roman"/>
-          <w:sz w:val="20"/>
-        </w:rPr>
-        <w:br/>
-        <w:t xml:space="preserve">    @Test</w:t>
-      </w:r>
-      <w:r>
-        <w:rPr>
-          <w:rFonts w:eastAsia="Courier New" w:cs="Times New Roman"/>
-          <w:sz w:val="20"/>
-        </w:rPr>
-        <w:br/>
-        <w:t xml:space="preserve">    public void todo() {</w:t>
-      </w:r>
-      <w:r>
-        <w:rPr>
-          <w:rFonts w:eastAsia="Courier New" w:cs="Times New Roman"/>
-          <w:sz w:val="20"/>
-        </w:rPr>
-        <w:br/>
-        <w:t xml:space="preserve">        assertTrue(math.plus(1, 1) == 3);</w:t>
-      </w:r>
-      <w:r>
-        <w:rPr>
-          <w:rFonts w:eastAsia="Courier New" w:cs="Times New Roman"/>
-          <w:sz w:val="20"/>
-        </w:rPr>
-        <w:br/>
-        <w:t xml:space="preserve">    }</w:t>
-      </w:r>
-      <w:r>
-        <w:rPr>
-          <w:rFonts w:eastAsia="Courier New" w:cs="Times New Roman"/>
-          <w:sz w:val="20"/>
-        </w:rPr>
-        <w:br/>
-        <w:t>}</w:t>
-      </w:r>
-      <w:r>
-        <w:rPr>
-          <w:rFonts w:eastAsia="Courier New" w:cs="Times New Roman"/>
-          <w:sz w:val="20"/>
-        </w:rPr>
-        <w:br/>
-      </w:r>
-    </w:p>
-    <w:p>
-      <w:pPr>
-        <w:rPr>
-          <w:rFonts w:cs="Times New Roman"/>
-        </w:rPr>
-      </w:pPr>
-      <w:r>
-        <w:rPr>
-          <w:rFonts w:eastAsia="Courier New" w:cs="Times New Roman"/>
-          <w:sz w:val="20"/>
-        </w:rPr>
-        <w:t>MainRunner.java</w:t>
-      </w:r>
-      <w:r>
-        <w:rPr>
-          <w:rFonts w:eastAsia="Courier New" w:cs="Times New Roman"/>
-          <w:sz w:val="20"/>
-        </w:rPr>
-        <w:br/>
-        <w:t>----------------------------------------</w:t>
-      </w:r>
-      <w:r>
-        <w:rPr>
-          <w:rFonts w:eastAsia="Courier New" w:cs="Times New Roman"/>
-          <w:sz w:val="20"/>
-        </w:rPr>
-        <w:br/>
-        <w:t>package lab5;</w:t>
-      </w:r>
-      <w:r>
-        <w:rPr>
-          <w:rFonts w:eastAsia="Courier New" w:cs="Times New Roman"/>
-          <w:sz w:val="20"/>
-        </w:rPr>
-        <w:br/>
-      </w:r>
-      <w:r>
-        <w:rPr>
-          <w:rFonts w:eastAsia="Courier New" w:cs="Times New Roman"/>
-          <w:sz w:val="20"/>
-        </w:rPr>
-        <w:lastRenderedPageBreak/>
-        <w:br/>
-        <w:t>import org.junit.runner.JUnitCore;</w:t>
-      </w:r>
-      <w:r>
-        <w:rPr>
-          <w:rFonts w:eastAsia="Courier New" w:cs="Times New Roman"/>
-          <w:sz w:val="20"/>
-        </w:rPr>
-        <w:br/>
-        <w:t>import org.junit.runner.Result;</w:t>
-      </w:r>
-      <w:r>
-        <w:rPr>
-          <w:rFonts w:eastAsia="Courier New" w:cs="Times New Roman"/>
-          <w:sz w:val="20"/>
-        </w:rPr>
-        <w:br/>
-      </w:r>
-      <w:r>
-        <w:rPr>
-          <w:rFonts w:eastAsia="Courier New" w:cs="Times New Roman"/>
-          <w:sz w:val="20"/>
-        </w:rPr>
-        <w:br/>
-        <w:t>public class MainRunner {</w:t>
-      </w:r>
-      <w:r>
-        <w:rPr>
-          <w:rFonts w:eastAsia="Courier New" w:cs="Times New Roman"/>
-          <w:sz w:val="20"/>
-        </w:rPr>
-        <w:br/>
-        <w:t xml:space="preserve">    public static void main(String[] args) {</w:t>
-      </w:r>
-      <w:r>
-        <w:rPr>
-          <w:rFonts w:eastAsia="Courier New" w:cs="Times New Roman"/>
-          <w:sz w:val="20"/>
-        </w:rPr>
-        <w:br/>
-        <w:t xml:space="preserve">        Result result = JUnitCore.runClasses(MathFuncTest.class);</w:t>
-      </w:r>
-      <w:r>
-        <w:rPr>
-          <w:rFonts w:eastAsia="Courier New" w:cs="Times New Roman"/>
-          <w:sz w:val="20"/>
-        </w:rPr>
-        <w:br/>
-        <w:t xml:space="preserve">        System.out.println("run tests: " + result.getRunCount());</w:t>
-      </w:r>
-      <w:r>
-        <w:rPr>
-          <w:rFonts w:eastAsia="Courier New" w:cs="Times New Roman"/>
-          <w:sz w:val="20"/>
-        </w:rPr>
-        <w:br/>
-        <w:t xml:space="preserve">        System.out.println("failed tests: " + result.getFailureCount());</w:t>
-      </w:r>
-      <w:r>
-        <w:rPr>
-          <w:rFonts w:eastAsia="Courier New" w:cs="Times New Roman"/>
-          <w:sz w:val="20"/>
-        </w:rPr>
-        <w:br/>
-        <w:t xml:space="preserve">        System.out.println("ignored tests: " + result.getIgnoreCount());</w:t>
-      </w:r>
-      <w:r>
-        <w:rPr>
-          <w:rFonts w:eastAsia="Courier New" w:cs="Times New Roman"/>
-          <w:sz w:val="20"/>
-        </w:rPr>
-        <w:br/>
-        <w:t xml:space="preserve">        System.out.println("success: " + result.wasSuccessful());</w:t>
-      </w:r>
-      <w:r>
-        <w:rPr>
-          <w:rFonts w:eastAsia="Courier New" w:cs="Times New Roman"/>
-          <w:sz w:val="20"/>
-        </w:rPr>
-        <w:br/>
-        <w:t xml:space="preserve">    }</w:t>
-      </w:r>
-      <w:r>
-        <w:rPr>
-          <w:rFonts w:eastAsia="Courier New" w:cs="Times New Roman"/>
-          <w:sz w:val="20"/>
-        </w:rPr>
-        <w:br/>
-        <w:t>}</w:t>
-      </w:r>
-      <w:r>
-        <w:rPr>
-          <w:rFonts w:eastAsia="Courier New" w:cs="Times New Roman"/>
-          <w:sz w:val="20"/>
-        </w:rPr>
-        <w:br/>
-      </w:r>
-    </w:p>
-    <w:p>
-      <w:pPr>
-        <w:rPr>
-          <w:rFonts w:cs="Times New Roman"/>
-        </w:rPr>
-      </w:pPr>
-      <w:r>
-        <w:rPr>
-          <w:rFonts w:cs="Times New Roman"/>
-        </w:rPr>
-        <w:t>5.3. Test Suite (bổ sung để đúng mục tiêu Test Suites)</w:t>
-      </w:r>
-    </w:p>
-    <w:p>
-      <w:pPr>
-        <w:rPr>
-          <w:rFonts w:cs="Times New Roman"/>
-        </w:rPr>
-      </w:pPr>
-      <w:r>
-        <w:rPr>
-          <w:rFonts w:cs="Times New Roman"/>
-        </w:rPr>
-        <w:t>Tạo file AllTests.java (src/test/java/lab5/AllTests.java) để gom test thành suite:</w:t>
-      </w:r>
-    </w:p>
-    <w:p>
-      <w:pPr>
-        <w:rPr>
-          <w:rFonts w:cs="Times New Roman"/>
-        </w:rPr>
-      </w:pPr>
-      <w:r>
-        <w:rPr>
-          <w:rFonts w:eastAsia="Courier New" w:cs="Times New Roman"/>
-          <w:sz w:val="20"/>
-        </w:rPr>
-        <w:t>package lab5;</w:t>
-      </w:r>
-      <w:r>
-        <w:rPr>
-          <w:rFonts w:eastAsia="Courier New" w:cs="Times New Roman"/>
-          <w:sz w:val="20"/>
-        </w:rPr>
-        <w:br/>
-      </w:r>
-      <w:r>
-        <w:rPr>
-          <w:rFonts w:eastAsia="Courier New" w:cs="Times New Roman"/>
-          <w:sz w:val="20"/>
-        </w:rPr>
-        <w:br/>
-        <w:t>import org.junit.runner.RunWith;</w:t>
-      </w:r>
-      <w:r>
-        <w:rPr>
-          <w:rFonts w:eastAsia="Courier New" w:cs="Times New Roman"/>
-          <w:sz w:val="20"/>
-        </w:rPr>
-        <w:br/>
-        <w:t>import org.junit.runners.Suite;</w:t>
-      </w:r>
-      <w:r>
-        <w:rPr>
-          <w:rFonts w:eastAsia="Courier New" w:cs="Times New Roman"/>
-          <w:sz w:val="20"/>
-        </w:rPr>
-        <w:br/>
-      </w:r>
-      <w:r>
-        <w:rPr>
-          <w:rFonts w:eastAsia="Courier New" w:cs="Times New Roman"/>
-          <w:sz w:val="20"/>
-        </w:rPr>
-        <w:br/>
-        <w:t>@RunWith(Suite.class)</w:t>
-      </w:r>
-      <w:r>
-        <w:rPr>
-          <w:rFonts w:eastAsia="Courier New" w:cs="Times New Roman"/>
-          <w:sz w:val="20"/>
-        </w:rPr>
-        <w:br/>
-        <w:t>@Suite.SuiteClasses({</w:t>
-      </w:r>
-      <w:r>
-        <w:rPr>
-          <w:rFonts w:eastAsia="Courier New" w:cs="Times New Roman"/>
-          <w:sz w:val="20"/>
-        </w:rPr>
-        <w:br/>
-        <w:t xml:space="preserve">        MathFuncTest.class</w:t>
-      </w:r>
-      <w:r>
-        <w:rPr>
-          <w:rFonts w:eastAsia="Courier New" w:cs="Times New Roman"/>
-          <w:sz w:val="20"/>
-        </w:rPr>
-        <w:br/>
-        <w:t>})</w:t>
-      </w:r>
-      <w:r>
-        <w:rPr>
-          <w:rFonts w:eastAsia="Courier New" w:cs="Times New Roman"/>
-          <w:sz w:val="20"/>
-        </w:rPr>
-        <w:br/>
-        <w:t>public class AllTests { }</w:t>
-      </w:r>
-      <w:r>
-        <w:rPr>
-          <w:rFonts w:eastAsia="Courier New" w:cs="Times New Roman"/>
-          <w:sz w:val="20"/>
-        </w:rPr>
-        <w:br/>
-      </w:r>
-    </w:p>
-    <w:p>
-      <w:pPr>
-        <w:pStyle w:val="Heading1"/>
-        <w:rPr>
-          <w:rFonts w:ascii="Times New Roman" w:hAnsi="Times New Roman" w:cs="Times New Roman"/>
-          <w:color w:val="auto"/>
-        </w:rPr>
-      </w:pPr>
-      <w:r>
-        <w:rPr>
-          <w:rFonts w:ascii="Times New Roman" w:hAnsi="Times New Roman" w:cs="Times New Roman"/>
-          <w:color w:val="auto"/>
-        </w:rPr>
-        <w:t>6. Thực thi kiểm thử &amp; kết quả</w:t>
-      </w:r>
-    </w:p>
-    <w:p>
-      <w:pPr>
-        <w:rPr>
-          <w:rFonts w:cs="Times New Roman"/>
-        </w:rPr>
-      </w:pPr>
-      <w:r>
-        <w:rPr>
-          <w:rFonts w:cs="Times New Roman"/>
-        </w:rPr>
-        <w:t>6.1. Lệnh biên dịch và chạy (PowerShell)</w:t>
-      </w:r>
-    </w:p>
-    <w:p>
-      <w:pPr>
-        <w:rPr>
-          <w:rFonts w:cs="Times New Roman"/>
-        </w:rPr>
-      </w:pPr>
-      <w:r>
-        <w:rPr>
-          <w:rFonts w:eastAsia="Courier New" w:cs="Times New Roman"/>
-          <w:sz w:val="20"/>
-        </w:rPr>
-        <w:t>javac -cp ".\lib\junit-4.13.2.jar;.\lib\hamcrest-core-1.3.jar" `</w:t>
-      </w:r>
-      <w:r>
-        <w:rPr>
-          <w:rFonts w:eastAsia="Courier New" w:cs="Times New Roman"/>
-          <w:sz w:val="20"/>
-        </w:rPr>
-        <w:br/>
-        <w:t xml:space="preserve">  -d .\out `</w:t>
-      </w:r>
-      <w:r>
-        <w:rPr>
-          <w:rFonts w:eastAsia="Courier New" w:cs="Times New Roman"/>
-          <w:sz w:val="20"/>
-        </w:rPr>
-        <w:br/>
-        <w:t xml:space="preserve">  .\src\main\java\lab5\MathFunc.java `</w:t>
-      </w:r>
-      <w:r>
-        <w:rPr>
-          <w:rFonts w:eastAsia="Courier New" w:cs="Times New Roman"/>
-          <w:sz w:val="20"/>
-        </w:rPr>
-        <w:br/>
-        <w:t xml:space="preserve">  .\src\test\java\lab5\MathFuncTest.java `</w:t>
-      </w:r>
-      <w:r>
-        <w:rPr>
-          <w:rFonts w:eastAsia="Courier New" w:cs="Times New Roman"/>
-          <w:sz w:val="20"/>
-        </w:rPr>
-        <w:br/>
-        <w:t xml:space="preserve">  .\src\main\java\lab5\MainRunner.java</w:t>
-      </w:r>
-      <w:r>
-        <w:rPr>
-          <w:rFonts w:eastAsia="Courier New" w:cs="Times New Roman"/>
-          <w:sz w:val="20"/>
-        </w:rPr>
-        <w:br/>
-      </w:r>
-      <w:r>
-        <w:rPr>
-          <w:rFonts w:eastAsia="Courier New" w:cs="Times New Roman"/>
-          <w:sz w:val="20"/>
-        </w:rPr>
-        <w:br/>
-        <w:t>java -cp ".\out;.\lib\junit-4.13.2.jar;.\lib\hamcrest-core-1.3.jar" lab5.MainRunner</w:t>
-      </w:r>
-      <w:r>
-        <w:rPr>
-          <w:rFonts w:eastAsia="Courier New" w:cs="Times New Roman"/>
-          <w:sz w:val="20"/>
-        </w:rPr>
-        <w:br/>
-      </w:r>
-      <w:r>
-        <w:rPr>
-          <w:rFonts w:eastAsia="Courier New" w:cs="Times New Roman"/>
-          <w:sz w:val="20"/>
-        </w:rPr>
-        <w:br/>
-        <w:t>java -cp ".\out;.\lib\junit-4.13.2.jar;.\lib\hamcrest-core-1.3.jar" org.junit.runner.JUnitCore lab5.MathFuncTest</w:t>
-      </w:r>
-      <w:r>
-        <w:rPr>
-          <w:rFonts w:eastAsia="Courier New" w:cs="Times New Roman"/>
-          <w:sz w:val="20"/>
-        </w:rPr>
-        <w:br/>
-      </w:r>
-    </w:p>
-    <w:p>
-      <w:pPr>
-        <w:rPr>
-          <w:rFonts w:cs="Times New Roman"/>
-        </w:rPr>
-      </w:pPr>
-      <w:r>
-        <w:rPr>
-          <w:rFonts w:cs="Times New Roman"/>
-        </w:rPr>
-        <w:t>6.2. Kết quả đã thực hiện</w:t>
-      </w:r>
-    </w:p>
-    <w:p>
-      <w:pPr>
-        <w:rPr>
-          <w:rFonts w:cs="Times New Roman"/>
-        </w:rPr>
-      </w:pPr>
-      <w:r>
-        <w:rPr>
-          <w:rFonts w:eastAsia="Courier New" w:cs="Times New Roman"/>
-          <w:sz w:val="20"/>
-        </w:rPr>
-        <w:lastRenderedPageBreak/>
-        <w:t>run tests: 3</w:t>
-      </w:r>
-      <w:r>
-        <w:rPr>
-          <w:rFonts w:eastAsia="Courier New" w:cs="Times New Roman"/>
-          <w:sz w:val="20"/>
-        </w:rPr>
-        <w:br/>
-        <w:t>failed tests: 0</w:t>
-      </w:r>
-      <w:r>
-        <w:rPr>
-          <w:rFonts w:eastAsia="Courier New" w:cs="Times New Roman"/>
-          <w:sz w:val="20"/>
-        </w:rPr>
-        <w:br/>
-        <w:t>ignored tests: 1</w:t>
-      </w:r>
-      <w:r>
-        <w:rPr>
-          <w:rFonts w:eastAsia="Courier New" w:cs="Times New Roman"/>
-          <w:sz w:val="20"/>
-        </w:rPr>
-        <w:br/>
-        <w:t>success: true</w:t>
-      </w:r>
-      <w:r>
-        <w:rPr>
-          <w:rFonts w:eastAsia="Courier New" w:cs="Times New Roman"/>
-          <w:sz w:val="20"/>
-        </w:rPr>
-        <w:br/>
-      </w:r>
-      <w:r>
-        <w:rPr>
-          <w:rFonts w:eastAsia="Courier New" w:cs="Times New Roman"/>
-          <w:sz w:val="20"/>
-        </w:rPr>
-        <w:br/>
-        <w:t>JUnit version 4.13.2</w:t>
-      </w:r>
-      <w:r>
-        <w:rPr>
-          <w:rFonts w:eastAsia="Courier New" w:cs="Times New Roman"/>
-          <w:sz w:val="20"/>
-        </w:rPr>
-        <w:br/>
-        <w:t>...I</w:t>
-      </w:r>
-      <w:r>
-        <w:rPr>
-          <w:rFonts w:eastAsia="Courier New" w:cs="Times New Roman"/>
-          <w:sz w:val="20"/>
-        </w:rPr>
-        <w:br/>
-        <w:t>OK (3 tests)</w:t>
-      </w:r>
-      <w:r>
-        <w:rPr>
-          <w:rFonts w:eastAsia="Courier New" w:cs="Times New Roman"/>
-          <w:sz w:val="20"/>
-        </w:rPr>
-        <w:br/>
-      </w:r>
-    </w:p>
-    <w:p>
-      <w:pPr>
-        <w:rPr>
-          <w:rFonts w:cs="Times New Roman"/>
-        </w:rPr>
-      </w:pPr>
-      <w:r>
-        <w:rPr>
-          <w:rFonts w:cs="Times New Roman"/>
-        </w:rPr>
-        <w:t>Nhận xét: 3 test case được thực thi và PASS; 1 test case bị bỏ qua do @Ignore.</w:t>
-      </w:r>
-    </w:p>
-    <w:p>
-      <w:pPr>
-        <w:rPr>
-          <w:rFonts w:cs="Times New Roman"/>
-        </w:rPr>
-      </w:pPr>
-      <w:r>
-        <w:rPr>
-          <w:rFonts w:cs="Times New Roman"/>
-        </w:rPr>
-        <w:t>6.3. Chạy Test Suite (nếu bổ sung AllTests.java)</w:t>
-      </w:r>
-    </w:p>
-    <w:p>
-      <w:pPr>
-        <w:rPr>
-          <w:rFonts w:cs="Times New Roman"/>
-        </w:rPr>
-      </w:pPr>
-      <w:r>
-        <w:rPr>
-          <w:rFonts w:eastAsia="Courier New" w:cs="Times New Roman"/>
-          <w:sz w:val="20"/>
-        </w:rPr>
-        <w:t>javac -cp ".\lib\junit-4.13.2.jar;.\lib\hamcrest-core-1.3.jar;.\out" -d .\out .\src\test\java\lab5\AllTests.java</w:t>
-      </w:r>
-      <w:r>
-        <w:rPr>
-          <w:rFonts w:eastAsia="Courier New" w:cs="Times New Roman"/>
-          <w:sz w:val="20"/>
-        </w:rPr>
-        <w:br/>
-        <w:t>java -cp ".\out;.\lib\junit-4.13.2.jar;.\lib\hamcrest-core-1.3.jar" org.junit.runner.JUnitCore lab5.AllTests</w:t>
-      </w:r>
-      <w:r>
-        <w:rPr>
-          <w:rFonts w:eastAsia="Courier New" w:cs="Times New Roman"/>
-          <w:sz w:val="20"/>
-        </w:rPr>
-        <w:br/>
-      </w:r>
-    </w:p>
-    <w:p>
-      <w:pPr>
-        <w:rPr>
-          <w:rFonts w:cs="Times New Roman"/>
-        </w:rPr>
-      </w:pPr>
-      <w:r>
-        <w:rPr>
-          <w:rFonts w:cs="Times New Roman"/>
-        </w:rPr>
-        <w:t>Ghi chú: Nếu chưa tạo AllTests.java thì phần này là tuỳ chọn; tạo thêm để đúng mục tiêu Test Suites của đề.</w:t>
-      </w:r>
-    </w:p>
-    <w:p>
-      <w:pPr>
-        <w:pStyle w:val="Heading2"/>
-        <w:rPr>
-          <w:rFonts w:ascii="Times New Roman" w:hAnsi="Times New Roman" w:cs="Times New Roman"/>
-          <w:color w:val="auto"/>
-        </w:rPr>
-      </w:pPr>
-      <w:r>
-        <w:rPr>
-          <w:rFonts w:ascii="Times New Roman" w:hAnsi="Times New Roman" w:cs="Times New Roman"/>
-          <w:color w:val="auto"/>
-        </w:rPr>
-        <w:t>6.4. Minh chứng thực thi</w:t>
-      </w:r>
-    </w:p>
-    <w:p>
-      <w:pPr>
-        <w:rPr>
-          <w:rFonts w:cs="Times New Roman"/>
-        </w:rPr>
-      </w:pPr>
-      <w:r>
-        <w:rPr>
-          <w:rFonts w:cs="Times New Roman"/>
-          <w:noProof/>
-        </w:rPr>
         <w:drawing>
-          <wp:inline distT="0" distB="0" distL="0" distR="0" wp14:anchorId="67DDB4E4" wp14:editId="3F716AFE">
-            <wp:extent cx="6035040" cy="1940404"/>
-            <wp:effectExtent l="0" t="0" r="0" b="0"/>
-            <wp:docPr id="1" name="Picture 1"/>
+          <wp:inline distT="0" distB="0" distL="0" distR="0" wp14:anchorId="010A2E41" wp14:editId="7E9D1973">
+            <wp:extent cx="5486400" cy="1762125"/>
+            <wp:effectExtent l="0" t="0" r="0" b="9525"/>
+            <wp:docPr id="807350510" name="Picture 1"/>
             <wp:cNvGraphicFramePr>
               <a:graphicFrameLocks xmlns:a="http://schemas.openxmlformats.org/drawingml/2006/main" noChangeAspect="1"/>
             </wp:cNvGraphicFramePr>
@@ -2682,7 +1006,7 @@
               <a:graphicData uri="http://schemas.openxmlformats.org/drawingml/2006/picture">
                 <pic:pic xmlns:pic="http://schemas.openxmlformats.org/drawingml/2006/picture">
                   <pic:nvPicPr>
-                    <pic:cNvPr id="0" name="b9fa29a6-5f75-461f-8318-cf6076d7a972.png"/>
+                    <pic:cNvPr id="807350510" name=""/>
                     <pic:cNvPicPr/>
                   </pic:nvPicPr>
                   <pic:blipFill>
@@ -2694,7 +1018,7 @@
                   <pic:spPr>
                     <a:xfrm>
                       <a:off x="0" y="0"/>
-                      <a:ext cx="6035040" cy="1940404"/>
+                      <a:ext cx="5486400" cy="1762125"/>
                     </a:xfrm>
                     <a:prstGeom prst="rect">
                       <a:avLst/>
@@ -2713,968 +1037,3247 @@
         <w:rPr>
           <w:rFonts w:ascii="Times New Roman" w:hAnsi="Times New Roman" w:cs="Times New Roman"/>
           <w:color w:val="auto"/>
+          <w:sz w:val="32"/>
+          <w:szCs w:val="32"/>
+          <w:lang w:val="vi-VN"/>
         </w:rPr>
       </w:pPr>
       <w:r>
         <w:rPr>
           <w:rFonts w:ascii="Times New Roman" w:hAnsi="Times New Roman" w:cs="Times New Roman"/>
           <w:color w:val="auto"/>
-        </w:rPr>
-        <w:t>7. Báo cáo lỗi (Defect Report)</w:t>
-      </w:r>
-    </w:p>
-    <w:p>
-      <w:pPr>
-        <w:rPr>
-          <w:rFonts w:cs="Times New Roman"/>
-        </w:rPr>
-      </w:pPr>
-      <w:r>
-        <w:rPr>
-          <w:rFonts w:cs="Times New Roman"/>
-        </w:rPr>
-        <w:t>Trong lần thực thi hiện tại, không phát hiện lỗi (Failed tests = 0).</w:t>
-      </w:r>
-    </w:p>
-    <w:tbl>
-      <w:tblPr>
-        <w:tblStyle w:val="TableGrid"/>
-        <w:tblW w:w="0" w:type="auto"/>
-        <w:jc w:val="center"/>
-        <w:tblLook w:val="04A0" w:firstRow="1" w:lastRow="0" w:firstColumn="1" w:lastColumn="0" w:noHBand="0" w:noVBand="1"/>
-      </w:tblPr>
-      <w:tblGrid>
-        <w:gridCol w:w="1065"/>
-        <w:gridCol w:w="1150"/>
-        <w:gridCol w:w="1256"/>
-        <w:gridCol w:w="1109"/>
-        <w:gridCol w:w="1064"/>
-        <w:gridCol w:w="1075"/>
-        <w:gridCol w:w="1071"/>
-        <w:gridCol w:w="1066"/>
-      </w:tblGrid>
-      <w:tr>
-        <w:trPr>
-          <w:jc w:val="center"/>
-        </w:trPr>
-        <w:tc>
-          <w:tcPr>
-            <w:tcW w:w="1080" w:type="dxa"/>
-          </w:tcPr>
-          <w:p>
-            <w:pPr>
-              <w:rPr>
-                <w:rFonts w:cs="Times New Roman"/>
-              </w:rPr>
-            </w:pPr>
-            <w:r>
-              <w:rPr>
-                <w:rFonts w:cs="Times New Roman"/>
-              </w:rPr>
-              <w:t>Defect ID</w:t>
-            </w:r>
-          </w:p>
-        </w:tc>
-        <w:tc>
-          <w:tcPr>
-            <w:tcW w:w="1080" w:type="dxa"/>
-          </w:tcPr>
-          <w:p>
-            <w:pPr>
-              <w:rPr>
-                <w:rFonts w:cs="Times New Roman"/>
-              </w:rPr>
-            </w:pPr>
-            <w:r>
-              <w:rPr>
-                <w:rFonts w:cs="Times New Roman"/>
-              </w:rPr>
-              <w:t>Summary</w:t>
-            </w:r>
-          </w:p>
-        </w:tc>
-        <w:tc>
-          <w:tcPr>
-            <w:tcW w:w="1080" w:type="dxa"/>
-          </w:tcPr>
-          <w:p>
-            <w:pPr>
-              <w:rPr>
-                <w:rFonts w:cs="Times New Roman"/>
-              </w:rPr>
-            </w:pPr>
-            <w:r>
-              <w:rPr>
-                <w:rFonts w:cs="Times New Roman"/>
-              </w:rPr>
-              <w:t>Steps to Reproduce</w:t>
-            </w:r>
-          </w:p>
-        </w:tc>
-        <w:tc>
-          <w:tcPr>
-            <w:tcW w:w="1080" w:type="dxa"/>
-          </w:tcPr>
-          <w:p>
-            <w:pPr>
-              <w:rPr>
-                <w:rFonts w:cs="Times New Roman"/>
-              </w:rPr>
-            </w:pPr>
-            <w:r>
-              <w:rPr>
-                <w:rFonts w:cs="Times New Roman"/>
-              </w:rPr>
-              <w:t>Expected</w:t>
-            </w:r>
-          </w:p>
-        </w:tc>
-        <w:tc>
-          <w:tcPr>
-            <w:tcW w:w="1080" w:type="dxa"/>
-          </w:tcPr>
-          <w:p>
-            <w:pPr>
-              <w:rPr>
-                <w:rFonts w:cs="Times New Roman"/>
-              </w:rPr>
-            </w:pPr>
-            <w:r>
-              <w:rPr>
-                <w:rFonts w:cs="Times New Roman"/>
-              </w:rPr>
-              <w:t>Actual</w:t>
-            </w:r>
-          </w:p>
-        </w:tc>
-        <w:tc>
-          <w:tcPr>
-            <w:tcW w:w="1080" w:type="dxa"/>
-          </w:tcPr>
-          <w:p>
-            <w:pPr>
-              <w:rPr>
-                <w:rFonts w:cs="Times New Roman"/>
-              </w:rPr>
-            </w:pPr>
-            <w:r>
-              <w:rPr>
-                <w:rFonts w:cs="Times New Roman"/>
-              </w:rPr>
-              <w:t>Severity</w:t>
-            </w:r>
-          </w:p>
-        </w:tc>
-        <w:tc>
-          <w:tcPr>
-            <w:tcW w:w="1080" w:type="dxa"/>
-          </w:tcPr>
-          <w:p>
-            <w:pPr>
-              <w:rPr>
-                <w:rFonts w:cs="Times New Roman"/>
-              </w:rPr>
-            </w:pPr>
-            <w:r>
-              <w:rPr>
-                <w:rFonts w:cs="Times New Roman"/>
-              </w:rPr>
-              <w:t>Priority</w:t>
-            </w:r>
-          </w:p>
-        </w:tc>
-        <w:tc>
-          <w:tcPr>
-            <w:tcW w:w="1080" w:type="dxa"/>
-          </w:tcPr>
-          <w:p>
-            <w:pPr>
-              <w:rPr>
-                <w:rFonts w:cs="Times New Roman"/>
-              </w:rPr>
-            </w:pPr>
-            <w:r>
-              <w:rPr>
-                <w:rFonts w:cs="Times New Roman"/>
-              </w:rPr>
-              <w:t>Status</w:t>
-            </w:r>
-          </w:p>
-        </w:tc>
-      </w:tr>
-      <w:tr>
-        <w:trPr>
-          <w:jc w:val="center"/>
-        </w:trPr>
-        <w:tc>
-          <w:tcPr>
-            <w:tcW w:w="1080" w:type="dxa"/>
-          </w:tcPr>
-          <w:p>
-            <w:pPr>
-              <w:rPr>
-                <w:rFonts w:cs="Times New Roman"/>
-              </w:rPr>
-            </w:pPr>
-            <w:r>
-              <w:rPr>
-                <w:rFonts w:cs="Times New Roman"/>
-              </w:rPr>
-              <w:t>N/A</w:t>
-            </w:r>
-          </w:p>
-        </w:tc>
-        <w:tc>
-          <w:tcPr>
-            <w:tcW w:w="1080" w:type="dxa"/>
-          </w:tcPr>
-          <w:p>
-            <w:pPr>
-              <w:rPr>
-                <w:rFonts w:cs="Times New Roman"/>
-              </w:rPr>
-            </w:pPr>
-            <w:r>
-              <w:rPr>
-                <w:rFonts w:cs="Times New Roman"/>
-              </w:rPr>
-              <w:t>Không phát hiện lỗi</w:t>
-            </w:r>
-          </w:p>
-        </w:tc>
-        <w:tc>
-          <w:tcPr>
-            <w:tcW w:w="1080" w:type="dxa"/>
-          </w:tcPr>
-          <w:p>
-            <w:pPr>
-              <w:rPr>
-                <w:rFonts w:cs="Times New Roman"/>
-              </w:rPr>
-            </w:pPr>
-            <w:r>
-              <w:rPr>
-                <w:rFonts w:cs="Times New Roman"/>
-              </w:rPr>
-              <w:t>-</w:t>
-            </w:r>
-          </w:p>
-        </w:tc>
-        <w:tc>
-          <w:tcPr>
-            <w:tcW w:w="1080" w:type="dxa"/>
-          </w:tcPr>
-          <w:p>
-            <w:pPr>
-              <w:rPr>
-                <w:rFonts w:cs="Times New Roman"/>
-              </w:rPr>
-            </w:pPr>
-            <w:r>
-              <w:rPr>
-                <w:rFonts w:cs="Times New Roman"/>
-              </w:rPr>
-              <w:t>-</w:t>
-            </w:r>
-          </w:p>
-        </w:tc>
-        <w:tc>
-          <w:tcPr>
-            <w:tcW w:w="1080" w:type="dxa"/>
-          </w:tcPr>
-          <w:p>
-            <w:pPr>
-              <w:rPr>
-                <w:rFonts w:cs="Times New Roman"/>
-              </w:rPr>
-            </w:pPr>
-            <w:r>
-              <w:rPr>
-                <w:rFonts w:cs="Times New Roman"/>
-              </w:rPr>
-              <w:t>-</w:t>
-            </w:r>
-          </w:p>
-        </w:tc>
-        <w:tc>
-          <w:tcPr>
-            <w:tcW w:w="1080" w:type="dxa"/>
-          </w:tcPr>
-          <w:p>
-            <w:pPr>
-              <w:rPr>
-                <w:rFonts w:cs="Times New Roman"/>
-              </w:rPr>
-            </w:pPr>
-            <w:r>
-              <w:rPr>
-                <w:rFonts w:cs="Times New Roman"/>
-              </w:rPr>
-              <w:t>-</w:t>
-            </w:r>
-          </w:p>
-        </w:tc>
-        <w:tc>
-          <w:tcPr>
-            <w:tcW w:w="1080" w:type="dxa"/>
-          </w:tcPr>
-          <w:p>
-            <w:pPr>
-              <w:rPr>
-                <w:rFonts w:cs="Times New Roman"/>
-              </w:rPr>
-            </w:pPr>
-            <w:r>
-              <w:rPr>
-                <w:rFonts w:cs="Times New Roman"/>
-              </w:rPr>
-              <w:t>-</w:t>
-            </w:r>
-          </w:p>
-        </w:tc>
-        <w:tc>
-          <w:tcPr>
-            <w:tcW w:w="1080" w:type="dxa"/>
-          </w:tcPr>
-          <w:p>
-            <w:pPr>
-              <w:rPr>
-                <w:rFonts w:cs="Times New Roman"/>
-              </w:rPr>
-            </w:pPr>
-            <w:r>
-              <w:rPr>
-                <w:rFonts w:cs="Times New Roman"/>
-              </w:rPr>
-              <w:t>Closed</w:t>
-            </w:r>
-          </w:p>
-        </w:tc>
-      </w:tr>
-    </w:tbl>
-    <w:p>
-      <w:pPr>
-        <w:pStyle w:val="Heading1"/>
+          <w:sz w:val="32"/>
+          <w:szCs w:val="32"/>
+          <w:lang w:val="vi-VN"/>
+        </w:rPr>
+        <w:t>II. Bài 2: Test Suite</w:t>
+      </w:r>
+    </w:p>
+    <w:p>
+      <w:pPr>
+        <w:pStyle w:val="Heading2"/>
         <w:rPr>
           <w:rFonts w:ascii="Times New Roman" w:hAnsi="Times New Roman" w:cs="Times New Roman"/>
           <w:color w:val="auto"/>
+          <w:lang w:val="vi-VN"/>
         </w:rPr>
       </w:pPr>
       <w:r>
         <w:rPr>
           <w:rFonts w:ascii="Times New Roman" w:hAnsi="Times New Roman" w:cs="Times New Roman"/>
           <w:color w:val="auto"/>
-        </w:rPr>
-        <w:t>8. Bảng tổng hợp kết quả (Test Summary / Defect Summary)</w:t>
-      </w:r>
-    </w:p>
-    <w:p>
-      <w:pPr>
-        <w:rPr>
-          <w:rFonts w:cs="Times New Roman"/>
-        </w:rPr>
-      </w:pPr>
-      <w:r>
-        <w:rPr>
-          <w:rFonts w:cs="Times New Roman"/>
-        </w:rPr>
-        <w:t>8.1. Test Summary</w:t>
-      </w:r>
-    </w:p>
-    <w:tbl>
-      <w:tblPr>
-        <w:tblStyle w:val="TableGrid"/>
-        <w:tblW w:w="0" w:type="auto"/>
-        <w:jc w:val="center"/>
-        <w:tblLook w:val="04A0" w:firstRow="1" w:lastRow="0" w:firstColumn="1" w:lastColumn="0" w:noHBand="0" w:noVBand="1"/>
-      </w:tblPr>
-      <w:tblGrid>
-        <w:gridCol w:w="1203"/>
-        <w:gridCol w:w="918"/>
-        <w:gridCol w:w="924"/>
-        <w:gridCol w:w="903"/>
-        <w:gridCol w:w="1016"/>
-        <w:gridCol w:w="1003"/>
-        <w:gridCol w:w="887"/>
-        <w:gridCol w:w="866"/>
-        <w:gridCol w:w="1136"/>
-      </w:tblGrid>
-      <w:tr>
-        <w:trPr>
-          <w:jc w:val="center"/>
-        </w:trPr>
-        <w:tc>
-          <w:tcPr>
-            <w:tcW w:w="960" w:type="dxa"/>
-          </w:tcPr>
-          <w:p>
-            <w:pPr>
-              <w:rPr>
-                <w:rFonts w:cs="Times New Roman"/>
-              </w:rPr>
-            </w:pPr>
-            <w:r>
-              <w:rPr>
-                <w:rFonts w:cs="Times New Roman"/>
-              </w:rPr>
-              <w:lastRenderedPageBreak/>
-              <w:t>Items</w:t>
-            </w:r>
-          </w:p>
-        </w:tc>
-        <w:tc>
-          <w:tcPr>
-            <w:tcW w:w="960" w:type="dxa"/>
-          </w:tcPr>
-          <w:p>
-            <w:pPr>
-              <w:rPr>
-                <w:rFonts w:cs="Times New Roman"/>
-              </w:rPr>
-            </w:pPr>
-            <w:r>
-              <w:rPr>
-                <w:rFonts w:cs="Times New Roman"/>
-              </w:rPr>
-              <w:t>Tested</w:t>
-            </w:r>
-          </w:p>
-        </w:tc>
-        <w:tc>
-          <w:tcPr>
-            <w:tcW w:w="960" w:type="dxa"/>
-          </w:tcPr>
-          <w:p>
-            <w:pPr>
-              <w:rPr>
-                <w:rFonts w:cs="Times New Roman"/>
-              </w:rPr>
-            </w:pPr>
-            <w:r>
-              <w:rPr>
-                <w:rFonts w:cs="Times New Roman"/>
-              </w:rPr>
-              <w:t>Passed</w:t>
-            </w:r>
-          </w:p>
-        </w:tc>
-        <w:tc>
-          <w:tcPr>
-            <w:tcW w:w="960" w:type="dxa"/>
-          </w:tcPr>
-          <w:p>
-            <w:pPr>
-              <w:rPr>
-                <w:rFonts w:cs="Times New Roman"/>
-              </w:rPr>
-            </w:pPr>
-            <w:r>
-              <w:rPr>
-                <w:rFonts w:cs="Times New Roman"/>
-              </w:rPr>
-              <w:t>Failed</w:t>
-            </w:r>
-          </w:p>
-        </w:tc>
-        <w:tc>
-          <w:tcPr>
-            <w:tcW w:w="960" w:type="dxa"/>
-          </w:tcPr>
-          <w:p>
-            <w:pPr>
-              <w:rPr>
-                <w:rFonts w:cs="Times New Roman"/>
-              </w:rPr>
-            </w:pPr>
-            <w:r>
-              <w:rPr>
-                <w:rFonts w:cs="Times New Roman"/>
-              </w:rPr>
-              <w:t>Blocked</w:t>
-            </w:r>
-          </w:p>
-        </w:tc>
-        <w:tc>
-          <w:tcPr>
-            <w:tcW w:w="960" w:type="dxa"/>
-          </w:tcPr>
-          <w:p>
-            <w:pPr>
-              <w:rPr>
-                <w:rFonts w:cs="Times New Roman"/>
-              </w:rPr>
-            </w:pPr>
-            <w:r>
-              <w:rPr>
-                <w:rFonts w:cs="Times New Roman"/>
-              </w:rPr>
-              <w:t>Skipped</w:t>
-            </w:r>
-          </w:p>
-        </w:tc>
-        <w:tc>
-          <w:tcPr>
-            <w:tcW w:w="960" w:type="dxa"/>
-          </w:tcPr>
-          <w:p>
-            <w:pPr>
-              <w:rPr>
-                <w:rFonts w:cs="Times New Roman"/>
-              </w:rPr>
-            </w:pPr>
-            <w:r>
-              <w:rPr>
-                <w:rFonts w:cs="Times New Roman"/>
-              </w:rPr>
-              <w:t>Not yet tested</w:t>
-            </w:r>
-          </w:p>
-        </w:tc>
-        <w:tc>
-          <w:tcPr>
-            <w:tcW w:w="960" w:type="dxa"/>
-          </w:tcPr>
-          <w:p>
-            <w:pPr>
-              <w:rPr>
-                <w:rFonts w:cs="Times New Roman"/>
-              </w:rPr>
-            </w:pPr>
-            <w:r>
-              <w:rPr>
-                <w:rFonts w:cs="Times New Roman"/>
-              </w:rPr>
-              <w:t>Total</w:t>
-            </w:r>
-          </w:p>
-        </w:tc>
-        <w:tc>
-          <w:tcPr>
-            <w:tcW w:w="960" w:type="dxa"/>
-          </w:tcPr>
-          <w:p>
-            <w:pPr>
-              <w:rPr>
-                <w:rFonts w:cs="Times New Roman"/>
-              </w:rPr>
-            </w:pPr>
-            <w:r>
-              <w:rPr>
-                <w:rFonts w:cs="Times New Roman"/>
-              </w:rPr>
-              <w:t>Test Coverage</w:t>
-            </w:r>
-          </w:p>
-        </w:tc>
-      </w:tr>
-      <w:tr>
-        <w:trPr>
-          <w:jc w:val="center"/>
-        </w:trPr>
-        <w:tc>
-          <w:tcPr>
-            <w:tcW w:w="960" w:type="dxa"/>
-          </w:tcPr>
-          <w:p>
-            <w:pPr>
-              <w:rPr>
-                <w:rFonts w:cs="Times New Roman"/>
-              </w:rPr>
-            </w:pPr>
-            <w:r>
-              <w:rPr>
-                <w:rFonts w:cs="Times New Roman"/>
-              </w:rPr>
-              <w:t>Bài 1 - MathFunc</w:t>
-            </w:r>
-          </w:p>
-        </w:tc>
-        <w:tc>
-          <w:tcPr>
-            <w:tcW w:w="960" w:type="dxa"/>
-          </w:tcPr>
-          <w:p>
-            <w:pPr>
-              <w:rPr>
-                <w:rFonts w:cs="Times New Roman"/>
-              </w:rPr>
-            </w:pPr>
-            <w:r>
-              <w:rPr>
-                <w:rFonts w:cs="Times New Roman"/>
-              </w:rPr>
-              <w:t>3</w:t>
-            </w:r>
-          </w:p>
-        </w:tc>
-        <w:tc>
-          <w:tcPr>
-            <w:tcW w:w="960" w:type="dxa"/>
-          </w:tcPr>
-          <w:p>
-            <w:pPr>
-              <w:rPr>
-                <w:rFonts w:cs="Times New Roman"/>
-              </w:rPr>
-            </w:pPr>
-            <w:r>
-              <w:rPr>
-                <w:rFonts w:cs="Times New Roman"/>
-              </w:rPr>
-              <w:t>3</w:t>
-            </w:r>
-          </w:p>
-        </w:tc>
-        <w:tc>
-          <w:tcPr>
-            <w:tcW w:w="960" w:type="dxa"/>
-          </w:tcPr>
-          <w:p>
-            <w:pPr>
-              <w:rPr>
-                <w:rFonts w:cs="Times New Roman"/>
-              </w:rPr>
-            </w:pPr>
-            <w:r>
-              <w:rPr>
-                <w:rFonts w:cs="Times New Roman"/>
-              </w:rPr>
-              <w:t>0</w:t>
-            </w:r>
-          </w:p>
-        </w:tc>
-        <w:tc>
-          <w:tcPr>
-            <w:tcW w:w="960" w:type="dxa"/>
-          </w:tcPr>
-          <w:p>
-            <w:pPr>
-              <w:rPr>
-                <w:rFonts w:cs="Times New Roman"/>
-              </w:rPr>
-            </w:pPr>
-            <w:r>
-              <w:rPr>
-                <w:rFonts w:cs="Times New Roman"/>
-              </w:rPr>
-              <w:t>0</w:t>
-            </w:r>
-          </w:p>
-        </w:tc>
-        <w:tc>
-          <w:tcPr>
-            <w:tcW w:w="960" w:type="dxa"/>
-          </w:tcPr>
-          <w:p>
-            <w:pPr>
-              <w:rPr>
-                <w:rFonts w:cs="Times New Roman"/>
-              </w:rPr>
-            </w:pPr>
-            <w:r>
-              <w:rPr>
-                <w:rFonts w:cs="Times New Roman"/>
-              </w:rPr>
-              <w:t>1</w:t>
-            </w:r>
-          </w:p>
-        </w:tc>
-        <w:tc>
-          <w:tcPr>
-            <w:tcW w:w="960" w:type="dxa"/>
-          </w:tcPr>
-          <w:p>
-            <w:pPr>
-              <w:rPr>
-                <w:rFonts w:cs="Times New Roman"/>
-              </w:rPr>
-            </w:pPr>
-            <w:r>
-              <w:rPr>
-                <w:rFonts w:cs="Times New Roman"/>
-              </w:rPr>
-              <w:t>0</w:t>
-            </w:r>
-          </w:p>
-        </w:tc>
-        <w:tc>
-          <w:tcPr>
-            <w:tcW w:w="960" w:type="dxa"/>
-          </w:tcPr>
-          <w:p>
-            <w:pPr>
-              <w:rPr>
-                <w:rFonts w:cs="Times New Roman"/>
-              </w:rPr>
-            </w:pPr>
-            <w:r>
-              <w:rPr>
-                <w:rFonts w:cs="Times New Roman"/>
-              </w:rPr>
-              <w:t>4</w:t>
-            </w:r>
-          </w:p>
-        </w:tc>
-        <w:tc>
-          <w:tcPr>
-            <w:tcW w:w="960" w:type="dxa"/>
-          </w:tcPr>
-          <w:p>
-            <w:pPr>
-              <w:rPr>
-                <w:rFonts w:cs="Times New Roman"/>
-              </w:rPr>
-            </w:pPr>
-            <w:r>
-              <w:rPr>
-                <w:rFonts w:cs="Times New Roman"/>
-              </w:rPr>
-              <w:t>75%</w:t>
-            </w:r>
-          </w:p>
-        </w:tc>
-      </w:tr>
-      <w:tr>
-        <w:trPr>
-          <w:jc w:val="center"/>
-        </w:trPr>
-        <w:tc>
-          <w:tcPr>
-            <w:tcW w:w="960" w:type="dxa"/>
-          </w:tcPr>
-          <w:p>
-            <w:pPr>
-              <w:rPr>
-                <w:rFonts w:cs="Times New Roman"/>
-              </w:rPr>
-            </w:pPr>
-            <w:r>
-              <w:rPr>
-                <w:rFonts w:cs="Times New Roman"/>
-              </w:rPr>
-              <w:t>Tổng</w:t>
-            </w:r>
-          </w:p>
-        </w:tc>
-        <w:tc>
-          <w:tcPr>
-            <w:tcW w:w="960" w:type="dxa"/>
-          </w:tcPr>
-          <w:p>
-            <w:pPr>
-              <w:rPr>
-                <w:rFonts w:cs="Times New Roman"/>
-              </w:rPr>
-            </w:pPr>
-            <w:r>
-              <w:rPr>
-                <w:rFonts w:cs="Times New Roman"/>
-              </w:rPr>
-              <w:t>3</w:t>
-            </w:r>
-          </w:p>
-        </w:tc>
-        <w:tc>
-          <w:tcPr>
-            <w:tcW w:w="960" w:type="dxa"/>
-          </w:tcPr>
-          <w:p>
-            <w:pPr>
-              <w:rPr>
-                <w:rFonts w:cs="Times New Roman"/>
-              </w:rPr>
-            </w:pPr>
-            <w:r>
-              <w:rPr>
-                <w:rFonts w:cs="Times New Roman"/>
-              </w:rPr>
-              <w:t>3</w:t>
-            </w:r>
-          </w:p>
-        </w:tc>
-        <w:tc>
-          <w:tcPr>
-            <w:tcW w:w="960" w:type="dxa"/>
-          </w:tcPr>
-          <w:p>
-            <w:pPr>
-              <w:rPr>
-                <w:rFonts w:cs="Times New Roman"/>
-              </w:rPr>
-            </w:pPr>
-            <w:r>
-              <w:rPr>
-                <w:rFonts w:cs="Times New Roman"/>
-              </w:rPr>
-              <w:t>0</w:t>
-            </w:r>
-          </w:p>
-        </w:tc>
-        <w:tc>
-          <w:tcPr>
-            <w:tcW w:w="960" w:type="dxa"/>
-          </w:tcPr>
-          <w:p>
-            <w:pPr>
-              <w:rPr>
-                <w:rFonts w:cs="Times New Roman"/>
-              </w:rPr>
-            </w:pPr>
-            <w:r>
-              <w:rPr>
-                <w:rFonts w:cs="Times New Roman"/>
-              </w:rPr>
-              <w:t>0</w:t>
-            </w:r>
-          </w:p>
-        </w:tc>
-        <w:tc>
-          <w:tcPr>
-            <w:tcW w:w="960" w:type="dxa"/>
-          </w:tcPr>
-          <w:p>
-            <w:pPr>
-              <w:rPr>
-                <w:rFonts w:cs="Times New Roman"/>
-              </w:rPr>
-            </w:pPr>
-            <w:r>
-              <w:rPr>
-                <w:rFonts w:cs="Times New Roman"/>
-              </w:rPr>
-              <w:t>1</w:t>
-            </w:r>
-          </w:p>
-        </w:tc>
-        <w:tc>
-          <w:tcPr>
-            <w:tcW w:w="960" w:type="dxa"/>
-          </w:tcPr>
-          <w:p>
-            <w:pPr>
-              <w:rPr>
-                <w:rFonts w:cs="Times New Roman"/>
-              </w:rPr>
-            </w:pPr>
-            <w:r>
-              <w:rPr>
-                <w:rFonts w:cs="Times New Roman"/>
-              </w:rPr>
-              <w:t>0</w:t>
-            </w:r>
-          </w:p>
-        </w:tc>
-        <w:tc>
-          <w:tcPr>
-            <w:tcW w:w="960" w:type="dxa"/>
-          </w:tcPr>
-          <w:p>
-            <w:pPr>
-              <w:rPr>
-                <w:rFonts w:cs="Times New Roman"/>
-              </w:rPr>
-            </w:pPr>
-            <w:r>
-              <w:rPr>
-                <w:rFonts w:cs="Times New Roman"/>
-              </w:rPr>
-              <w:t>4</w:t>
-            </w:r>
-          </w:p>
-        </w:tc>
-        <w:tc>
-          <w:tcPr>
-            <w:tcW w:w="960" w:type="dxa"/>
-          </w:tcPr>
-          <w:p>
-            <w:pPr>
-              <w:rPr>
-                <w:rFonts w:cs="Times New Roman"/>
-              </w:rPr>
-            </w:pPr>
-            <w:r>
-              <w:rPr>
-                <w:rFonts w:cs="Times New Roman"/>
-              </w:rPr>
-              <w:t>75%</w:t>
-            </w:r>
-          </w:p>
-        </w:tc>
-      </w:tr>
-    </w:tbl>
-    <w:p>
-      <w:pPr>
-        <w:rPr>
-          <w:rFonts w:cs="Times New Roman"/>
-        </w:rPr>
-      </w:pPr>
-    </w:p>
-    <w:p>
-      <w:pPr>
-        <w:rPr>
-          <w:rFonts w:cs="Times New Roman"/>
-        </w:rPr>
-      </w:pPr>
-      <w:r>
-        <w:rPr>
-          <w:rFonts w:cs="Times New Roman"/>
-        </w:rPr>
-        <w:t>Test Coverage = Tested/Total = 3/4 = 75%</w:t>
-      </w:r>
-    </w:p>
-    <w:p>
-      <w:pPr>
-        <w:rPr>
-          <w:rFonts w:cs="Times New Roman"/>
-        </w:rPr>
-      </w:pPr>
-      <w:r>
-        <w:rPr>
-          <w:rFonts w:cs="Times New Roman"/>
-        </w:rPr>
-        <w:t>Successful Coverage = Passed/Total = 3/4 = 75%</w:t>
-      </w:r>
-    </w:p>
-    <w:p>
-      <w:pPr>
-        <w:pStyle w:val="Heading1"/>
+          <w:lang w:val="vi-VN"/>
+        </w:rPr>
+        <w:t xml:space="preserve">2.1. </w:t>
+      </w:r>
+      <w:r>
         <w:rPr>
           <w:rFonts w:ascii="Times New Roman" w:hAnsi="Times New Roman" w:cs="Times New Roman"/>
           <w:color w:val="auto"/>
-        </w:rPr>
-      </w:pPr>
-      <w:r>
+          <w:lang w:val="vi-VN"/>
+        </w:rPr>
+        <w:t>Mục tiêu</w:t>
+      </w:r>
+    </w:p>
+    <w:p>
+      <w:pPr>
+        <w:rPr>
+          <w:rFonts w:cs="Times New Roman"/>
+          <w:b/>
+          <w:bCs/>
+          <w:lang w:val="vi-VN"/>
+        </w:rPr>
+      </w:pPr>
+      <w:r>
+        <w:rPr>
+          <w:rFonts w:cs="Times New Roman"/>
+          <w:b/>
+          <w:bCs/>
+          <w:lang w:val="vi-VN"/>
+        </w:rPr>
+        <w:t>T</w:t>
+      </w:r>
+      <w:r>
+        <w:rPr>
+          <w:rFonts w:cs="Times New Roman"/>
+          <w:lang w:val="vi-VN"/>
+        </w:rPr>
+        <w:t xml:space="preserve">ạo test suite để gom nhiều lớp test chạy chung một lần. </w:t>
+      </w:r>
+      <w:r>
+        <w:rPr>
+          <w:rFonts w:cs="Times New Roman"/>
+        </w:rPr>
+        <w:t>Em dùng annotation @RunWith và @Suite của J</w:t>
+      </w:r>
+      <w:r>
+        <w:rPr>
+          <w:rFonts w:cs="Times New Roman"/>
+          <w:b/>
+          <w:bCs/>
+        </w:rPr>
+        <w:t>un</w:t>
+      </w:r>
+      <w:r>
+        <w:rPr>
+          <w:rFonts w:cs="Times New Roman"/>
+        </w:rPr>
+        <w:t>it</w:t>
+      </w:r>
+    </w:p>
+    <w:p>
+      <w:pPr>
+        <w:pStyle w:val="Heading2"/>
         <w:rPr>
           <w:rFonts w:ascii="Times New Roman" w:hAnsi="Times New Roman" w:cs="Times New Roman"/>
           <w:color w:val="auto"/>
-        </w:rPr>
-        <w:t>9. Kết luận</w:t>
+          <w:lang w:val="vi-VN"/>
+        </w:rPr>
+      </w:pPr>
+      <w:r>
+        <w:rPr>
+          <w:rFonts w:ascii="Times New Roman" w:hAnsi="Times New Roman" w:cs="Times New Roman"/>
+          <w:color w:val="auto"/>
+          <w:lang w:val="vi-VN"/>
+        </w:rPr>
+        <w:t xml:space="preserve">2.2. </w:t>
+      </w:r>
+      <w:r>
+        <w:rPr>
+          <w:rFonts w:ascii="Times New Roman" w:hAnsi="Times New Roman" w:cs="Times New Roman"/>
+          <w:color w:val="auto"/>
+          <w:lang w:val="vi-VN"/>
+        </w:rPr>
+        <w:t>Mã nguồn</w:t>
+      </w:r>
+    </w:p>
+    <w:p>
+      <w:pPr>
+        <w:rPr>
+          <w:lang w:val="vi-VN"/>
+        </w:rPr>
+      </w:pPr>
+      <w:r>
+        <w:rPr>
+          <w:lang w:val="vi-VN"/>
+        </w:rPr>
+        <w:t>- JUnitMessage.java: lớp nhỏ để in thông báo và trả về chuỗi</w:t>
+      </w:r>
+    </w:p>
+    <w:p>
+      <w:r>
+        <w:t>- SuiteTest1.java: test in thông báo và test hàm printHiMessage</w:t>
+      </w:r>
+    </w:p>
+    <w:p>
+      <w:r>
+        <w:t>- SuiteTest2.java: test assertEquals đơn giản</w:t>
+      </w:r>
+    </w:p>
+    <w:p>
+      <w:pPr>
+        <w:rPr>
+          <w:lang w:val="fr-FR"/>
+        </w:rPr>
+      </w:pPr>
+      <w:r>
+        <w:rPr>
+          <w:lang w:val="fr-FR"/>
+        </w:rPr>
+        <w:t>- JunitTest.java: lớp suite để gom SuiteTest1 và SuiteTest2</w:t>
+      </w:r>
+    </w:p>
+    <w:p>
+      <w:pPr>
+        <w:rPr>
+          <w:lang w:val="fr-FR"/>
+        </w:rPr>
+      </w:pPr>
+    </w:p>
+    <w:p>
+      <w:r>
+        <w:t>File JUnitMessage.java</w:t>
+      </w:r>
+    </w:p>
+    <w:p>
+      <w:r>
+        <w:t>package fpoly.junit;</w:t>
+      </w:r>
+    </w:p>
+    <w:p/>
+    <w:p>
+      <w:r>
+        <w:t>public class JUnitMessage {</w:t>
+      </w:r>
+    </w:p>
+    <w:p>
+      <w:r>
+        <w:t xml:space="preserve">    private String message;</w:t>
+      </w:r>
+    </w:p>
+    <w:p/>
+    <w:p>
+      <w:r>
+        <w:t xml:space="preserve">    public JUnitMessage(String message) {</w:t>
+      </w:r>
+    </w:p>
+    <w:p>
+      <w:r>
+        <w:t xml:space="preserve">        this.message = message;</w:t>
+      </w:r>
+    </w:p>
+    <w:p>
+      <w:r>
+        <w:t xml:space="preserve">    }</w:t>
+      </w:r>
+    </w:p>
+    <w:p/>
+    <w:p>
+      <w:r>
+        <w:t xml:space="preserve">    public void printMessage() {</w:t>
+      </w:r>
+    </w:p>
+    <w:p>
+      <w:r>
+        <w:t xml:space="preserve">        System.out.println(message);</w:t>
+      </w:r>
+    </w:p>
+    <w:p>
+      <w:r>
+        <w:t xml:space="preserve">    }</w:t>
+      </w:r>
+    </w:p>
+    <w:p/>
+    <w:p>
+      <w:r>
+        <w:t xml:space="preserve">    public String printHiMessage() {</w:t>
+      </w:r>
+    </w:p>
+    <w:p>
+      <w:r>
+        <w:t xml:space="preserve">        return "Hi!" + message;</w:t>
+      </w:r>
+    </w:p>
+    <w:p>
+      <w:r>
+        <w:t xml:space="preserve">    }</w:t>
+      </w:r>
+    </w:p>
+    <w:p>
+      <w:r>
+        <w:t>}</w:t>
+      </w:r>
+    </w:p>
+    <w:p/>
+    <w:p>
+      <w:r>
+        <w:t>File SuiteTest1.java</w:t>
+      </w:r>
+    </w:p>
+    <w:p>
+      <w:r>
+        <w:t>package fpoly.junit;</w:t>
+      </w:r>
+    </w:p>
+    <w:p/>
+    <w:p>
+      <w:r>
+        <w:t>import static org.junit.Assert.assertEquals;</w:t>
+      </w:r>
+    </w:p>
+    <w:p>
+      <w:r>
+        <w:t>import org.junit.Test;</w:t>
+      </w:r>
+    </w:p>
+    <w:p/>
+    <w:p>
+      <w:r>
+        <w:t>public class SuiteTest1 {</w:t>
+      </w:r>
+    </w:p>
+    <w:p>
+      <w:r>
+        <w:t xml:space="preserve">    public String message = "Fpoly";</w:t>
+      </w:r>
+    </w:p>
+    <w:p>
+      <w:r>
+        <w:t xml:space="preserve">    JUnitMessage junitMessage = new JUnitMessage(message);</w:t>
+      </w:r>
+    </w:p>
+    <w:p/>
+    <w:p>
+      <w:r>
+        <w:t xml:space="preserve">    @Test</w:t>
+      </w:r>
+    </w:p>
+    <w:p>
+      <w:r>
+        <w:t xml:space="preserve">    public void testJUnitMessage() {</w:t>
+      </w:r>
+    </w:p>
+    <w:p>
+      <w:r>
+        <w:t xml:space="preserve">        System.out.println("Junit Message is printing ");</w:t>
+      </w:r>
+    </w:p>
+    <w:p>
+      <w:r>
+        <w:t xml:space="preserve">        junitMessage.printMessage();</w:t>
+      </w:r>
+    </w:p>
+    <w:p>
+      <w:r>
+        <w:t xml:space="preserve">    }</w:t>
+      </w:r>
+    </w:p>
+    <w:p/>
+    <w:p>
+      <w:r>
+        <w:t xml:space="preserve">    @Test</w:t>
+      </w:r>
+    </w:p>
+    <w:p>
+      <w:r>
+        <w:t xml:space="preserve">    public void testJUnitHiMessage() {</w:t>
+      </w:r>
+    </w:p>
+    <w:p>
+      <w:r>
+        <w:t xml:space="preserve">        message = "Hi!" + message;</w:t>
+      </w:r>
+    </w:p>
+    <w:p>
+      <w:r>
+        <w:t xml:space="preserve">        System.out.println("Junit Hi Message is printing ");</w:t>
+      </w:r>
+    </w:p>
+    <w:p>
+      <w:r>
+        <w:t xml:space="preserve">        assertEquals(message, junitMessage.printHiMessage());</w:t>
+      </w:r>
+    </w:p>
+    <w:p>
+      <w:r>
+        <w:t xml:space="preserve">        System.out.println("Suite Test 1 is successful " + message);</w:t>
+      </w:r>
+    </w:p>
+    <w:p>
+      <w:pPr>
+        <w:rPr>
+          <w:lang w:val="fr-FR"/>
+        </w:rPr>
+      </w:pPr>
+      <w:r>
+        <w:t xml:space="preserve">    </w:t>
+      </w:r>
+      <w:r>
+        <w:rPr>
+          <w:lang w:val="fr-FR"/>
+        </w:rPr>
+        <w:t>}</w:t>
+      </w:r>
+    </w:p>
+    <w:p>
+      <w:pPr>
+        <w:rPr>
+          <w:lang w:val="fr-FR"/>
+        </w:rPr>
+      </w:pPr>
+      <w:r>
+        <w:rPr>
+          <w:lang w:val="fr-FR"/>
+        </w:rPr>
+        <w:t>}</w:t>
+      </w:r>
+    </w:p>
+    <w:p>
+      <w:pPr>
+        <w:rPr>
+          <w:lang w:val="fr-FR"/>
+        </w:rPr>
+      </w:pPr>
+    </w:p>
+    <w:p>
+      <w:pPr>
+        <w:rPr>
+          <w:lang w:val="fr-FR"/>
+        </w:rPr>
+      </w:pPr>
+      <w:r>
+        <w:rPr>
+          <w:lang w:val="fr-FR"/>
+        </w:rPr>
+        <w:t>File SuiteTest2.java</w:t>
+      </w:r>
+    </w:p>
+    <w:p>
+      <w:pPr>
+        <w:rPr>
+          <w:lang w:val="fr-FR"/>
+        </w:rPr>
+      </w:pPr>
+      <w:r>
+        <w:rPr>
+          <w:lang w:val="fr-FR"/>
+        </w:rPr>
+        <w:t>package fpoly.junit;</w:t>
+      </w:r>
+    </w:p>
+    <w:p>
+      <w:pPr>
+        <w:rPr>
+          <w:lang w:val="fr-FR"/>
+        </w:rPr>
+      </w:pPr>
+    </w:p>
+    <w:p>
+      <w:r>
+        <w:t>import org.junit.Assert;</w:t>
+      </w:r>
+    </w:p>
+    <w:p>
+      <w:r>
+        <w:t>import org.junit.Test;</w:t>
+      </w:r>
+    </w:p>
+    <w:p/>
+    <w:p>
+      <w:r>
+        <w:t>public class SuiteTest2 {</w:t>
+      </w:r>
+    </w:p>
+    <w:p>
+      <w:r>
+        <w:t xml:space="preserve">    @Test</w:t>
+      </w:r>
+    </w:p>
+    <w:p>
+      <w:r>
+        <w:t xml:space="preserve">    public void createAndSetName() {</w:t>
+      </w:r>
+    </w:p>
+    <w:p>
+      <w:r>
+        <w:t xml:space="preserve">        String expected = "Y";</w:t>
+      </w:r>
+    </w:p>
+    <w:p>
+      <w:r>
+        <w:t xml:space="preserve">        String actual = "Y";</w:t>
+      </w:r>
+    </w:p>
+    <w:p>
+      <w:r>
+        <w:t xml:space="preserve">        Assert.assertEquals(expected, actual);</w:t>
+      </w:r>
+    </w:p>
+    <w:p>
+      <w:r>
+        <w:t xml:space="preserve">        System.out.println("Suite Test 2 is successful " + actual);</w:t>
+      </w:r>
+    </w:p>
+    <w:p>
+      <w:r>
+        <w:t xml:space="preserve">    }</w:t>
+      </w:r>
+    </w:p>
+    <w:p>
+      <w:r>
+        <w:t>}</w:t>
+      </w:r>
+    </w:p>
+    <w:p/>
+    <w:p>
+      <w:r>
+        <w:t>File JunitTest.java</w:t>
+      </w:r>
+    </w:p>
+    <w:p>
+      <w:r>
+        <w:t>package fpoly.junit;</w:t>
+      </w:r>
+    </w:p>
+    <w:p/>
+    <w:p>
+      <w:r>
+        <w:t>import org.junit.runner.RunWith;</w:t>
+      </w:r>
+    </w:p>
+    <w:p>
+      <w:r>
+        <w:t>import org.junit.runners.Suite;</w:t>
+      </w:r>
+    </w:p>
+    <w:p/>
+    <w:p>
+      <w:r>
+        <w:t>@RunWith(Suite.class)</w:t>
+      </w:r>
+    </w:p>
+    <w:p>
+      <w:r>
+        <w:t>@Suite.SuiteClasses({</w:t>
+      </w:r>
+    </w:p>
+    <w:p>
+      <w:r>
+        <w:t xml:space="preserve">    SuiteTest1.class,</w:t>
+      </w:r>
+    </w:p>
+    <w:p>
+      <w:r>
+        <w:t xml:space="preserve">    SuiteTest2.class</w:t>
+      </w:r>
+    </w:p>
+    <w:p>
+      <w:r>
+        <w:t>})</w:t>
+      </w:r>
+    </w:p>
+    <w:p>
+      <w:r>
+        <w:t>public class JunitTest {</w:t>
+      </w:r>
+    </w:p>
+    <w:p>
+      <w:pPr>
+        <w:rPr>
+          <w:lang w:val="vi-VN"/>
+        </w:rPr>
+      </w:pPr>
+      <w:r>
+        <w:t>}</w:t>
+      </w:r>
+    </w:p>
+    <w:p>
+      <w:pPr>
+        <w:pStyle w:val="Heading2"/>
+        <w:rPr>
+          <w:rFonts w:ascii="Times New Roman" w:hAnsi="Times New Roman" w:cs="Times New Roman"/>
+          <w:color w:val="auto"/>
+          <w:lang w:val="vi-VN"/>
+        </w:rPr>
+      </w:pPr>
+      <w:r>
+        <w:rPr>
+          <w:rFonts w:ascii="Times New Roman" w:hAnsi="Times New Roman" w:cs="Times New Roman"/>
+          <w:color w:val="auto"/>
+          <w:lang w:val="vi-VN"/>
+        </w:rPr>
+        <w:t>2.</w:t>
+      </w:r>
+      <w:r>
+        <w:rPr>
+          <w:rFonts w:ascii="Times New Roman" w:hAnsi="Times New Roman" w:cs="Times New Roman"/>
+          <w:color w:val="auto"/>
+          <w:lang w:val="vi-VN"/>
+        </w:rPr>
+        <w:t>3</w:t>
+      </w:r>
+      <w:r>
+        <w:rPr>
+          <w:rFonts w:ascii="Times New Roman" w:hAnsi="Times New Roman" w:cs="Times New Roman"/>
+          <w:color w:val="auto"/>
+          <w:lang w:val="vi-VN"/>
+        </w:rPr>
+        <w:t>. Chạy suite và kết quả</w:t>
       </w:r>
     </w:p>
     <w:p>
       <w:pPr>
         <w:rPr>
           <w:rFonts w:cs="Times New Roman"/>
+          <w:sz w:val="22"/>
+          <w:lang w:val="vi-VN"/>
         </w:rPr>
       </w:pPr>
       <w:r>
         <w:rPr>
           <w:rFonts w:cs="Times New Roman"/>
-        </w:rPr>
-        <w:t>Xây</w:t>
-      </w:r>
-      <w:r>
+          <w:sz w:val="22"/>
+          <w:lang w:val="vi-VN"/>
+        </w:rPr>
+        <w:t>Lệnh chạy suite:</w:t>
+      </w:r>
+    </w:p>
+    <w:p>
+      <w:pPr>
+        <w:pStyle w:val="CodeBlock"/>
+        <w:rPr>
+          <w:rFonts w:ascii="Times New Roman" w:hAnsi="Times New Roman" w:cs="Times New Roman"/>
+          <w:sz w:val="22"/>
+        </w:rPr>
+      </w:pPr>
+      <w:r>
+        <w:rPr>
+          <w:rFonts w:ascii="Times New Roman" w:hAnsi="Times New Roman" w:cs="Times New Roman"/>
+          <w:sz w:val="22"/>
+        </w:rPr>
+        <w:t>java -cp ".\out;.\lib\junit-4.13.2.jar;.\lib\hamcrest-core-1.3.jar" org.junit.runner.JUnitCore lab5.AllTests</w:t>
+      </w:r>
+    </w:p>
+    <w:p>
+      <w:pPr>
+        <w:rPr>
+          <w:rFonts w:cs="Times New Roman"/>
+          <w:sz w:val="22"/>
+        </w:rPr>
+      </w:pPr>
+      <w:r>
+        <w:rPr>
+          <w:rFonts w:cs="Times New Roman"/>
+          <w:sz w:val="22"/>
+        </w:rPr>
+        <w:t>Hình ảnh kết quả: Ảnh output OK số test chạy qua JUnitCore.</w:t>
+      </w:r>
+    </w:p>
+    <w:p>
+      <w:pPr>
+        <w:pStyle w:val="Heading1"/>
+        <w:rPr>
+          <w:rFonts w:ascii="Times New Roman" w:hAnsi="Times New Roman" w:cs="Times New Roman"/>
+          <w:color w:val="auto"/>
+          <w:lang w:val="vi-VN"/>
+        </w:rPr>
+      </w:pPr>
+      <w:r>
+        <w:rPr>
+          <w:rFonts w:ascii="Times New Roman" w:hAnsi="Times New Roman" w:cs="Times New Roman"/>
+          <w:noProof/>
+          <w:color w:val="auto"/>
+          <w:lang w:val="vi-VN"/>
+        </w:rPr>
+        <w:drawing>
+          <wp:inline distT="0" distB="0" distL="0" distR="0" wp14:anchorId="6BE65210" wp14:editId="7DE71616">
+            <wp:extent cx="5486400" cy="956945"/>
+            <wp:effectExtent l="0" t="0" r="0" b="0"/>
+            <wp:docPr id="1044412418" name="Picture 1"/>
+            <wp:cNvGraphicFramePr>
+              <a:graphicFrameLocks xmlns:a="http://schemas.openxmlformats.org/drawingml/2006/main" noChangeAspect="1"/>
+            </wp:cNvGraphicFramePr>
+            <a:graphic xmlns:a="http://schemas.openxmlformats.org/drawingml/2006/main">
+              <a:graphicData uri="http://schemas.openxmlformats.org/drawingml/2006/picture">
+                <pic:pic xmlns:pic="http://schemas.openxmlformats.org/drawingml/2006/picture">
+                  <pic:nvPicPr>
+                    <pic:cNvPr id="1044412418" name=""/>
+                    <pic:cNvPicPr/>
+                  </pic:nvPicPr>
+                  <pic:blipFill>
+                    <a:blip r:embed="rId7"/>
+                    <a:stretch>
+                      <a:fillRect/>
+                    </a:stretch>
+                  </pic:blipFill>
+                  <pic:spPr>
+                    <a:xfrm>
+                      <a:off x="0" y="0"/>
+                      <a:ext cx="5486400" cy="956945"/>
+                    </a:xfrm>
+                    <a:prstGeom prst="rect">
+                      <a:avLst/>
+                    </a:prstGeom>
+                  </pic:spPr>
+                </pic:pic>
+              </a:graphicData>
+            </a:graphic>
+          </wp:inline>
+        </w:drawing>
+      </w:r>
+    </w:p>
+    <w:p>
+      <w:pPr>
+        <w:pStyle w:val="Heading1"/>
+        <w:rPr>
+          <w:rFonts w:ascii="Times New Roman" w:hAnsi="Times New Roman" w:cs="Times New Roman"/>
+          <w:color w:val="auto"/>
+          <w:sz w:val="32"/>
+          <w:szCs w:val="32"/>
+          <w:lang w:val="vi-VN"/>
+        </w:rPr>
+      </w:pPr>
+      <w:r>
+        <w:rPr>
+          <w:rFonts w:ascii="Times New Roman" w:hAnsi="Times New Roman" w:cs="Times New Roman"/>
+          <w:color w:val="auto"/>
+          <w:sz w:val="32"/>
+          <w:szCs w:val="32"/>
+        </w:rPr>
+        <w:t>III. Bài 3: Mở rộng test case</w:t>
+      </w:r>
+    </w:p>
+    <w:p>
+      <w:pPr>
+        <w:pStyle w:val="Heading2"/>
+        <w:rPr>
+          <w:rFonts w:ascii="Times New Roman" w:hAnsi="Times New Roman" w:cs="Times New Roman"/>
+          <w:color w:val="auto"/>
+          <w:lang w:val="vi-VN"/>
+        </w:rPr>
+      </w:pPr>
+      <w:r>
+        <w:rPr>
+          <w:rFonts w:ascii="Times New Roman" w:hAnsi="Times New Roman" w:cs="Times New Roman"/>
+          <w:color w:val="auto"/>
+          <w:lang w:val="vi-VN"/>
+        </w:rPr>
+        <w:t>3</w:t>
+      </w:r>
+      <w:r>
+        <w:rPr>
+          <w:rFonts w:ascii="Times New Roman" w:hAnsi="Times New Roman" w:cs="Times New Roman"/>
+          <w:color w:val="auto"/>
+          <w:lang w:val="vi-VN"/>
+        </w:rPr>
+        <w:t xml:space="preserve">.1. </w:t>
+      </w:r>
+      <w:r>
+        <w:rPr>
+          <w:rFonts w:ascii="Times New Roman" w:hAnsi="Times New Roman" w:cs="Times New Roman"/>
+          <w:color w:val="auto"/>
+          <w:lang w:val="vi-VN"/>
+        </w:rPr>
+        <w:t>Mục tiêu</w:t>
+      </w:r>
+    </w:p>
+    <w:p>
+      <w:pPr>
         <w:rPr>
           <w:rFonts w:cs="Times New Roman"/>
           <w:lang w:val="vi-VN"/>
         </w:rPr>
+      </w:pPr>
+      <w:r>
+        <w:rPr>
+          <w:rFonts w:cs="Times New Roman"/>
+          <w:lang w:val="vi-VN"/>
+        </w:rPr>
+        <w:t>L</w:t>
+      </w:r>
+      <w:r>
+        <w:rPr>
+          <w:rFonts w:cs="Times New Roman"/>
+          <w:lang w:val="vi-VN"/>
+        </w:rPr>
+        <w:t>àm một ví dụ để thấy thứ tự chạy của các annotation trong JUnit như @BeforeClass, @AfterClass, @Before, @After, @Test, @Ignore.</w:t>
+      </w:r>
+    </w:p>
+    <w:p>
+      <w:pPr>
+        <w:pStyle w:val="Heading2"/>
+        <w:rPr>
+          <w:rFonts w:ascii="Times New Roman" w:hAnsi="Times New Roman" w:cs="Times New Roman"/>
+          <w:color w:val="auto"/>
+          <w:lang w:val="vi-VN"/>
+        </w:rPr>
+      </w:pPr>
+      <w:r>
+        <w:rPr>
+          <w:rFonts w:ascii="Times New Roman" w:hAnsi="Times New Roman" w:cs="Times New Roman"/>
+          <w:color w:val="auto"/>
+          <w:lang w:val="vi-VN"/>
+        </w:rPr>
+        <w:t>3</w:t>
+      </w:r>
+      <w:r>
+        <w:rPr>
+          <w:rFonts w:ascii="Times New Roman" w:hAnsi="Times New Roman" w:cs="Times New Roman"/>
+          <w:color w:val="auto"/>
+          <w:lang w:val="vi-VN"/>
+        </w:rPr>
+        <w:t xml:space="preserve">.2. </w:t>
+      </w:r>
+      <w:r>
+        <w:rPr>
+          <w:rFonts w:ascii="Times New Roman" w:hAnsi="Times New Roman" w:cs="Times New Roman"/>
+          <w:color w:val="auto"/>
+          <w:lang w:val="vi-VN"/>
+        </w:rPr>
+        <w:t>Mã nguồn</w:t>
+      </w:r>
+    </w:p>
+    <w:p>
+      <w:pPr>
+        <w:rPr>
+          <w:rFonts w:eastAsiaTheme="majorEastAsia" w:cs="Times New Roman"/>
+          <w:sz w:val="26"/>
+          <w:szCs w:val="26"/>
+        </w:rPr>
+      </w:pPr>
+      <w:r>
+        <w:rPr>
+          <w:rFonts w:eastAsiaTheme="majorEastAsia" w:cs="Times New Roman"/>
+          <w:sz w:val="26"/>
+          <w:szCs w:val="26"/>
+        </w:rPr>
+        <w:t>File JunitAnnotationsExample.java</w:t>
+      </w:r>
+    </w:p>
+    <w:p>
+      <w:pPr>
+        <w:rPr>
+          <w:rFonts w:eastAsiaTheme="majorEastAsia" w:cs="Times New Roman"/>
+          <w:sz w:val="26"/>
+          <w:szCs w:val="26"/>
+        </w:rPr>
+      </w:pPr>
+      <w:r>
+        <w:rPr>
+          <w:rFonts w:eastAsiaTheme="majorEastAsia" w:cs="Times New Roman"/>
+          <w:sz w:val="26"/>
+          <w:szCs w:val="26"/>
+        </w:rPr>
+        <w:t>package fpoly.junit;</w:t>
+      </w:r>
+    </w:p>
+    <w:p>
+      <w:pPr>
+        <w:rPr>
+          <w:rFonts w:eastAsiaTheme="majorEastAsia" w:cs="Times New Roman"/>
+          <w:sz w:val="26"/>
+          <w:szCs w:val="26"/>
+        </w:rPr>
+      </w:pPr>
+    </w:p>
+    <w:p>
+      <w:pPr>
+        <w:rPr>
+          <w:rFonts w:eastAsiaTheme="majorEastAsia" w:cs="Times New Roman"/>
+          <w:sz w:val="26"/>
+          <w:szCs w:val="26"/>
+        </w:rPr>
+      </w:pPr>
+      <w:r>
+        <w:rPr>
+          <w:rFonts w:eastAsiaTheme="majorEastAsia" w:cs="Times New Roman"/>
+          <w:sz w:val="26"/>
+          <w:szCs w:val="26"/>
+        </w:rPr>
+        <w:lastRenderedPageBreak/>
+        <w:t>import static org.junit.Assert.assertEquals;</w:t>
+      </w:r>
+    </w:p>
+    <w:p>
+      <w:pPr>
+        <w:rPr>
+          <w:rFonts w:eastAsiaTheme="majorEastAsia" w:cs="Times New Roman"/>
+          <w:sz w:val="26"/>
+          <w:szCs w:val="26"/>
+        </w:rPr>
+      </w:pPr>
+      <w:r>
+        <w:rPr>
+          <w:rFonts w:eastAsiaTheme="majorEastAsia" w:cs="Times New Roman"/>
+          <w:sz w:val="26"/>
+          <w:szCs w:val="26"/>
+        </w:rPr>
+        <w:t>import static org.junit.Assert.assertFalse;</w:t>
+      </w:r>
+    </w:p>
+    <w:p>
+      <w:pPr>
+        <w:rPr>
+          <w:rFonts w:eastAsiaTheme="majorEastAsia" w:cs="Times New Roman"/>
+          <w:sz w:val="26"/>
+          <w:szCs w:val="26"/>
+        </w:rPr>
+      </w:pPr>
+      <w:r>
+        <w:rPr>
+          <w:rFonts w:eastAsiaTheme="majorEastAsia" w:cs="Times New Roman"/>
+          <w:sz w:val="26"/>
+          <w:szCs w:val="26"/>
+        </w:rPr>
+        <w:t>import java.util.ArrayList;</w:t>
+      </w:r>
+    </w:p>
+    <w:p>
+      <w:pPr>
+        <w:rPr>
+          <w:rFonts w:eastAsiaTheme="majorEastAsia" w:cs="Times New Roman"/>
+          <w:sz w:val="26"/>
+          <w:szCs w:val="26"/>
+        </w:rPr>
+      </w:pPr>
+      <w:r>
+        <w:rPr>
+          <w:rFonts w:eastAsiaTheme="majorEastAsia" w:cs="Times New Roman"/>
+          <w:sz w:val="26"/>
+          <w:szCs w:val="26"/>
+        </w:rPr>
+        <w:t>import org.junit.After;</w:t>
+      </w:r>
+    </w:p>
+    <w:p>
+      <w:pPr>
+        <w:rPr>
+          <w:rFonts w:eastAsiaTheme="majorEastAsia" w:cs="Times New Roman"/>
+          <w:sz w:val="26"/>
+          <w:szCs w:val="26"/>
+        </w:rPr>
+      </w:pPr>
+      <w:r>
+        <w:rPr>
+          <w:rFonts w:eastAsiaTheme="majorEastAsia" w:cs="Times New Roman"/>
+          <w:sz w:val="26"/>
+          <w:szCs w:val="26"/>
+        </w:rPr>
+        <w:t>import org.junit.AfterClass;</w:t>
+      </w:r>
+    </w:p>
+    <w:p>
+      <w:pPr>
+        <w:rPr>
+          <w:rFonts w:eastAsiaTheme="majorEastAsia" w:cs="Times New Roman"/>
+          <w:sz w:val="26"/>
+          <w:szCs w:val="26"/>
+        </w:rPr>
+      </w:pPr>
+      <w:r>
+        <w:rPr>
+          <w:rFonts w:eastAsiaTheme="majorEastAsia" w:cs="Times New Roman"/>
+          <w:sz w:val="26"/>
+          <w:szCs w:val="26"/>
+        </w:rPr>
+        <w:t>import org.junit.Before;</w:t>
+      </w:r>
+    </w:p>
+    <w:p>
+      <w:pPr>
+        <w:rPr>
+          <w:rFonts w:eastAsiaTheme="majorEastAsia" w:cs="Times New Roman"/>
+          <w:sz w:val="26"/>
+          <w:szCs w:val="26"/>
+        </w:rPr>
+      </w:pPr>
+      <w:r>
+        <w:rPr>
+          <w:rFonts w:eastAsiaTheme="majorEastAsia" w:cs="Times New Roman"/>
+          <w:sz w:val="26"/>
+          <w:szCs w:val="26"/>
+        </w:rPr>
+        <w:t>import org.junit.BeforeClass;</w:t>
+      </w:r>
+    </w:p>
+    <w:p>
+      <w:pPr>
+        <w:rPr>
+          <w:rFonts w:eastAsiaTheme="majorEastAsia" w:cs="Times New Roman"/>
+          <w:sz w:val="26"/>
+          <w:szCs w:val="26"/>
+        </w:rPr>
+      </w:pPr>
+      <w:r>
+        <w:rPr>
+          <w:rFonts w:eastAsiaTheme="majorEastAsia" w:cs="Times New Roman"/>
+          <w:sz w:val="26"/>
+          <w:szCs w:val="26"/>
+        </w:rPr>
+        <w:t>import org.junit.Ignore;</w:t>
+      </w:r>
+    </w:p>
+    <w:p>
+      <w:pPr>
+        <w:rPr>
+          <w:rFonts w:eastAsiaTheme="majorEastAsia" w:cs="Times New Roman"/>
+          <w:sz w:val="26"/>
+          <w:szCs w:val="26"/>
+        </w:rPr>
+      </w:pPr>
+      <w:r>
+        <w:rPr>
+          <w:rFonts w:eastAsiaTheme="majorEastAsia" w:cs="Times New Roman"/>
+          <w:sz w:val="26"/>
+          <w:szCs w:val="26"/>
+        </w:rPr>
+        <w:t>import org.junit.Test;</w:t>
+      </w:r>
+    </w:p>
+    <w:p>
+      <w:pPr>
+        <w:rPr>
+          <w:rFonts w:eastAsiaTheme="majorEastAsia" w:cs="Times New Roman"/>
+          <w:sz w:val="26"/>
+          <w:szCs w:val="26"/>
+        </w:rPr>
+      </w:pPr>
+    </w:p>
+    <w:p>
+      <w:pPr>
+        <w:rPr>
+          <w:rFonts w:eastAsiaTheme="majorEastAsia" w:cs="Times New Roman"/>
+          <w:sz w:val="26"/>
+          <w:szCs w:val="26"/>
+        </w:rPr>
+      </w:pPr>
+      <w:r>
+        <w:rPr>
+          <w:rFonts w:eastAsiaTheme="majorEastAsia" w:cs="Times New Roman"/>
+          <w:sz w:val="26"/>
+          <w:szCs w:val="26"/>
+        </w:rPr>
+        <w:t>public class JunitAnnotationsExample {</w:t>
+      </w:r>
+    </w:p>
+    <w:p>
+      <w:pPr>
+        <w:rPr>
+          <w:rFonts w:eastAsiaTheme="majorEastAsia" w:cs="Times New Roman"/>
+          <w:sz w:val="26"/>
+          <w:szCs w:val="26"/>
+        </w:rPr>
+      </w:pPr>
+      <w:r>
+        <w:rPr>
+          <w:rFonts w:eastAsiaTheme="majorEastAsia" w:cs="Times New Roman"/>
+          <w:sz w:val="26"/>
+          <w:szCs w:val="26"/>
+        </w:rPr>
+        <w:t xml:space="preserve">    private ArrayList&lt;String&gt; list;</w:t>
+      </w:r>
+    </w:p>
+    <w:p>
+      <w:pPr>
+        <w:rPr>
+          <w:rFonts w:eastAsiaTheme="majorEastAsia" w:cs="Times New Roman"/>
+          <w:sz w:val="26"/>
+          <w:szCs w:val="26"/>
+        </w:rPr>
+      </w:pPr>
+    </w:p>
+    <w:p>
+      <w:pPr>
+        <w:rPr>
+          <w:rFonts w:eastAsiaTheme="majorEastAsia" w:cs="Times New Roman"/>
+          <w:sz w:val="26"/>
+          <w:szCs w:val="26"/>
+        </w:rPr>
+      </w:pPr>
+      <w:r>
+        <w:rPr>
+          <w:rFonts w:eastAsiaTheme="majorEastAsia" w:cs="Times New Roman"/>
+          <w:sz w:val="26"/>
+          <w:szCs w:val="26"/>
+        </w:rPr>
+        <w:t xml:space="preserve">    @BeforeClass</w:t>
+      </w:r>
+    </w:p>
+    <w:p>
+      <w:pPr>
+        <w:rPr>
+          <w:rFonts w:eastAsiaTheme="majorEastAsia" w:cs="Times New Roman"/>
+          <w:sz w:val="26"/>
+          <w:szCs w:val="26"/>
+        </w:rPr>
+      </w:pPr>
+      <w:r>
+        <w:rPr>
+          <w:rFonts w:eastAsiaTheme="majorEastAsia" w:cs="Times New Roman"/>
+          <w:sz w:val="26"/>
+          <w:szCs w:val="26"/>
+        </w:rPr>
+        <w:t xml:space="preserve">    public static void m1() {</w:t>
+      </w:r>
+    </w:p>
+    <w:p>
+      <w:pPr>
+        <w:rPr>
+          <w:rFonts w:eastAsiaTheme="majorEastAsia" w:cs="Times New Roman"/>
+          <w:sz w:val="26"/>
+          <w:szCs w:val="26"/>
+        </w:rPr>
+      </w:pPr>
+      <w:r>
+        <w:rPr>
+          <w:rFonts w:eastAsiaTheme="majorEastAsia" w:cs="Times New Roman"/>
+          <w:sz w:val="26"/>
+          <w:szCs w:val="26"/>
+        </w:rPr>
+        <w:t xml:space="preserve">        System.out.println("Using @BeforeClass executed before all test cases");</w:t>
+      </w:r>
+    </w:p>
+    <w:p>
+      <w:pPr>
+        <w:rPr>
+          <w:rFonts w:eastAsiaTheme="majorEastAsia" w:cs="Times New Roman"/>
+          <w:sz w:val="26"/>
+          <w:szCs w:val="26"/>
+        </w:rPr>
+      </w:pPr>
+      <w:r>
+        <w:rPr>
+          <w:rFonts w:eastAsiaTheme="majorEastAsia" w:cs="Times New Roman"/>
+          <w:sz w:val="26"/>
+          <w:szCs w:val="26"/>
+        </w:rPr>
+        <w:t xml:space="preserve">    }</w:t>
+      </w:r>
+    </w:p>
+    <w:p>
+      <w:pPr>
+        <w:rPr>
+          <w:rFonts w:eastAsiaTheme="majorEastAsia" w:cs="Times New Roman"/>
+          <w:sz w:val="26"/>
+          <w:szCs w:val="26"/>
+        </w:rPr>
+      </w:pPr>
+    </w:p>
+    <w:p>
+      <w:pPr>
+        <w:rPr>
+          <w:rFonts w:eastAsiaTheme="majorEastAsia" w:cs="Times New Roman"/>
+          <w:sz w:val="26"/>
+          <w:szCs w:val="26"/>
+        </w:rPr>
+      </w:pPr>
+      <w:r>
+        <w:rPr>
+          <w:rFonts w:eastAsiaTheme="majorEastAsia" w:cs="Times New Roman"/>
+          <w:sz w:val="26"/>
+          <w:szCs w:val="26"/>
+        </w:rPr>
+        <w:t xml:space="preserve">    @Before</w:t>
+      </w:r>
+    </w:p>
+    <w:p>
+      <w:pPr>
+        <w:rPr>
+          <w:rFonts w:eastAsiaTheme="majorEastAsia" w:cs="Times New Roman"/>
+          <w:sz w:val="26"/>
+          <w:szCs w:val="26"/>
+        </w:rPr>
+      </w:pPr>
+      <w:r>
+        <w:rPr>
+          <w:rFonts w:eastAsiaTheme="majorEastAsia" w:cs="Times New Roman"/>
+          <w:sz w:val="26"/>
+          <w:szCs w:val="26"/>
+        </w:rPr>
+        <w:t xml:space="preserve">    public void m2() {</w:t>
+      </w:r>
+    </w:p>
+    <w:p>
+      <w:pPr>
+        <w:rPr>
+          <w:rFonts w:eastAsiaTheme="majorEastAsia" w:cs="Times New Roman"/>
+          <w:sz w:val="26"/>
+          <w:szCs w:val="26"/>
+        </w:rPr>
+      </w:pPr>
+      <w:r>
+        <w:rPr>
+          <w:rFonts w:eastAsiaTheme="majorEastAsia" w:cs="Times New Roman"/>
+          <w:sz w:val="26"/>
+          <w:szCs w:val="26"/>
+        </w:rPr>
+        <w:t xml:space="preserve">        list = new ArrayList&lt;String&gt;();</w:t>
+      </w:r>
+    </w:p>
+    <w:p>
+      <w:pPr>
+        <w:rPr>
+          <w:rFonts w:eastAsiaTheme="majorEastAsia" w:cs="Times New Roman"/>
+          <w:sz w:val="26"/>
+          <w:szCs w:val="26"/>
+        </w:rPr>
+      </w:pPr>
+      <w:r>
+        <w:rPr>
+          <w:rFonts w:eastAsiaTheme="majorEastAsia" w:cs="Times New Roman"/>
+          <w:sz w:val="26"/>
+          <w:szCs w:val="26"/>
+        </w:rPr>
+        <w:t xml:space="preserve">        System.out.println("Using @Before annotations, executed before each test cases");</w:t>
+      </w:r>
+    </w:p>
+    <w:p>
+      <w:pPr>
+        <w:rPr>
+          <w:rFonts w:eastAsiaTheme="majorEastAsia" w:cs="Times New Roman"/>
+          <w:sz w:val="26"/>
+          <w:szCs w:val="26"/>
+        </w:rPr>
+      </w:pPr>
+      <w:r>
+        <w:rPr>
+          <w:rFonts w:eastAsiaTheme="majorEastAsia" w:cs="Times New Roman"/>
+          <w:sz w:val="26"/>
+          <w:szCs w:val="26"/>
+        </w:rPr>
+        <w:t xml:space="preserve">    }</w:t>
+      </w:r>
+    </w:p>
+    <w:p>
+      <w:pPr>
+        <w:rPr>
+          <w:rFonts w:eastAsiaTheme="majorEastAsia" w:cs="Times New Roman"/>
+          <w:sz w:val="26"/>
+          <w:szCs w:val="26"/>
+        </w:rPr>
+      </w:pPr>
+    </w:p>
+    <w:p>
+      <w:pPr>
+        <w:rPr>
+          <w:rFonts w:eastAsiaTheme="majorEastAsia" w:cs="Times New Roman"/>
+          <w:sz w:val="26"/>
+          <w:szCs w:val="26"/>
+        </w:rPr>
+      </w:pPr>
+      <w:r>
+        <w:rPr>
+          <w:rFonts w:eastAsiaTheme="majorEastAsia" w:cs="Times New Roman"/>
+          <w:sz w:val="26"/>
+          <w:szCs w:val="26"/>
+        </w:rPr>
+        <w:t xml:space="preserve">    @AfterClass</w:t>
+      </w:r>
+    </w:p>
+    <w:p>
+      <w:pPr>
+        <w:rPr>
+          <w:rFonts w:eastAsiaTheme="majorEastAsia" w:cs="Times New Roman"/>
+          <w:sz w:val="26"/>
+          <w:szCs w:val="26"/>
+        </w:rPr>
+      </w:pPr>
+      <w:r>
+        <w:rPr>
+          <w:rFonts w:eastAsiaTheme="majorEastAsia" w:cs="Times New Roman"/>
+          <w:sz w:val="26"/>
+          <w:szCs w:val="26"/>
+        </w:rPr>
+        <w:t xml:space="preserve">    public static void m3() {</w:t>
+      </w:r>
+    </w:p>
+    <w:p>
+      <w:pPr>
+        <w:rPr>
+          <w:rFonts w:eastAsiaTheme="majorEastAsia" w:cs="Times New Roman"/>
+          <w:sz w:val="26"/>
+          <w:szCs w:val="26"/>
+        </w:rPr>
+      </w:pPr>
+      <w:r>
+        <w:rPr>
+          <w:rFonts w:eastAsiaTheme="majorEastAsia" w:cs="Times New Roman"/>
+          <w:sz w:val="26"/>
+          <w:szCs w:val="26"/>
+        </w:rPr>
+        <w:t xml:space="preserve">        System.out.println("Using @AfterClass, executed after all test cases");</w:t>
+      </w:r>
+    </w:p>
+    <w:p>
+      <w:pPr>
+        <w:rPr>
+          <w:rFonts w:eastAsiaTheme="majorEastAsia" w:cs="Times New Roman"/>
+          <w:sz w:val="26"/>
+          <w:szCs w:val="26"/>
+        </w:rPr>
+      </w:pPr>
+      <w:r>
+        <w:rPr>
+          <w:rFonts w:eastAsiaTheme="majorEastAsia" w:cs="Times New Roman"/>
+          <w:sz w:val="26"/>
+          <w:szCs w:val="26"/>
+        </w:rPr>
+        <w:t xml:space="preserve">    }</w:t>
+      </w:r>
+    </w:p>
+    <w:p>
+      <w:pPr>
+        <w:rPr>
+          <w:rFonts w:eastAsiaTheme="majorEastAsia" w:cs="Times New Roman"/>
+          <w:sz w:val="26"/>
+          <w:szCs w:val="26"/>
+        </w:rPr>
+      </w:pPr>
+    </w:p>
+    <w:p>
+      <w:pPr>
+        <w:rPr>
+          <w:rFonts w:eastAsiaTheme="majorEastAsia" w:cs="Times New Roman"/>
+          <w:sz w:val="26"/>
+          <w:szCs w:val="26"/>
+        </w:rPr>
+      </w:pPr>
+      <w:r>
+        <w:rPr>
+          <w:rFonts w:eastAsiaTheme="majorEastAsia" w:cs="Times New Roman"/>
+          <w:sz w:val="26"/>
+          <w:szCs w:val="26"/>
+        </w:rPr>
+        <w:t xml:space="preserve">    @After</w:t>
+      </w:r>
+    </w:p>
+    <w:p>
+      <w:pPr>
+        <w:rPr>
+          <w:rFonts w:eastAsiaTheme="majorEastAsia" w:cs="Times New Roman"/>
+          <w:sz w:val="26"/>
+          <w:szCs w:val="26"/>
+        </w:rPr>
+      </w:pPr>
+      <w:r>
+        <w:rPr>
+          <w:rFonts w:eastAsiaTheme="majorEastAsia" w:cs="Times New Roman"/>
+          <w:sz w:val="26"/>
+          <w:szCs w:val="26"/>
+        </w:rPr>
+        <w:t xml:space="preserve">    public void m4() {</w:t>
+      </w:r>
+    </w:p>
+    <w:p>
+      <w:pPr>
+        <w:rPr>
+          <w:rFonts w:eastAsiaTheme="majorEastAsia" w:cs="Times New Roman"/>
+          <w:sz w:val="26"/>
+          <w:szCs w:val="26"/>
+        </w:rPr>
+      </w:pPr>
+      <w:r>
+        <w:rPr>
+          <w:rFonts w:eastAsiaTheme="majorEastAsia" w:cs="Times New Roman"/>
+          <w:sz w:val="26"/>
+          <w:szCs w:val="26"/>
+        </w:rPr>
+        <w:t xml:space="preserve">        list.clear();</w:t>
+      </w:r>
+    </w:p>
+    <w:p>
+      <w:pPr>
+        <w:rPr>
+          <w:rFonts w:eastAsiaTheme="majorEastAsia" w:cs="Times New Roman"/>
+          <w:sz w:val="26"/>
+          <w:szCs w:val="26"/>
+        </w:rPr>
+      </w:pPr>
+      <w:r>
+        <w:rPr>
+          <w:rFonts w:eastAsiaTheme="majorEastAsia" w:cs="Times New Roman"/>
+          <w:sz w:val="26"/>
+          <w:szCs w:val="26"/>
+        </w:rPr>
+        <w:t xml:space="preserve">        System.out.println("Using @After, executed after each test cases");</w:t>
+      </w:r>
+    </w:p>
+    <w:p>
+      <w:pPr>
+        <w:rPr>
+          <w:rFonts w:eastAsiaTheme="majorEastAsia" w:cs="Times New Roman"/>
+          <w:sz w:val="26"/>
+          <w:szCs w:val="26"/>
+        </w:rPr>
+      </w:pPr>
+      <w:r>
+        <w:rPr>
+          <w:rFonts w:eastAsiaTheme="majorEastAsia" w:cs="Times New Roman"/>
+          <w:sz w:val="26"/>
+          <w:szCs w:val="26"/>
+        </w:rPr>
+        <w:t xml:space="preserve">    }</w:t>
+      </w:r>
+    </w:p>
+    <w:p>
+      <w:pPr>
+        <w:rPr>
+          <w:rFonts w:eastAsiaTheme="majorEastAsia" w:cs="Times New Roman"/>
+          <w:sz w:val="26"/>
+          <w:szCs w:val="26"/>
+        </w:rPr>
+      </w:pPr>
+    </w:p>
+    <w:p>
+      <w:pPr>
+        <w:rPr>
+          <w:rFonts w:eastAsiaTheme="majorEastAsia" w:cs="Times New Roman"/>
+          <w:sz w:val="26"/>
+          <w:szCs w:val="26"/>
+        </w:rPr>
+      </w:pPr>
+      <w:r>
+        <w:rPr>
+          <w:rFonts w:eastAsiaTheme="majorEastAsia" w:cs="Times New Roman"/>
+          <w:sz w:val="26"/>
+          <w:szCs w:val="26"/>
+        </w:rPr>
+        <w:t xml:space="preserve">    @Test</w:t>
+      </w:r>
+    </w:p>
+    <w:p>
+      <w:pPr>
+        <w:rPr>
+          <w:rFonts w:eastAsiaTheme="majorEastAsia" w:cs="Times New Roman"/>
+          <w:sz w:val="26"/>
+          <w:szCs w:val="26"/>
+        </w:rPr>
+      </w:pPr>
+      <w:r>
+        <w:rPr>
+          <w:rFonts w:eastAsiaTheme="majorEastAsia" w:cs="Times New Roman"/>
+          <w:sz w:val="26"/>
+          <w:szCs w:val="26"/>
+        </w:rPr>
+        <w:t xml:space="preserve">    public void m5() {</w:t>
+      </w:r>
+    </w:p>
+    <w:p>
+      <w:pPr>
+        <w:rPr>
+          <w:rFonts w:eastAsiaTheme="majorEastAsia" w:cs="Times New Roman"/>
+          <w:sz w:val="26"/>
+          <w:szCs w:val="26"/>
+        </w:rPr>
+      </w:pPr>
+      <w:r>
+        <w:rPr>
+          <w:rFonts w:eastAsiaTheme="majorEastAsia" w:cs="Times New Roman"/>
+          <w:sz w:val="26"/>
+          <w:szCs w:val="26"/>
+        </w:rPr>
+        <w:t xml:space="preserve">        list.add("test");</w:t>
+      </w:r>
+    </w:p>
+    <w:p>
+      <w:pPr>
+        <w:rPr>
+          <w:rFonts w:eastAsiaTheme="majorEastAsia" w:cs="Times New Roman"/>
+          <w:sz w:val="26"/>
+          <w:szCs w:val="26"/>
+        </w:rPr>
+      </w:pPr>
+      <w:r>
+        <w:rPr>
+          <w:rFonts w:eastAsiaTheme="majorEastAsia" w:cs="Times New Roman"/>
+          <w:sz w:val="26"/>
+          <w:szCs w:val="26"/>
+        </w:rPr>
+        <w:t xml:space="preserve">        assertFalse(list.isEmpty());</w:t>
+      </w:r>
+    </w:p>
+    <w:p>
+      <w:pPr>
+        <w:rPr>
+          <w:rFonts w:eastAsiaTheme="majorEastAsia" w:cs="Times New Roman"/>
+          <w:sz w:val="26"/>
+          <w:szCs w:val="26"/>
+        </w:rPr>
+      </w:pPr>
+      <w:r>
+        <w:rPr>
+          <w:rFonts w:eastAsiaTheme="majorEastAsia" w:cs="Times New Roman"/>
+          <w:sz w:val="26"/>
+          <w:szCs w:val="26"/>
+        </w:rPr>
+        <w:t xml:space="preserve">        assertEquals(1, list.size());</w:t>
+      </w:r>
+    </w:p>
+    <w:p>
+      <w:pPr>
+        <w:rPr>
+          <w:rFonts w:eastAsiaTheme="majorEastAsia" w:cs="Times New Roman"/>
+          <w:sz w:val="26"/>
+          <w:szCs w:val="26"/>
+        </w:rPr>
+      </w:pPr>
+      <w:r>
+        <w:rPr>
+          <w:rFonts w:eastAsiaTheme="majorEastAsia" w:cs="Times New Roman"/>
+          <w:sz w:val="26"/>
+          <w:szCs w:val="26"/>
+        </w:rPr>
+        <w:t xml:space="preserve">        System.out.println("Executing Test m5");</w:t>
+      </w:r>
+    </w:p>
+    <w:p>
+      <w:pPr>
+        <w:rPr>
+          <w:rFonts w:eastAsiaTheme="majorEastAsia" w:cs="Times New Roman"/>
+          <w:sz w:val="26"/>
+          <w:szCs w:val="26"/>
+        </w:rPr>
+      </w:pPr>
+      <w:r>
+        <w:rPr>
+          <w:rFonts w:eastAsiaTheme="majorEastAsia" w:cs="Times New Roman"/>
+          <w:sz w:val="26"/>
+          <w:szCs w:val="26"/>
+        </w:rPr>
+        <w:t xml:space="preserve">    }</w:t>
+      </w:r>
+    </w:p>
+    <w:p>
+      <w:pPr>
+        <w:rPr>
+          <w:rFonts w:eastAsiaTheme="majorEastAsia" w:cs="Times New Roman"/>
+          <w:sz w:val="26"/>
+          <w:szCs w:val="26"/>
+        </w:rPr>
+      </w:pPr>
+    </w:p>
+    <w:p>
+      <w:pPr>
+        <w:rPr>
+          <w:rFonts w:eastAsiaTheme="majorEastAsia" w:cs="Times New Roman"/>
+          <w:sz w:val="26"/>
+          <w:szCs w:val="26"/>
+        </w:rPr>
+      </w:pPr>
+      <w:r>
+        <w:rPr>
+          <w:rFonts w:eastAsiaTheme="majorEastAsia" w:cs="Times New Roman"/>
+          <w:sz w:val="26"/>
+          <w:szCs w:val="26"/>
+        </w:rPr>
+        <w:t xml:space="preserve">    @Ignore</w:t>
+      </w:r>
+    </w:p>
+    <w:p>
+      <w:pPr>
+        <w:rPr>
+          <w:rFonts w:eastAsiaTheme="majorEastAsia" w:cs="Times New Roman"/>
+          <w:sz w:val="26"/>
+          <w:szCs w:val="26"/>
+        </w:rPr>
+      </w:pPr>
+      <w:r>
+        <w:rPr>
+          <w:rFonts w:eastAsiaTheme="majorEastAsia" w:cs="Times New Roman"/>
+          <w:sz w:val="26"/>
+          <w:szCs w:val="26"/>
+        </w:rPr>
+        <w:t xml:space="preserve">    public void m6() {</w:t>
+      </w:r>
+    </w:p>
+    <w:p>
+      <w:pPr>
+        <w:rPr>
+          <w:rFonts w:eastAsiaTheme="majorEastAsia" w:cs="Times New Roman"/>
+          <w:sz w:val="26"/>
+          <w:szCs w:val="26"/>
+        </w:rPr>
+      </w:pPr>
+      <w:r>
+        <w:rPr>
+          <w:rFonts w:eastAsiaTheme="majorEastAsia" w:cs="Times New Roman"/>
+          <w:sz w:val="26"/>
+          <w:szCs w:val="26"/>
+        </w:rPr>
+        <w:t xml:space="preserve">        System.out.println("Using @Ignore, this execution is ignored");</w:t>
+      </w:r>
+    </w:p>
+    <w:p>
+      <w:pPr>
+        <w:rPr>
+          <w:rFonts w:eastAsiaTheme="majorEastAsia" w:cs="Times New Roman"/>
+          <w:sz w:val="26"/>
+          <w:szCs w:val="26"/>
+        </w:rPr>
+      </w:pPr>
+      <w:r>
+        <w:rPr>
+          <w:rFonts w:eastAsiaTheme="majorEastAsia" w:cs="Times New Roman"/>
+          <w:sz w:val="26"/>
+          <w:szCs w:val="26"/>
+        </w:rPr>
+        <w:t xml:space="preserve">    }</w:t>
+      </w:r>
+    </w:p>
+    <w:p>
+      <w:pPr>
+        <w:rPr>
+          <w:rFonts w:eastAsiaTheme="majorEastAsia" w:cs="Times New Roman"/>
+          <w:sz w:val="26"/>
+          <w:szCs w:val="26"/>
+        </w:rPr>
+      </w:pPr>
+      <w:r>
+        <w:rPr>
+          <w:rFonts w:eastAsiaTheme="majorEastAsia" w:cs="Times New Roman"/>
+          <w:sz w:val="26"/>
+          <w:szCs w:val="26"/>
+        </w:rPr>
+        <w:lastRenderedPageBreak/>
+        <w:t>}</w:t>
+      </w:r>
+    </w:p>
+    <w:p>
+      <w:pPr>
+        <w:rPr>
+          <w:rFonts w:eastAsiaTheme="majorEastAsia" w:cs="Times New Roman"/>
+          <w:sz w:val="26"/>
+          <w:szCs w:val="26"/>
+        </w:rPr>
+      </w:pPr>
+    </w:p>
+    <w:p>
+      <w:pPr>
+        <w:rPr>
+          <w:rFonts w:eastAsiaTheme="majorEastAsia" w:cs="Times New Roman"/>
+          <w:sz w:val="26"/>
+          <w:szCs w:val="26"/>
+        </w:rPr>
+      </w:pPr>
+      <w:r>
+        <w:rPr>
+          <w:rFonts w:eastAsiaTheme="majorEastAsia" w:cs="Times New Roman"/>
+          <w:sz w:val="26"/>
+          <w:szCs w:val="26"/>
+        </w:rPr>
+        <w:t>File TestRunner.java</w:t>
+      </w:r>
+    </w:p>
+    <w:p>
+      <w:pPr>
+        <w:rPr>
+          <w:rFonts w:eastAsiaTheme="majorEastAsia" w:cs="Times New Roman"/>
+          <w:sz w:val="26"/>
+          <w:szCs w:val="26"/>
+        </w:rPr>
+      </w:pPr>
+      <w:r>
+        <w:rPr>
+          <w:rFonts w:eastAsiaTheme="majorEastAsia" w:cs="Times New Roman"/>
+          <w:sz w:val="26"/>
+          <w:szCs w:val="26"/>
+        </w:rPr>
+        <w:t>package fpoly.junit;</w:t>
+      </w:r>
+    </w:p>
+    <w:p>
+      <w:pPr>
+        <w:rPr>
+          <w:rFonts w:eastAsiaTheme="majorEastAsia" w:cs="Times New Roman"/>
+          <w:sz w:val="26"/>
+          <w:szCs w:val="26"/>
+        </w:rPr>
+      </w:pPr>
+    </w:p>
+    <w:p>
+      <w:pPr>
+        <w:rPr>
+          <w:rFonts w:eastAsiaTheme="majorEastAsia" w:cs="Times New Roman"/>
+          <w:sz w:val="26"/>
+          <w:szCs w:val="26"/>
+        </w:rPr>
+      </w:pPr>
+      <w:r>
+        <w:rPr>
+          <w:rFonts w:eastAsiaTheme="majorEastAsia" w:cs="Times New Roman"/>
+          <w:sz w:val="26"/>
+          <w:szCs w:val="26"/>
+        </w:rPr>
+        <w:t>import org.junit.runner.JUnitCore;</w:t>
+      </w:r>
+    </w:p>
+    <w:p>
+      <w:pPr>
+        <w:rPr>
+          <w:rFonts w:eastAsiaTheme="majorEastAsia" w:cs="Times New Roman"/>
+          <w:sz w:val="26"/>
+          <w:szCs w:val="26"/>
+        </w:rPr>
+      </w:pPr>
+      <w:r>
+        <w:rPr>
+          <w:rFonts w:eastAsiaTheme="majorEastAsia" w:cs="Times New Roman"/>
+          <w:sz w:val="26"/>
+          <w:szCs w:val="26"/>
+        </w:rPr>
+        <w:t>import org.junit.runner.Result;</w:t>
+      </w:r>
+    </w:p>
+    <w:p>
+      <w:pPr>
+        <w:rPr>
+          <w:rFonts w:eastAsiaTheme="majorEastAsia" w:cs="Times New Roman"/>
+          <w:sz w:val="26"/>
+          <w:szCs w:val="26"/>
+        </w:rPr>
+      </w:pPr>
+      <w:r>
+        <w:rPr>
+          <w:rFonts w:eastAsiaTheme="majorEastAsia" w:cs="Times New Roman"/>
+          <w:sz w:val="26"/>
+          <w:szCs w:val="26"/>
+        </w:rPr>
+        <w:t>import org.junit.runner.notification.Failure;</w:t>
+      </w:r>
+    </w:p>
+    <w:p>
+      <w:pPr>
+        <w:rPr>
+          <w:rFonts w:eastAsiaTheme="majorEastAsia" w:cs="Times New Roman"/>
+          <w:sz w:val="26"/>
+          <w:szCs w:val="26"/>
+        </w:rPr>
+      </w:pPr>
+    </w:p>
+    <w:p>
+      <w:pPr>
+        <w:rPr>
+          <w:rFonts w:eastAsiaTheme="majorEastAsia" w:cs="Times New Roman"/>
+          <w:sz w:val="26"/>
+          <w:szCs w:val="26"/>
+        </w:rPr>
+      </w:pPr>
+      <w:r>
+        <w:rPr>
+          <w:rFonts w:eastAsiaTheme="majorEastAsia" w:cs="Times New Roman"/>
+          <w:sz w:val="26"/>
+          <w:szCs w:val="26"/>
+        </w:rPr>
+        <w:t>public class TestRunner {</w:t>
+      </w:r>
+    </w:p>
+    <w:p>
+      <w:pPr>
+        <w:rPr>
+          <w:rFonts w:eastAsiaTheme="majorEastAsia" w:cs="Times New Roman"/>
+          <w:sz w:val="26"/>
+          <w:szCs w:val="26"/>
+        </w:rPr>
+      </w:pPr>
+      <w:r>
+        <w:rPr>
+          <w:rFonts w:eastAsiaTheme="majorEastAsia" w:cs="Times New Roman"/>
+          <w:sz w:val="26"/>
+          <w:szCs w:val="26"/>
+        </w:rPr>
+        <w:t xml:space="preserve">    public static void main(String[] args) {</w:t>
+      </w:r>
+    </w:p>
+    <w:p>
+      <w:pPr>
+        <w:rPr>
+          <w:rFonts w:eastAsiaTheme="majorEastAsia" w:cs="Times New Roman"/>
+          <w:sz w:val="26"/>
+          <w:szCs w:val="26"/>
+        </w:rPr>
+      </w:pPr>
+      <w:r>
+        <w:rPr>
+          <w:rFonts w:eastAsiaTheme="majorEastAsia" w:cs="Times New Roman"/>
+          <w:sz w:val="26"/>
+          <w:szCs w:val="26"/>
+        </w:rPr>
+        <w:t xml:space="preserve">        Result result = JUnitCore.runClasses(JunitAnnotationsExample.class);</w:t>
+      </w:r>
+    </w:p>
+    <w:p>
+      <w:pPr>
+        <w:rPr>
+          <w:rFonts w:eastAsiaTheme="majorEastAsia" w:cs="Times New Roman"/>
+          <w:sz w:val="26"/>
+          <w:szCs w:val="26"/>
+        </w:rPr>
+      </w:pPr>
+    </w:p>
+    <w:p>
+      <w:pPr>
+        <w:rPr>
+          <w:rFonts w:eastAsiaTheme="majorEastAsia" w:cs="Times New Roman"/>
+          <w:sz w:val="26"/>
+          <w:szCs w:val="26"/>
+        </w:rPr>
+      </w:pPr>
+      <w:r>
+        <w:rPr>
+          <w:rFonts w:eastAsiaTheme="majorEastAsia" w:cs="Times New Roman"/>
+          <w:sz w:val="26"/>
+          <w:szCs w:val="26"/>
+        </w:rPr>
+        <w:t xml:space="preserve">        for (Failure failure : result.getFailures()) {</w:t>
+      </w:r>
+    </w:p>
+    <w:p>
+      <w:pPr>
+        <w:rPr>
+          <w:rFonts w:eastAsiaTheme="majorEastAsia" w:cs="Times New Roman"/>
+          <w:sz w:val="26"/>
+          <w:szCs w:val="26"/>
+        </w:rPr>
+      </w:pPr>
+      <w:r>
+        <w:rPr>
+          <w:rFonts w:eastAsiaTheme="majorEastAsia" w:cs="Times New Roman"/>
+          <w:sz w:val="26"/>
+          <w:szCs w:val="26"/>
+        </w:rPr>
+        <w:t xml:space="preserve">            System.out.println(failure.toString());</w:t>
+      </w:r>
+    </w:p>
+    <w:p>
+      <w:pPr>
+        <w:rPr>
+          <w:rFonts w:eastAsiaTheme="majorEastAsia" w:cs="Times New Roman"/>
+          <w:sz w:val="26"/>
+          <w:szCs w:val="26"/>
+        </w:rPr>
+      </w:pPr>
+      <w:r>
+        <w:rPr>
+          <w:rFonts w:eastAsiaTheme="majorEastAsia" w:cs="Times New Roman"/>
+          <w:sz w:val="26"/>
+          <w:szCs w:val="26"/>
+        </w:rPr>
+        <w:t xml:space="preserve">        }</w:t>
+      </w:r>
+    </w:p>
+    <w:p>
+      <w:pPr>
+        <w:rPr>
+          <w:rFonts w:eastAsiaTheme="majorEastAsia" w:cs="Times New Roman"/>
+          <w:sz w:val="26"/>
+          <w:szCs w:val="26"/>
+        </w:rPr>
+      </w:pPr>
+    </w:p>
+    <w:p>
+      <w:pPr>
+        <w:rPr>
+          <w:rFonts w:eastAsiaTheme="majorEastAsia" w:cs="Times New Roman"/>
+          <w:sz w:val="26"/>
+          <w:szCs w:val="26"/>
+        </w:rPr>
+      </w:pPr>
+      <w:r>
+        <w:rPr>
+          <w:rFonts w:eastAsiaTheme="majorEastAsia" w:cs="Times New Roman"/>
+          <w:sz w:val="26"/>
+          <w:szCs w:val="26"/>
+        </w:rPr>
+        <w:t xml:space="preserve">        System.out.println("Result was successful: " + result.wasSuccessful());</w:t>
+      </w:r>
+    </w:p>
+    <w:p>
+      <w:pPr>
+        <w:rPr>
+          <w:rFonts w:eastAsiaTheme="majorEastAsia" w:cs="Times New Roman"/>
+          <w:sz w:val="26"/>
+          <w:szCs w:val="26"/>
+        </w:rPr>
+      </w:pPr>
+      <w:r>
+        <w:rPr>
+          <w:rFonts w:eastAsiaTheme="majorEastAsia" w:cs="Times New Roman"/>
+          <w:sz w:val="26"/>
+          <w:szCs w:val="26"/>
+        </w:rPr>
+        <w:t xml:space="preserve">    }</w:t>
+      </w:r>
+    </w:p>
+    <w:p>
+      <w:pPr>
+        <w:rPr>
+          <w:rFonts w:eastAsiaTheme="majorEastAsia" w:cs="Times New Roman"/>
+          <w:sz w:val="26"/>
+          <w:szCs w:val="26"/>
+          <w:lang w:val="vi-VN"/>
+        </w:rPr>
+      </w:pPr>
+      <w:r>
+        <w:rPr>
+          <w:rFonts w:eastAsiaTheme="majorEastAsia" w:cs="Times New Roman"/>
+          <w:sz w:val="26"/>
+          <w:szCs w:val="26"/>
+        </w:rPr>
+        <w:t>}</w:t>
+      </w:r>
+    </w:p>
+    <w:p>
+      <w:pPr>
+        <w:pStyle w:val="Heading2"/>
+        <w:rPr>
+          <w:rFonts w:ascii="Times New Roman" w:hAnsi="Times New Roman" w:cs="Times New Roman"/>
+          <w:color w:val="auto"/>
+          <w:lang w:val="vi-VN"/>
+        </w:rPr>
+      </w:pPr>
+      <w:r>
+        <w:rPr>
+          <w:rFonts w:ascii="Times New Roman" w:hAnsi="Times New Roman" w:cs="Times New Roman"/>
+          <w:color w:val="auto"/>
+          <w:lang w:val="vi-VN"/>
+        </w:rPr>
+        <w:t>3</w:t>
+      </w:r>
+      <w:r>
+        <w:rPr>
+          <w:rFonts w:ascii="Times New Roman" w:hAnsi="Times New Roman" w:cs="Times New Roman"/>
+          <w:color w:val="auto"/>
+          <w:lang w:val="vi-VN"/>
+        </w:rPr>
+        <w:t>.</w:t>
+      </w:r>
+      <w:r>
+        <w:rPr>
+          <w:rFonts w:ascii="Times New Roman" w:hAnsi="Times New Roman" w:cs="Times New Roman"/>
+          <w:color w:val="auto"/>
+          <w:lang w:val="vi-VN"/>
+        </w:rPr>
+        <w:t>3</w:t>
+      </w:r>
+      <w:r>
+        <w:rPr>
+          <w:rFonts w:ascii="Times New Roman" w:hAnsi="Times New Roman" w:cs="Times New Roman"/>
+          <w:color w:val="auto"/>
+          <w:lang w:val="vi-VN"/>
+        </w:rPr>
+        <w:t xml:space="preserve">. </w:t>
+      </w:r>
+      <w:r>
+        <w:rPr>
+          <w:rFonts w:ascii="Times New Roman" w:hAnsi="Times New Roman" w:cs="Times New Roman"/>
+          <w:color w:val="auto"/>
+          <w:lang w:val="vi-VN"/>
+        </w:rPr>
+        <w:t>Kết quả và giải thích ngắn</w:t>
+      </w:r>
+    </w:p>
+    <w:p>
+      <w:pPr>
+        <w:pStyle w:val="ListParagraph"/>
+        <w:numPr>
+          <w:ilvl w:val="0"/>
+          <w:numId w:val="10"/>
+        </w:numPr>
+        <w:rPr>
+          <w:lang w:val="vi-VN"/>
+        </w:rPr>
+      </w:pPr>
+      <w:r>
+        <w:rPr>
+          <w:lang w:val="vi-VN"/>
+        </w:rPr>
+        <w:t>- @BeforeClass chạy 1 lần đầu tiên trước tất cả test.</w:t>
+      </w:r>
+    </w:p>
+    <w:p>
+      <w:pPr>
+        <w:pStyle w:val="ListParagraph"/>
+        <w:numPr>
+          <w:ilvl w:val="0"/>
+          <w:numId w:val="10"/>
+        </w:numPr>
+        <w:rPr>
+          <w:lang w:val="vi-VN"/>
+        </w:rPr>
+      </w:pPr>
+      <w:r>
+        <w:rPr>
+          <w:lang w:val="vi-VN"/>
+        </w:rPr>
+        <w:t>- @Before chạy trước mỗi test, ở đây là trước m5.</w:t>
+      </w:r>
+    </w:p>
+    <w:p>
+      <w:pPr>
+        <w:pStyle w:val="ListParagraph"/>
+        <w:numPr>
+          <w:ilvl w:val="0"/>
+          <w:numId w:val="10"/>
+        </w:numPr>
+      </w:pPr>
+      <w:r>
+        <w:t>- m5 chạy và kiểm tra list.</w:t>
+      </w:r>
+    </w:p>
+    <w:p>
+      <w:pPr>
+        <w:pStyle w:val="ListParagraph"/>
+        <w:numPr>
+          <w:ilvl w:val="0"/>
+          <w:numId w:val="10"/>
+        </w:numPr>
+      </w:pPr>
+      <w:r>
+        <w:t>- @After chạy sau mỗi test để dọn dữ liệu.</w:t>
+      </w:r>
+    </w:p>
+    <w:p>
+      <w:pPr>
+        <w:pStyle w:val="ListParagraph"/>
+        <w:numPr>
+          <w:ilvl w:val="0"/>
+          <w:numId w:val="10"/>
+        </w:numPr>
+      </w:pPr>
+      <w:r>
+        <w:t>- @AfterClass chạy 1 lần cuối cùng sau khi chạy hết.</w:t>
+      </w:r>
+    </w:p>
+    <w:p>
+      <w:pPr>
+        <w:pStyle w:val="ListParagraph"/>
+        <w:numPr>
+          <w:ilvl w:val="0"/>
+          <w:numId w:val="10"/>
+        </w:numPr>
+      </w:pPr>
+      <w:r>
+        <w:lastRenderedPageBreak/>
+        <w:t>- m6 có @Ignore nên không chạy.</w:t>
+      </w:r>
+    </w:p>
+    <w:p>
+      <w:pPr>
+        <w:rPr>
+          <w:rFonts w:cs="Times New Roman"/>
+        </w:rPr>
+      </w:pPr>
+      <w:r>
+        <w:rPr>
+          <w:rFonts w:cs="Times New Roman"/>
+        </w:rPr>
+        <w:t>Ảnh suite chạy được nhiều test hơn, ví dụ OK 7 tests.</w:t>
+      </w:r>
+    </w:p>
+    <w:p>
+      <w:pPr>
+        <w:pStyle w:val="Heading1"/>
+        <w:rPr>
+          <w:rFonts w:ascii="Times New Roman" w:hAnsi="Times New Roman" w:cs="Times New Roman"/>
+          <w:color w:val="auto"/>
+          <w:lang w:val="vi-VN"/>
+        </w:rPr>
+      </w:pPr>
+      <w:r>
+        <w:rPr>
+          <w:rFonts w:ascii="Times New Roman" w:hAnsi="Times New Roman" w:cs="Times New Roman"/>
+          <w:noProof/>
+          <w:color w:val="auto"/>
+          <w:lang w:val="vi-VN"/>
+        </w:rPr>
+        <w:drawing>
+          <wp:inline distT="0" distB="0" distL="0" distR="0" wp14:anchorId="254747F3" wp14:editId="3A9FF5CB">
+            <wp:extent cx="5486400" cy="1221105"/>
+            <wp:effectExtent l="0" t="0" r="0" b="0"/>
+            <wp:docPr id="465985187" name="Picture 1"/>
+            <wp:cNvGraphicFramePr>
+              <a:graphicFrameLocks xmlns:a="http://schemas.openxmlformats.org/drawingml/2006/main" noChangeAspect="1"/>
+            </wp:cNvGraphicFramePr>
+            <a:graphic xmlns:a="http://schemas.openxmlformats.org/drawingml/2006/main">
+              <a:graphicData uri="http://schemas.openxmlformats.org/drawingml/2006/picture">
+                <pic:pic xmlns:pic="http://schemas.openxmlformats.org/drawingml/2006/picture">
+                  <pic:nvPicPr>
+                    <pic:cNvPr id="465985187" name=""/>
+                    <pic:cNvPicPr/>
+                  </pic:nvPicPr>
+                  <pic:blipFill>
+                    <a:blip r:embed="rId8"/>
+                    <a:stretch>
+                      <a:fillRect/>
+                    </a:stretch>
+                  </pic:blipFill>
+                  <pic:spPr>
+                    <a:xfrm>
+                      <a:off x="0" y="0"/>
+                      <a:ext cx="5486400" cy="1221105"/>
+                    </a:xfrm>
+                    <a:prstGeom prst="rect">
+                      <a:avLst/>
+                    </a:prstGeom>
+                  </pic:spPr>
+                </pic:pic>
+              </a:graphicData>
+            </a:graphic>
+          </wp:inline>
+        </w:drawing>
+      </w:r>
+    </w:p>
+    <w:p>
+      <w:pPr>
+        <w:pStyle w:val="Heading1"/>
+        <w:rPr>
+          <w:rFonts w:ascii="Times New Roman" w:hAnsi="Times New Roman" w:cs="Times New Roman"/>
+          <w:color w:val="auto"/>
+          <w:sz w:val="32"/>
+          <w:szCs w:val="32"/>
+          <w:lang w:val="vi-VN"/>
+        </w:rPr>
+      </w:pPr>
+      <w:r>
+        <w:rPr>
+          <w:rFonts w:ascii="Times New Roman" w:hAnsi="Times New Roman" w:cs="Times New Roman"/>
+          <w:color w:val="auto"/>
+          <w:sz w:val="32"/>
+          <w:szCs w:val="32"/>
+          <w:lang w:val="vi-VN"/>
+        </w:rPr>
+        <w:t>IV. Bài 4: Tính tiền khám theo tuổi và giới tính</w:t>
+      </w:r>
+    </w:p>
+    <w:p>
+      <w:pPr>
+        <w:rPr>
+          <w:rFonts w:cs="Times New Roman"/>
+          <w:lang w:val="vi-VN"/>
+        </w:rPr>
+      </w:pPr>
+      <w:r>
+        <w:rPr>
+          <w:rFonts w:cs="Times New Roman"/>
+          <w:lang w:val="vi-VN"/>
+        </w:rPr>
+        <w:t xml:space="preserve">Yêu cầu là tính tiền khám dựa trên tuổi và lựa chọn giới tính. </w:t>
+      </w:r>
+      <w:r>
+        <w:rPr>
+          <w:rFonts w:cs="Times New Roman"/>
+          <w:lang w:val="vi-VN"/>
+        </w:rPr>
+        <w:t>T</w:t>
+      </w:r>
+      <w:r>
+        <w:rPr>
+          <w:rFonts w:cs="Times New Roman"/>
+          <w:lang w:val="vi-VN"/>
+        </w:rPr>
+        <w:t>ách phần tính toán ra một class riêng để dễ test. Form chỉ lấy dữ liệu, gọi hàm tính và hiển thị kết quả.</w:t>
+      </w:r>
+    </w:p>
+    <w:p>
+      <w:pPr>
+        <w:pStyle w:val="Heading2"/>
+        <w:rPr>
+          <w:rFonts w:ascii="Times New Roman" w:hAnsi="Times New Roman" w:cs="Times New Roman"/>
+          <w:color w:val="auto"/>
+          <w:lang w:val="vi-VN"/>
+        </w:rPr>
+      </w:pPr>
+      <w:r>
+        <w:rPr>
+          <w:rFonts w:ascii="Times New Roman" w:hAnsi="Times New Roman" w:cs="Times New Roman"/>
+          <w:color w:val="auto"/>
+          <w:lang w:val="vi-VN"/>
+        </w:rPr>
+        <w:t>6.1. Bảng quy tắc tính tiền</w:t>
+      </w:r>
+    </w:p>
+    <w:p>
+      <w:pPr>
+        <w:rPr>
+          <w:rFonts w:cs="Times New Roman"/>
+          <w:lang w:val="vi-VN"/>
+        </w:rPr>
+      </w:pPr>
+      <w:r>
+        <w:rPr>
+          <w:rFonts w:cs="Times New Roman"/>
+          <w:lang w:val="vi-VN"/>
+        </w:rPr>
+        <w:t>Quy tắc theo đề:</w:t>
+      </w:r>
+    </w:p>
+    <w:p>
+      <w:pPr>
+        <w:pStyle w:val="ListBullet"/>
+        <w:rPr>
+          <w:rFonts w:cs="Times New Roman"/>
+          <w:lang w:val="fr-FR"/>
+        </w:rPr>
+      </w:pPr>
+      <w:r>
+        <w:rPr>
+          <w:rFonts w:cs="Times New Roman"/>
+          <w:lang w:val="fr-FR"/>
+        </w:rPr>
+        <w:t>Nam: 18 đến 35 là 100 euro, 36 đến 50 là 120 euro, 51 đến 145 là 140 euro</w:t>
+      </w:r>
+    </w:p>
+    <w:p>
+      <w:pPr>
+        <w:pStyle w:val="ListBullet"/>
+        <w:rPr>
+          <w:rFonts w:cs="Times New Roman"/>
+          <w:lang w:val="fr-FR"/>
+        </w:rPr>
+      </w:pPr>
+      <w:r>
+        <w:rPr>
+          <w:rFonts w:cs="Times New Roman"/>
+          <w:lang w:val="fr-FR"/>
+        </w:rPr>
+        <w:t>Nữ: 18 đến 35 là 80 euro, 36 đến 50 là 110 euro, 51 đến 145 là 140 euro</w:t>
+      </w:r>
+    </w:p>
+    <w:p>
+      <w:pPr>
+        <w:pStyle w:val="ListBullet"/>
+        <w:rPr>
+          <w:rFonts w:cs="Times New Roman"/>
+        </w:rPr>
+      </w:pPr>
+      <w:r>
+        <w:rPr>
+          <w:rFonts w:cs="Times New Roman"/>
+        </w:rPr>
+        <w:t>Trẻ em: 0 đến 17 là 50 euro</w:t>
+      </w:r>
+    </w:p>
+    <w:p>
+      <w:pPr>
+        <w:pStyle w:val="ListBullet"/>
+        <w:rPr>
+          <w:rFonts w:cs="Times New Roman"/>
+        </w:rPr>
+      </w:pPr>
+      <w:r>
+        <w:rPr>
+          <w:rFonts w:cs="Times New Roman"/>
+        </w:rPr>
+        <w:t>Ngoài các khoảng trên xem là dữ liệu không hợp lệ</w:t>
+      </w:r>
+    </w:p>
+    <w:p>
+      <w:pPr>
+        <w:pStyle w:val="Heading2"/>
+        <w:rPr>
+          <w:rFonts w:ascii="Times New Roman" w:hAnsi="Times New Roman" w:cs="Times New Roman"/>
+          <w:color w:val="auto"/>
+        </w:rPr>
+      </w:pPr>
+      <w:r>
+        <w:rPr>
+          <w:rFonts w:ascii="Times New Roman" w:hAnsi="Times New Roman" w:cs="Times New Roman"/>
+          <w:color w:val="auto"/>
+        </w:rPr>
+        <w:t>6.2. Thiết kế test case</w:t>
+      </w:r>
+    </w:p>
+    <w:p>
+      <w:pPr>
+        <w:rPr>
+          <w:rFonts w:cs="Times New Roman"/>
+        </w:rPr>
+      </w:pPr>
+      <w:r>
+        <w:rPr>
+          <w:rFonts w:cs="Times New Roman"/>
+        </w:rPr>
+        <w:t>Em dùng kết hợp phân vùng tương đương và giá trị biên. Mỗi nhóm giới tính có các khoảng hợp lệ và các điểm biên cần test. Ngoài ra em test thêm trường hợp tuổi âm và tuổi lớn hơn 145.</w:t>
+      </w:r>
+    </w:p>
+    <w:p>
+      <w:pPr>
+        <w:pStyle w:val="Heading2"/>
+        <w:rPr>
+          <w:rFonts w:ascii="Times New Roman" w:hAnsi="Times New Roman" w:cs="Times New Roman"/>
+          <w:color w:val="auto"/>
+        </w:rPr>
+      </w:pPr>
+      <w:r>
+        <w:rPr>
+          <w:rFonts w:ascii="Times New Roman" w:hAnsi="Times New Roman" w:cs="Times New Roman"/>
+          <w:color w:val="auto"/>
+        </w:rPr>
+        <w:t>6.3. Hình ảnh kết quả</w:t>
+      </w:r>
+    </w:p>
+    <w:p>
+      <w:pPr>
+        <w:rPr>
+          <w:rFonts w:cs="Times New Roman"/>
+        </w:rPr>
+      </w:pPr>
+      <w:r>
+        <w:rPr>
+          <w:rFonts w:cs="Times New Roman"/>
+        </w:rPr>
+        <w:t>Ảnh giao diện form Payment, nhập tuổi và chọn giới tính.</w:t>
+      </w:r>
+    </w:p>
+    <w:p>
+      <w:pPr>
+        <w:rPr>
+          <w:rFonts w:cs="Times New Roman"/>
+          <w:lang w:val="vi-VN"/>
+        </w:rPr>
+      </w:pPr>
+      <w:r>
+        <w:rPr>
+          <w:rFonts w:cs="Times New Roman"/>
+          <w:noProof/>
+          <w:lang w:val="vi-VN"/>
+        </w:rPr>
+        <w:lastRenderedPageBreak/>
+        <w:drawing>
+          <wp:inline distT="0" distB="0" distL="0" distR="0" wp14:anchorId="25A52F49" wp14:editId="4D13C262">
+            <wp:extent cx="5486400" cy="2274570"/>
+            <wp:effectExtent l="0" t="0" r="0" b="0"/>
+            <wp:docPr id="1012802073" name="Picture 1"/>
+            <wp:cNvGraphicFramePr>
+              <a:graphicFrameLocks xmlns:a="http://schemas.openxmlformats.org/drawingml/2006/main" noChangeAspect="1"/>
+            </wp:cNvGraphicFramePr>
+            <a:graphic xmlns:a="http://schemas.openxmlformats.org/drawingml/2006/main">
+              <a:graphicData uri="http://schemas.openxmlformats.org/drawingml/2006/picture">
+                <pic:pic xmlns:pic="http://schemas.openxmlformats.org/drawingml/2006/picture">
+                  <pic:nvPicPr>
+                    <pic:cNvPr id="1012802073" name=""/>
+                    <pic:cNvPicPr/>
+                  </pic:nvPicPr>
+                  <pic:blipFill>
+                    <a:blip r:embed="rId9"/>
+                    <a:stretch>
+                      <a:fillRect/>
+                    </a:stretch>
+                  </pic:blipFill>
+                  <pic:spPr>
+                    <a:xfrm>
+                      <a:off x="0" y="0"/>
+                      <a:ext cx="5486400" cy="2274570"/>
+                    </a:xfrm>
+                    <a:prstGeom prst="rect">
+                      <a:avLst/>
+                    </a:prstGeom>
+                  </pic:spPr>
+                </pic:pic>
+              </a:graphicData>
+            </a:graphic>
+          </wp:inline>
+        </w:drawing>
+      </w:r>
+    </w:p>
+    <w:p>
+      <w:pPr>
+        <w:rPr>
+          <w:rFonts w:cs="Times New Roman"/>
+          <w:lang w:val="vi-VN"/>
+        </w:rPr>
+      </w:pPr>
+      <w:r>
+        <w:rPr>
+          <w:rFonts w:cs="Times New Roman"/>
+          <w:lang w:val="vi-VN"/>
+        </w:rPr>
+        <w:br w:type="column"/>
+      </w:r>
+      <w:r>
+        <w:rPr>
+          <w:rFonts w:cs="Times New Roman"/>
+          <w:lang w:val="vi-VN"/>
+        </w:rPr>
+        <w:lastRenderedPageBreak/>
+        <w:t>Ảnh chạy JUnit test cho phần tính toán, kết quả OK.</w:t>
+      </w:r>
+    </w:p>
+    <w:p>
+      <w:pPr>
+        <w:rPr>
+          <w:rFonts w:cs="Times New Roman"/>
+          <w:lang w:val="vi-VN"/>
+        </w:rPr>
+      </w:pPr>
+      <w:r>
+        <w:rPr>
+          <w:rFonts w:cs="Times New Roman"/>
+          <w:noProof/>
+        </w:rPr>
+        <w:drawing>
+          <wp:inline distT="0" distB="0" distL="0" distR="0" wp14:anchorId="0A1512A8" wp14:editId="65795D78">
+            <wp:extent cx="5486400" cy="680085"/>
+            <wp:effectExtent l="0" t="0" r="0" b="5715"/>
+            <wp:docPr id="1323882034" name="Picture 1"/>
+            <wp:cNvGraphicFramePr>
+              <a:graphicFrameLocks xmlns:a="http://schemas.openxmlformats.org/drawingml/2006/main" noChangeAspect="1"/>
+            </wp:cNvGraphicFramePr>
+            <a:graphic xmlns:a="http://schemas.openxmlformats.org/drawingml/2006/main">
+              <a:graphicData uri="http://schemas.openxmlformats.org/drawingml/2006/picture">
+                <pic:pic xmlns:pic="http://schemas.openxmlformats.org/drawingml/2006/picture">
+                  <pic:nvPicPr>
+                    <pic:cNvPr id="1323882034" name=""/>
+                    <pic:cNvPicPr/>
+                  </pic:nvPicPr>
+                  <pic:blipFill>
+                    <a:blip r:embed="rId10"/>
+                    <a:stretch>
+                      <a:fillRect/>
+                    </a:stretch>
+                  </pic:blipFill>
+                  <pic:spPr>
+                    <a:xfrm>
+                      <a:off x="0" y="0"/>
+                      <a:ext cx="5486400" cy="680085"/>
+                    </a:xfrm>
+                    <a:prstGeom prst="rect">
+                      <a:avLst/>
+                    </a:prstGeom>
+                  </pic:spPr>
+                </pic:pic>
+              </a:graphicData>
+            </a:graphic>
+          </wp:inline>
+        </w:drawing>
+      </w:r>
+    </w:p>
+    <w:p>
+      <w:pPr>
+        <w:rPr>
+          <w:rFonts w:cs="Times New Roman"/>
+          <w:b/>
+          <w:bCs/>
+          <w:sz w:val="32"/>
+          <w:szCs w:val="32"/>
+          <w:lang w:val="vi-VN"/>
+        </w:rPr>
+      </w:pPr>
+      <w:r>
+        <w:rPr>
+          <w:rFonts w:cs="Times New Roman"/>
+          <w:b/>
+          <w:bCs/>
+          <w:sz w:val="32"/>
+          <w:szCs w:val="32"/>
+          <w:lang w:val="vi-VN"/>
+        </w:rPr>
+        <w:t>V. Bài 5: Form đăng ký tài khoản khách hàng, có liên kết SQL Server</w:t>
+      </w:r>
+    </w:p>
+    <w:p>
+      <w:pPr>
+        <w:rPr>
+          <w:rFonts w:cs="Times New Roman"/>
+          <w:lang w:val="vi-VN"/>
+        </w:rPr>
+      </w:pPr>
+      <w:r>
+        <w:rPr>
+          <w:rFonts w:cs="Times New Roman"/>
+          <w:lang w:val="vi-VN"/>
+        </w:rPr>
+        <w:t>Form</w:t>
+      </w:r>
+      <w:r>
+        <w:rPr>
+          <w:rFonts w:cs="Times New Roman"/>
+          <w:lang w:val="vi-VN"/>
+        </w:rPr>
         <w:t xml:space="preserve"> </w:t>
       </w:r>
       <w:r>
         <w:rPr>
           <w:rFonts w:cs="Times New Roman"/>
-        </w:rPr>
-        <w:t>dựng MathFunc với 2 phương thức factorial và plus, viết unit test bằng JUnit 4 có test fixture (@Before/@After) và minh hoạ @Ignore. Kết quả: 3 test PASS, 0 FAIL, 1 IGNORED, overall success = true. Để đáp ứng mục tiêu Test Suites, có thể bổ sung lớp AllTests và chạy suite như hướng dẫn.</w:t>
+          <w:lang w:val="vi-VN"/>
+        </w:rPr>
+        <w:t xml:space="preserve">đăng ký gồm các trường bắt buộc và các ràng buộc theo đề. </w:t>
+      </w:r>
+      <w:r>
+        <w:rPr>
+          <w:rFonts w:cs="Times New Roman"/>
+          <w:lang w:val="vi-VN"/>
+        </w:rPr>
+        <w:t>Khi nhấn Đăng ký, chương trình validate dữ liệu, kiểm tra trùng mã khách hàng và trùng email trong cơ sở dữ liệu, nếu hợp lệ thì lưu xuống SQL Server và thông báo đăng ký thành công. Nút Nhập lại sẽ xóa dữ liệu và đưa form về trạng thái ban đầu.</w:t>
+      </w:r>
+    </w:p>
+    <w:p>
+      <w:pPr>
+        <w:pStyle w:val="Heading2"/>
+        <w:rPr>
+          <w:rFonts w:ascii="Times New Roman" w:hAnsi="Times New Roman" w:cs="Times New Roman"/>
+          <w:color w:val="auto"/>
+        </w:rPr>
+      </w:pPr>
+      <w:r>
+        <w:rPr>
+          <w:rFonts w:ascii="Times New Roman" w:hAnsi="Times New Roman" w:cs="Times New Roman"/>
+          <w:color w:val="auto"/>
+        </w:rPr>
+        <w:t>5</w:t>
+      </w:r>
+      <w:r>
+        <w:rPr>
+          <w:rFonts w:ascii="Times New Roman" w:hAnsi="Times New Roman" w:cs="Times New Roman"/>
+          <w:color w:val="auto"/>
+        </w:rPr>
+        <w:t>.1. Thiết kế dữ liệu</w:t>
+      </w:r>
+    </w:p>
+    <w:p>
+      <w:pPr>
+        <w:rPr>
+          <w:rFonts w:cs="Times New Roman"/>
+        </w:rPr>
+      </w:pPr>
+      <w:r>
+        <w:rPr>
+          <w:rFonts w:cs="Times New Roman"/>
+        </w:rPr>
+        <w:t>Em dùng SQL Server LocalDB và tạo database Bai5_Register_SQL. Bảng lưu khách hàng có ràng buộc duy nhất cho MaKH và Email.</w:t>
+      </w:r>
+    </w:p>
+    <w:p>
+      <w:pPr>
+        <w:rPr>
+          <w:rFonts w:cs="Times New Roman"/>
+        </w:rPr>
+      </w:pPr>
+      <w:r>
+        <w:rPr>
+          <w:rFonts w:cs="Times New Roman"/>
+        </w:rPr>
+        <w:t>Chuỗi kết nối:</w:t>
+      </w:r>
+    </w:p>
+    <w:p>
+      <w:pPr>
+        <w:pStyle w:val="CodeBlock"/>
+        <w:rPr>
+          <w:rFonts w:ascii="Times New Roman" w:hAnsi="Times New Roman" w:cs="Times New Roman"/>
+        </w:rPr>
+      </w:pPr>
+      <w:r>
+        <w:rPr>
+          <w:rFonts w:ascii="Times New Roman" w:hAnsi="Times New Roman" w:cs="Times New Roman"/>
+        </w:rPr>
+        <w:t>jdbc:sqlserver://(LocalDB)\MSSQLLocalDB;databaseName=Bai5_Register_SQL;integratedSecurity=true;encrypt=false</w:t>
+      </w:r>
+    </w:p>
+    <w:p>
+      <w:pPr>
+        <w:pStyle w:val="Heading2"/>
+        <w:rPr>
+          <w:rFonts w:ascii="Times New Roman" w:hAnsi="Times New Roman" w:cs="Times New Roman"/>
+          <w:color w:val="auto"/>
+        </w:rPr>
+      </w:pPr>
+      <w:r>
+        <w:rPr>
+          <w:rFonts w:ascii="Times New Roman" w:hAnsi="Times New Roman" w:cs="Times New Roman"/>
+          <w:color w:val="auto"/>
+        </w:rPr>
+        <w:t>5</w:t>
+      </w:r>
+      <w:r>
+        <w:rPr>
+          <w:rFonts w:ascii="Times New Roman" w:hAnsi="Times New Roman" w:cs="Times New Roman"/>
+          <w:color w:val="auto"/>
+        </w:rPr>
+        <w:t>.2. Quy tắc validate theo đề</w:t>
+      </w:r>
+    </w:p>
+    <w:p>
+      <w:pPr>
+        <w:pStyle w:val="ListBullet"/>
+        <w:numPr>
+          <w:ilvl w:val="0"/>
+          <w:numId w:val="12"/>
+        </w:numPr>
+        <w:rPr>
+          <w:rFonts w:cs="Times New Roman"/>
+        </w:rPr>
+      </w:pPr>
+      <w:r>
+        <w:rPr>
+          <w:rFonts w:cs="Times New Roman"/>
+        </w:rPr>
+        <w:t>Mã khách hàng: bắt buộc, 6 đến 10 ký tự, chỉ chữ và số, không trùng</w:t>
+      </w:r>
+    </w:p>
+    <w:p>
+      <w:pPr>
+        <w:pStyle w:val="ListBullet"/>
+        <w:numPr>
+          <w:ilvl w:val="0"/>
+          <w:numId w:val="12"/>
+        </w:numPr>
+        <w:rPr>
+          <w:rFonts w:cs="Times New Roman"/>
+        </w:rPr>
+      </w:pPr>
+      <w:r>
+        <w:rPr>
+          <w:rFonts w:cs="Times New Roman"/>
+        </w:rPr>
+        <w:t>Họ và tên: bắt buộc, 5 đến 50 ký tự, cho phép tiếng Việt có dấu và khoảng trắng</w:t>
+      </w:r>
+    </w:p>
+    <w:p>
+      <w:pPr>
+        <w:pStyle w:val="ListBullet"/>
+        <w:numPr>
+          <w:ilvl w:val="0"/>
+          <w:numId w:val="12"/>
+        </w:numPr>
+        <w:rPr>
+          <w:rFonts w:cs="Times New Roman"/>
+        </w:rPr>
+      </w:pPr>
+      <w:r>
+        <w:rPr>
+          <w:rFonts w:cs="Times New Roman"/>
+        </w:rPr>
+        <w:t>Email: bắt buộc, đúng định dạng email, không trùng</w:t>
+      </w:r>
+    </w:p>
+    <w:p>
+      <w:pPr>
+        <w:pStyle w:val="ListBullet"/>
+        <w:numPr>
+          <w:ilvl w:val="0"/>
+          <w:numId w:val="12"/>
+        </w:numPr>
+        <w:rPr>
+          <w:rFonts w:cs="Times New Roman"/>
+        </w:rPr>
+      </w:pPr>
+      <w:r>
+        <w:rPr>
+          <w:rFonts w:cs="Times New Roman"/>
+        </w:rPr>
+        <w:t>Số điện thoại: bắt buộc, chỉ số, 10 đến 12 ký tự, bắt đầu bằng 0</w:t>
+      </w:r>
+    </w:p>
+    <w:p>
+      <w:pPr>
+        <w:pStyle w:val="ListBullet"/>
+        <w:numPr>
+          <w:ilvl w:val="0"/>
+          <w:numId w:val="12"/>
+        </w:numPr>
+        <w:rPr>
+          <w:rFonts w:cs="Times New Roman"/>
+        </w:rPr>
+      </w:pPr>
+      <w:r>
+        <w:rPr>
+          <w:rFonts w:cs="Times New Roman"/>
+        </w:rPr>
+        <w:t>Địa chỉ: bắt buộc, tối đa 255 ký tự</w:t>
+      </w:r>
+    </w:p>
+    <w:p>
+      <w:pPr>
+        <w:pStyle w:val="ListBullet"/>
+        <w:numPr>
+          <w:ilvl w:val="0"/>
+          <w:numId w:val="12"/>
+        </w:numPr>
+        <w:rPr>
+          <w:rFonts w:cs="Times New Roman"/>
+        </w:rPr>
+      </w:pPr>
+      <w:r>
+        <w:rPr>
+          <w:rFonts w:cs="Times New Roman"/>
+        </w:rPr>
+        <w:t>Mật khẩu: bắt buộc, tối thiểu 8 ký tự</w:t>
+      </w:r>
+    </w:p>
+    <w:p>
+      <w:pPr>
+        <w:pStyle w:val="ListBullet"/>
+        <w:numPr>
+          <w:ilvl w:val="0"/>
+          <w:numId w:val="12"/>
+        </w:numPr>
+        <w:rPr>
+          <w:rFonts w:cs="Times New Roman"/>
+        </w:rPr>
+      </w:pPr>
+      <w:r>
+        <w:rPr>
+          <w:rFonts w:cs="Times New Roman"/>
+        </w:rPr>
+        <w:t>Xác nhận mật khẩu: bắt buộc, phải khớp mật khẩu</w:t>
+      </w:r>
+    </w:p>
+    <w:p>
+      <w:pPr>
+        <w:pStyle w:val="ListBullet"/>
+        <w:numPr>
+          <w:ilvl w:val="0"/>
+          <w:numId w:val="12"/>
+        </w:numPr>
+        <w:rPr>
+          <w:rFonts w:cs="Times New Roman"/>
+        </w:rPr>
+      </w:pPr>
+      <w:r>
+        <w:rPr>
+          <w:rFonts w:cs="Times New Roman"/>
+        </w:rPr>
+        <w:t>Ngày sinh: không bắt buộc, nếu nhập thì đủ 18 tuổi tính tới ngày hiện tại</w:t>
+      </w:r>
+    </w:p>
+    <w:p>
+      <w:pPr>
+        <w:pStyle w:val="ListBullet"/>
+        <w:numPr>
+          <w:ilvl w:val="0"/>
+          <w:numId w:val="12"/>
+        </w:numPr>
+        <w:rPr>
+          <w:rFonts w:cs="Times New Roman"/>
+        </w:rPr>
+      </w:pPr>
+      <w:r>
+        <w:rPr>
+          <w:rFonts w:cs="Times New Roman"/>
+        </w:rPr>
+        <w:t>Giới tính: không bắt buộc</w:t>
+      </w:r>
+    </w:p>
+    <w:p>
+      <w:pPr>
+        <w:pStyle w:val="ListBullet"/>
+        <w:numPr>
+          <w:ilvl w:val="0"/>
+          <w:numId w:val="12"/>
+        </w:numPr>
+        <w:rPr>
+          <w:rFonts w:cs="Times New Roman"/>
+        </w:rPr>
+      </w:pPr>
+      <w:r>
+        <w:rPr>
+          <w:rFonts w:cs="Times New Roman"/>
+        </w:rPr>
+        <w:t>Điều khoản dịch vụ: bắt buộc phải tích chọn</w:t>
+      </w:r>
+    </w:p>
+    <w:p>
+      <w:pPr>
+        <w:pStyle w:val="Heading2"/>
+        <w:rPr>
+          <w:rFonts w:ascii="Times New Roman" w:hAnsi="Times New Roman" w:cs="Times New Roman"/>
+          <w:color w:val="auto"/>
+        </w:rPr>
+      </w:pPr>
+      <w:r>
+        <w:rPr>
+          <w:rFonts w:ascii="Times New Roman" w:hAnsi="Times New Roman" w:cs="Times New Roman"/>
+          <w:color w:val="auto"/>
+        </w:rPr>
+        <w:t>5</w:t>
+      </w:r>
+      <w:r>
+        <w:rPr>
+          <w:rFonts w:ascii="Times New Roman" w:hAnsi="Times New Roman" w:cs="Times New Roman"/>
+          <w:color w:val="auto"/>
+        </w:rPr>
+        <w:t>.3. Thiết kế test case</w:t>
+      </w:r>
+    </w:p>
+    <w:p>
+      <w:pPr>
+        <w:rPr>
+          <w:rFonts w:cs="Times New Roman"/>
+        </w:rPr>
+      </w:pPr>
+      <w:r>
+        <w:rPr>
+          <w:rFonts w:cs="Times New Roman"/>
+        </w:rPr>
+        <w:t>T</w:t>
+      </w:r>
+      <w:r>
+        <w:rPr>
+          <w:rFonts w:cs="Times New Roman"/>
+        </w:rPr>
+        <w:t>hiết kế test case theo bảng Excel. Các test gồm nhóm kiểm tra rỗng, kiểm tra độ dài, kiểm tra định dạng, kiểm tra trùng lặp, và kiểm tra luồng Đăng ký và Nhập lại.</w:t>
+      </w:r>
+    </w:p>
+    <w:p>
+      <w:pPr>
+        <w:pStyle w:val="Heading2"/>
+        <w:rPr>
+          <w:rFonts w:ascii="Times New Roman" w:hAnsi="Times New Roman" w:cs="Times New Roman"/>
+          <w:color w:val="auto"/>
+        </w:rPr>
+      </w:pPr>
+      <w:r>
+        <w:rPr>
+          <w:rFonts w:ascii="Times New Roman" w:hAnsi="Times New Roman" w:cs="Times New Roman"/>
+          <w:color w:val="auto"/>
+        </w:rPr>
+        <w:br w:type="column"/>
+      </w:r>
+      <w:r>
+        <w:rPr>
+          <w:rFonts w:ascii="Times New Roman" w:hAnsi="Times New Roman" w:cs="Times New Roman"/>
+          <w:color w:val="auto"/>
+        </w:rPr>
+        <w:lastRenderedPageBreak/>
+        <w:t>5</w:t>
+      </w:r>
+      <w:r>
+        <w:rPr>
+          <w:rFonts w:ascii="Times New Roman" w:hAnsi="Times New Roman" w:cs="Times New Roman"/>
+          <w:color w:val="auto"/>
+        </w:rPr>
+        <w:t>.4. Hình ảnh kết quả</w:t>
+      </w:r>
+    </w:p>
+    <w:p>
+      <w:pPr>
+        <w:rPr>
+          <w:rFonts w:cs="Times New Roman"/>
+        </w:rPr>
+      </w:pPr>
+      <w:r>
+        <w:rPr>
+          <w:rFonts w:cs="Times New Roman"/>
+        </w:rPr>
+        <w:t>Ảnh form đăng ký giống mẫu, nhập dữ liệu hợp lệ.</w:t>
+      </w:r>
+    </w:p>
+    <w:p>
+      <w:pPr>
+        <w:rPr>
+          <w:rFonts w:cs="Times New Roman"/>
+        </w:rPr>
+      </w:pPr>
+      <w:r>
+        <w:rPr>
+          <w:rFonts w:cs="Times New Roman"/>
+          <w:noProof/>
+        </w:rPr>
+        <w:drawing>
+          <wp:inline distT="0" distB="0" distL="0" distR="0" wp14:anchorId="7C03A566" wp14:editId="32ED2DF8">
+            <wp:extent cx="5486400" cy="6020435"/>
+            <wp:effectExtent l="0" t="0" r="0" b="0"/>
+            <wp:docPr id="910538556" name="Picture 1"/>
+            <wp:cNvGraphicFramePr>
+              <a:graphicFrameLocks xmlns:a="http://schemas.openxmlformats.org/drawingml/2006/main" noChangeAspect="1"/>
+            </wp:cNvGraphicFramePr>
+            <a:graphic xmlns:a="http://schemas.openxmlformats.org/drawingml/2006/main">
+              <a:graphicData uri="http://schemas.openxmlformats.org/drawingml/2006/picture">
+                <pic:pic xmlns:pic="http://schemas.openxmlformats.org/drawingml/2006/picture">
+                  <pic:nvPicPr>
+                    <pic:cNvPr id="910538556" name=""/>
+                    <pic:cNvPicPr/>
+                  </pic:nvPicPr>
+                  <pic:blipFill>
+                    <a:blip r:embed="rId11"/>
+                    <a:stretch>
+                      <a:fillRect/>
+                    </a:stretch>
+                  </pic:blipFill>
+                  <pic:spPr>
+                    <a:xfrm>
+                      <a:off x="0" y="0"/>
+                      <a:ext cx="5486400" cy="6020435"/>
+                    </a:xfrm>
+                    <a:prstGeom prst="rect">
+                      <a:avLst/>
+                    </a:prstGeom>
+                  </pic:spPr>
+                </pic:pic>
+              </a:graphicData>
+            </a:graphic>
+          </wp:inline>
+        </w:drawing>
+      </w:r>
+    </w:p>
+    <w:p>
+      <w:pPr>
+        <w:rPr>
+          <w:rFonts w:cs="Times New Roman"/>
+        </w:rPr>
+      </w:pPr>
+      <w:r>
+        <w:rPr>
+          <w:rFonts w:cs="Times New Roman"/>
+        </w:rPr>
+        <w:br w:type="column"/>
+      </w:r>
+      <w:r>
+        <w:rPr>
+          <w:rFonts w:cs="Times New Roman"/>
+        </w:rPr>
+        <w:lastRenderedPageBreak/>
+        <w:t xml:space="preserve"> Ảnh thông báo đăng ký thành công.</w:t>
+      </w:r>
+    </w:p>
+    <w:p>
+      <w:pPr>
+        <w:rPr>
+          <w:rFonts w:cs="Times New Roman"/>
+          <w:lang w:val="vi-VN"/>
+        </w:rPr>
+      </w:pPr>
+      <w:r>
+        <w:rPr>
+          <w:rFonts w:cs="Times New Roman"/>
+          <w:noProof/>
+          <w:lang w:val="vi-VN"/>
+        </w:rPr>
+        <w:drawing>
+          <wp:inline distT="0" distB="0" distL="0" distR="0" wp14:anchorId="50095CEF" wp14:editId="123F0E80">
+            <wp:extent cx="5486400" cy="6018530"/>
+            <wp:effectExtent l="0" t="0" r="0" b="1270"/>
+            <wp:docPr id="1046234910" name="Picture 1"/>
+            <wp:cNvGraphicFramePr>
+              <a:graphicFrameLocks xmlns:a="http://schemas.openxmlformats.org/drawingml/2006/main" noChangeAspect="1"/>
+            </wp:cNvGraphicFramePr>
+            <a:graphic xmlns:a="http://schemas.openxmlformats.org/drawingml/2006/main">
+              <a:graphicData uri="http://schemas.openxmlformats.org/drawingml/2006/picture">
+                <pic:pic xmlns:pic="http://schemas.openxmlformats.org/drawingml/2006/picture">
+                  <pic:nvPicPr>
+                    <pic:cNvPr id="1046234910" name=""/>
+                    <pic:cNvPicPr/>
+                  </pic:nvPicPr>
+                  <pic:blipFill>
+                    <a:blip r:embed="rId12"/>
+                    <a:stretch>
+                      <a:fillRect/>
+                    </a:stretch>
+                  </pic:blipFill>
+                  <pic:spPr>
+                    <a:xfrm>
+                      <a:off x="0" y="0"/>
+                      <a:ext cx="5486400" cy="6018530"/>
+                    </a:xfrm>
+                    <a:prstGeom prst="rect">
+                      <a:avLst/>
+                    </a:prstGeom>
+                  </pic:spPr>
+                </pic:pic>
+              </a:graphicData>
+            </a:graphic>
+          </wp:inline>
+        </w:drawing>
+      </w:r>
+    </w:p>
+    <w:p>
+      <w:pPr>
+        <w:rPr>
+          <w:rFonts w:cs="Times New Roman"/>
+          <w:lang w:val="vi-VN"/>
+        </w:rPr>
+      </w:pPr>
+      <w:r>
+        <w:rPr>
+          <w:rFonts w:cs="Times New Roman"/>
+          <w:lang w:val="vi-VN"/>
+        </w:rPr>
+        <w:br w:type="column"/>
+      </w:r>
+      <w:r>
+        <w:rPr>
+          <w:rFonts w:cs="Times New Roman"/>
+          <w:lang w:val="vi-VN"/>
+        </w:rPr>
+        <w:lastRenderedPageBreak/>
+        <w:t>Ảnh thông báo lỗi khi nhập sai từng trường, ví dụ email sai định dạng.</w:t>
+      </w:r>
+    </w:p>
+    <w:p>
+      <w:pPr>
+        <w:rPr>
+          <w:rFonts w:cs="Times New Roman"/>
+          <w:lang w:val="vi-VN"/>
+        </w:rPr>
+      </w:pPr>
+      <w:r>
+        <w:rPr>
+          <w:rFonts w:cs="Times New Roman"/>
+          <w:noProof/>
+          <w:lang w:val="vi-VN"/>
+        </w:rPr>
+        <w:drawing>
+          <wp:inline distT="0" distB="0" distL="0" distR="0" wp14:anchorId="181BF787" wp14:editId="03F3C446">
+            <wp:extent cx="5486400" cy="6000750"/>
+            <wp:effectExtent l="0" t="0" r="0" b="0"/>
+            <wp:docPr id="1262466345" name="Picture 1"/>
+            <wp:cNvGraphicFramePr>
+              <a:graphicFrameLocks xmlns:a="http://schemas.openxmlformats.org/drawingml/2006/main" noChangeAspect="1"/>
+            </wp:cNvGraphicFramePr>
+            <a:graphic xmlns:a="http://schemas.openxmlformats.org/drawingml/2006/main">
+              <a:graphicData uri="http://schemas.openxmlformats.org/drawingml/2006/picture">
+                <pic:pic xmlns:pic="http://schemas.openxmlformats.org/drawingml/2006/picture">
+                  <pic:nvPicPr>
+                    <pic:cNvPr id="1262466345" name=""/>
+                    <pic:cNvPicPr/>
+                  </pic:nvPicPr>
+                  <pic:blipFill>
+                    <a:blip r:embed="rId13"/>
+                    <a:stretch>
+                      <a:fillRect/>
+                    </a:stretch>
+                  </pic:blipFill>
+                  <pic:spPr>
+                    <a:xfrm>
+                      <a:off x="0" y="0"/>
+                      <a:ext cx="5486400" cy="6000750"/>
+                    </a:xfrm>
+                    <a:prstGeom prst="rect">
+                      <a:avLst/>
+                    </a:prstGeom>
+                  </pic:spPr>
+                </pic:pic>
+              </a:graphicData>
+            </a:graphic>
+          </wp:inline>
+        </w:drawing>
+      </w:r>
+    </w:p>
+    <w:p>
+      <w:pPr>
+        <w:rPr>
+          <w:rFonts w:cs="Times New Roman"/>
+          <w:lang w:val="vi-VN"/>
+        </w:rPr>
+      </w:pPr>
+      <w:r>
+        <w:rPr>
+          <w:rFonts w:cs="Times New Roman"/>
+          <w:lang w:val="vi-VN"/>
+        </w:rPr>
+        <w:br w:type="column"/>
+      </w:r>
+      <w:r>
+        <w:rPr>
+          <w:rFonts w:cs="Times New Roman"/>
+          <w:lang w:val="vi-VN"/>
+        </w:rPr>
+        <w:lastRenderedPageBreak/>
+        <w:t xml:space="preserve">Ảnh thông báo lỗi khi nhập sai từng trường, ví dụ </w:t>
+      </w:r>
+      <w:r>
+        <w:rPr>
+          <w:rFonts w:cs="Times New Roman"/>
+          <w:lang w:val="vi-VN"/>
+        </w:rPr>
+        <w:t>không đủ mã độ dài mã khách hàng</w:t>
+      </w:r>
+    </w:p>
+    <w:p>
+      <w:pPr>
+        <w:rPr>
+          <w:rFonts w:cs="Times New Roman"/>
+          <w:lang w:val="vi-VN"/>
+        </w:rPr>
+      </w:pPr>
+      <w:r>
+        <w:rPr>
+          <w:rFonts w:cs="Times New Roman"/>
+          <w:noProof/>
+          <w:lang w:val="vi-VN"/>
+        </w:rPr>
+        <w:drawing>
+          <wp:inline distT="0" distB="0" distL="0" distR="0" wp14:anchorId="39BD56D2" wp14:editId="2FB88245">
+            <wp:extent cx="5486400" cy="6001385"/>
+            <wp:effectExtent l="0" t="0" r="0" b="0"/>
+            <wp:docPr id="448007267" name="Picture 1"/>
+            <wp:cNvGraphicFramePr>
+              <a:graphicFrameLocks xmlns:a="http://schemas.openxmlformats.org/drawingml/2006/main" noChangeAspect="1"/>
+            </wp:cNvGraphicFramePr>
+            <a:graphic xmlns:a="http://schemas.openxmlformats.org/drawingml/2006/main">
+              <a:graphicData uri="http://schemas.openxmlformats.org/drawingml/2006/picture">
+                <pic:pic xmlns:pic="http://schemas.openxmlformats.org/drawingml/2006/picture">
+                  <pic:nvPicPr>
+                    <pic:cNvPr id="448007267" name=""/>
+                    <pic:cNvPicPr/>
+                  </pic:nvPicPr>
+                  <pic:blipFill>
+                    <a:blip r:embed="rId14"/>
+                    <a:stretch>
+                      <a:fillRect/>
+                    </a:stretch>
+                  </pic:blipFill>
+                  <pic:spPr>
+                    <a:xfrm>
+                      <a:off x="0" y="0"/>
+                      <a:ext cx="5486400" cy="6001385"/>
+                    </a:xfrm>
+                    <a:prstGeom prst="rect">
+                      <a:avLst/>
+                    </a:prstGeom>
+                  </pic:spPr>
+                </pic:pic>
+              </a:graphicData>
+            </a:graphic>
+          </wp:inline>
+        </w:drawing>
+      </w:r>
+      <w:r>
+        <w:rPr>
+          <w:rFonts w:cs="Times New Roman"/>
+          <w:lang w:val="vi-VN"/>
+        </w:rPr>
+        <w:br/>
+      </w:r>
+    </w:p>
+    <w:p>
+      <w:pPr>
+        <w:rPr>
+          <w:rFonts w:cs="Times New Roman"/>
+          <w:lang w:val="vi-VN"/>
+        </w:rPr>
+      </w:pPr>
+      <w:r>
+        <w:rPr>
+          <w:rFonts w:cs="Times New Roman"/>
+          <w:lang w:val="vi-VN"/>
+        </w:rPr>
+        <w:br w:type="column"/>
+      </w:r>
+      <w:r>
+        <w:rPr>
+          <w:rFonts w:cs="Times New Roman"/>
+          <w:lang w:val="vi-VN"/>
+        </w:rPr>
+        <w:lastRenderedPageBreak/>
+        <w:t xml:space="preserve">Ảnh thông báo lỗi khi </w:t>
+      </w:r>
+      <w:r>
+        <w:rPr>
+          <w:rFonts w:cs="Times New Roman"/>
+          <w:lang w:val="vi-VN"/>
+        </w:rPr>
+        <w:t>không tick vào đồng ý với các điều kiện</w:t>
+      </w:r>
+    </w:p>
+    <w:p>
+      <w:pPr>
+        <w:rPr>
+          <w:rFonts w:cs="Times New Roman"/>
+          <w:lang w:val="vi-VN"/>
+        </w:rPr>
+      </w:pPr>
+      <w:r>
+        <w:rPr>
+          <w:rFonts w:cs="Times New Roman"/>
+          <w:noProof/>
+          <w:lang w:val="vi-VN"/>
+        </w:rPr>
+        <w:drawing>
+          <wp:inline distT="0" distB="0" distL="0" distR="0" wp14:anchorId="546A4B96" wp14:editId="0CE28E04">
+            <wp:extent cx="5486400" cy="6070600"/>
+            <wp:effectExtent l="0" t="0" r="0" b="6350"/>
+            <wp:docPr id="1039322795" name="Picture 1"/>
+            <wp:cNvGraphicFramePr>
+              <a:graphicFrameLocks xmlns:a="http://schemas.openxmlformats.org/drawingml/2006/main" noChangeAspect="1"/>
+            </wp:cNvGraphicFramePr>
+            <a:graphic xmlns:a="http://schemas.openxmlformats.org/drawingml/2006/main">
+              <a:graphicData uri="http://schemas.openxmlformats.org/drawingml/2006/picture">
+                <pic:pic xmlns:pic="http://schemas.openxmlformats.org/drawingml/2006/picture">
+                  <pic:nvPicPr>
+                    <pic:cNvPr id="1039322795" name=""/>
+                    <pic:cNvPicPr/>
+                  </pic:nvPicPr>
+                  <pic:blipFill>
+                    <a:blip r:embed="rId15"/>
+                    <a:stretch>
+                      <a:fillRect/>
+                    </a:stretch>
+                  </pic:blipFill>
+                  <pic:spPr>
+                    <a:xfrm>
+                      <a:off x="0" y="0"/>
+                      <a:ext cx="5486400" cy="6070600"/>
+                    </a:xfrm>
+                    <a:prstGeom prst="rect">
+                      <a:avLst/>
+                    </a:prstGeom>
+                  </pic:spPr>
+                </pic:pic>
+              </a:graphicData>
+            </a:graphic>
+          </wp:inline>
+        </w:drawing>
+      </w:r>
+    </w:p>
+    <w:p>
+      <w:pPr>
+        <w:rPr>
+          <w:rFonts w:cs="Times New Roman"/>
+          <w:lang w:val="vi-VN"/>
+        </w:rPr>
+      </w:pPr>
+      <w:r>
+        <w:rPr>
+          <w:rFonts w:cs="Times New Roman"/>
+          <w:lang w:val="vi-VN"/>
+        </w:rPr>
+        <w:t>Ảnh dữ liệu đã lưu trong SQL Server, xem bằng SSMS.</w:t>
+      </w:r>
+    </w:p>
+    <w:p>
+      <w:pPr>
+        <w:rPr>
+          <w:rFonts w:cs="Times New Roman"/>
+          <w:lang w:val="vi-VN"/>
+        </w:rPr>
+      </w:pPr>
+      <w:r>
+        <w:rPr>
+          <w:rFonts w:cs="Times New Roman"/>
+          <w:noProof/>
+          <w:lang w:val="vi-VN"/>
+        </w:rPr>
+        <w:drawing>
+          <wp:inline distT="0" distB="0" distL="0" distR="0" wp14:anchorId="6A6EDEBB" wp14:editId="3A639D60">
+            <wp:extent cx="5486400" cy="1071880"/>
+            <wp:effectExtent l="0" t="0" r="0" b="0"/>
+            <wp:docPr id="18190154" name="Picture 1"/>
+            <wp:cNvGraphicFramePr>
+              <a:graphicFrameLocks xmlns:a="http://schemas.openxmlformats.org/drawingml/2006/main" noChangeAspect="1"/>
+            </wp:cNvGraphicFramePr>
+            <a:graphic xmlns:a="http://schemas.openxmlformats.org/drawingml/2006/main">
+              <a:graphicData uri="http://schemas.openxmlformats.org/drawingml/2006/picture">
+                <pic:pic xmlns:pic="http://schemas.openxmlformats.org/drawingml/2006/picture">
+                  <pic:nvPicPr>
+                    <pic:cNvPr id="18190154" name=""/>
+                    <pic:cNvPicPr/>
+                  </pic:nvPicPr>
+                  <pic:blipFill>
+                    <a:blip r:embed="rId16"/>
+                    <a:stretch>
+                      <a:fillRect/>
+                    </a:stretch>
+                  </pic:blipFill>
+                  <pic:spPr>
+                    <a:xfrm>
+                      <a:off x="0" y="0"/>
+                      <a:ext cx="5486400" cy="1071880"/>
+                    </a:xfrm>
+                    <a:prstGeom prst="rect">
+                      <a:avLst/>
+                    </a:prstGeom>
+                  </pic:spPr>
+                </pic:pic>
+              </a:graphicData>
+            </a:graphic>
+          </wp:inline>
+        </w:drawing>
+      </w:r>
+    </w:p>
+    <w:p>
+      <w:pPr>
+        <w:pStyle w:val="Heading1"/>
+        <w:rPr>
+          <w:rFonts w:ascii="Times New Roman" w:hAnsi="Times New Roman" w:cs="Times New Roman"/>
+          <w:color w:val="auto"/>
+          <w:lang w:val="vi-VN"/>
+        </w:rPr>
+      </w:pPr>
+      <w:r>
+        <w:rPr>
+          <w:rFonts w:ascii="Times New Roman" w:hAnsi="Times New Roman" w:cs="Times New Roman"/>
+          <w:color w:val="auto"/>
+          <w:lang w:val="vi-VN"/>
+        </w:rPr>
+        <w:lastRenderedPageBreak/>
+        <w:t>8. Kết luận</w:t>
+      </w:r>
+    </w:p>
+    <w:p>
+      <w:pPr>
+        <w:rPr>
+          <w:rFonts w:cs="Times New Roman"/>
+          <w:lang w:val="vi-VN"/>
+        </w:rPr>
+      </w:pPr>
+      <w:r>
+        <w:rPr>
+          <w:rFonts w:cs="Times New Roman"/>
+          <w:lang w:val="vi-VN"/>
+        </w:rPr>
+        <w:t>Sau buổi thực hành này hiểu cách viết unit test với JUnit, biết dùng test fixture để chuẩn bị dữ liệu, biết tạo test suite để chạy nhiều test cùng lúc. Phần bài 4 và bài 5 thấy rõ cách tách logic ra khỏi giao diện để test dễ hơn và giảm lỗi khi phát triển.</w:t>
       </w:r>
     </w:p>
     <w:sectPr>
@@ -3861,9 +4464,9 @@
     </w:lvl>
   </w:abstractNum>
   <w:abstractNum w:abstractNumId="9" w15:restartNumberingAfterBreak="0">
-    <w:nsid w:val="041B2D93"/>
+    <w:nsid w:val="6FE60D3A"/>
     <w:multiLevelType w:val="hybridMultilevel"/>
-    <w:tmpl w:val="2CB207C0"/>
+    <w:tmpl w:val="2A5C677C"/>
     <w:lvl w:ilvl="0" w:tplc="07627D82">
       <w:start w:val="1"/>
       <w:numFmt w:val="bullet"/>
@@ -3974,9 +4577,9 @@
     </w:lvl>
   </w:abstractNum>
   <w:abstractNum w:abstractNumId="10" w15:restartNumberingAfterBreak="0">
-    <w:nsid w:val="1B041CC5"/>
+    <w:nsid w:val="74511F67"/>
     <w:multiLevelType w:val="hybridMultilevel"/>
-    <w:tmpl w:val="BA8039DC"/>
+    <w:tmpl w:val="F0DA6B4C"/>
     <w:lvl w:ilvl="0" w:tplc="07627D82">
       <w:start w:val="1"/>
       <w:numFmt w:val="bullet"/>
@@ -3989,715 +4592,200 @@
         <w:rFonts w:ascii="Source Serif Pro" w:eastAsia="STXingkai" w:hAnsi="Source Serif Pro" w:hint="default"/>
       </w:rPr>
     </w:lvl>
-    <w:lvl w:ilvl="1" w:tplc="042A0003" w:tentative="1">
+    <w:lvl w:ilvl="1" w:tplc="FFFFFFFF" w:tentative="1">
       <w:start w:val="1"/>
-      <w:numFmt w:val="bullet"/>
-      <w:lvlText w:val="o"/>
+      <w:numFmt w:val="lowerLetter"/>
+      <w:lvlText w:val="%2."/>
       <w:lvlJc w:val="left"/>
       <w:pPr>
         <w:ind w:left="1080" w:hanging="360"/>
       </w:pPr>
-      <w:rPr>
-        <w:rFonts w:ascii="Courier New" w:hAnsi="Courier New" w:cs="Courier New" w:hint="default"/>
-      </w:rPr>
     </w:lvl>
-    <w:lvl w:ilvl="2" w:tplc="042A0005" w:tentative="1">
+    <w:lvl w:ilvl="2" w:tplc="FFFFFFFF" w:tentative="1">
       <w:start w:val="1"/>
-      <w:numFmt w:val="bullet"/>
-      <w:lvlText w:val=""/>
+      <w:numFmt w:val="lowerRoman"/>
+      <w:lvlText w:val="%3."/>
+      <w:lvlJc w:val="right"/>
+      <w:pPr>
+        <w:ind w:left="1800" w:hanging="180"/>
+      </w:pPr>
+    </w:lvl>
+    <w:lvl w:ilvl="3" w:tplc="FFFFFFFF" w:tentative="1">
+      <w:start w:val="1"/>
+      <w:numFmt w:val="decimal"/>
+      <w:lvlText w:val="%4."/>
       <w:lvlJc w:val="left"/>
       <w:pPr>
-        <w:ind w:left="1800" w:hanging="360"/>
-      </w:pPr>
-      <w:rPr>
-        <w:rFonts w:ascii="Wingdings" w:hAnsi="Wingdings" w:hint="default"/>
-      </w:rPr>
+        <w:ind w:left="2520" w:hanging="360"/>
+      </w:pPr>
     </w:lvl>
-    <w:lvl w:ilvl="3" w:tplc="042A0001" w:tentative="1">
+    <w:lvl w:ilvl="4" w:tplc="FFFFFFFF" w:tentative="1">
       <w:start w:val="1"/>
-      <w:numFmt w:val="bullet"/>
-      <w:lvlText w:val=""/>
+      <w:numFmt w:val="lowerLetter"/>
+      <w:lvlText w:val="%5."/>
       <w:lvlJc w:val="left"/>
       <w:pPr>
-        <w:ind w:left="2520" w:hanging="360"/>
-      </w:pPr>
-      <w:rPr>
-        <w:rFonts w:ascii="Symbol" w:hAnsi="Symbol" w:hint="default"/>
-      </w:rPr>
+        <w:ind w:left="3240" w:hanging="360"/>
+      </w:pPr>
     </w:lvl>
-    <w:lvl w:ilvl="4" w:tplc="042A0003" w:tentative="1">
+    <w:lvl w:ilvl="5" w:tplc="FFFFFFFF" w:tentative="1">
       <w:start w:val="1"/>
-      <w:numFmt w:val="bullet"/>
-      <w:lvlText w:val="o"/>
+      <w:numFmt w:val="lowerRoman"/>
+      <w:lvlText w:val="%6."/>
+      <w:lvlJc w:val="right"/>
+      <w:pPr>
+        <w:ind w:left="3960" w:hanging="180"/>
+      </w:pPr>
+    </w:lvl>
+    <w:lvl w:ilvl="6" w:tplc="FFFFFFFF" w:tentative="1">
+      <w:start w:val="1"/>
+      <w:numFmt w:val="decimal"/>
+      <w:lvlText w:val="%7."/>
       <w:lvlJc w:val="left"/>
       <w:pPr>
-        <w:ind w:left="3240" w:hanging="360"/>
-      </w:pPr>
-      <w:rPr>
-        <w:rFonts w:ascii="Courier New" w:hAnsi="Courier New" w:cs="Courier New" w:hint="default"/>
-      </w:rPr>
+        <w:ind w:left="4680" w:hanging="360"/>
+      </w:pPr>
     </w:lvl>
-    <w:lvl w:ilvl="5" w:tplc="042A0005" w:tentative="1">
+    <w:lvl w:ilvl="7" w:tplc="FFFFFFFF" w:tentative="1">
       <w:start w:val="1"/>
-      <w:numFmt w:val="bullet"/>
-      <w:lvlText w:val=""/>
+      <w:numFmt w:val="lowerLetter"/>
+      <w:lvlText w:val="%8."/>
       <w:lvlJc w:val="left"/>
       <w:pPr>
-        <w:ind w:left="3960" w:hanging="360"/>
-      </w:pPr>
-      <w:rPr>
-        <w:rFonts w:ascii="Wingdings" w:hAnsi="Wingdings" w:hint="default"/>
-      </w:rPr>
+        <w:ind w:left="5400" w:hanging="360"/>
+      </w:pPr>
     </w:lvl>
-    <w:lvl w:ilvl="6" w:tplc="042A0001" w:tentative="1">
+    <w:lvl w:ilvl="8" w:tplc="FFFFFFFF" w:tentative="1">
       <w:start w:val="1"/>
-      <w:numFmt w:val="bullet"/>
-      <w:lvlText w:val=""/>
-      <w:lvlJc w:val="left"/>
-      <w:pPr>
-        <w:ind w:left="4680" w:hanging="360"/>
-      </w:pPr>
-      <w:rPr>
-        <w:rFonts w:ascii="Symbol" w:hAnsi="Symbol" w:hint="default"/>
-      </w:rPr>
-    </w:lvl>
-    <w:lvl w:ilvl="7" w:tplc="042A0003" w:tentative="1">
-      <w:start w:val="1"/>
-      <w:numFmt w:val="bullet"/>
-      <w:lvlText w:val="o"/>
-      <w:lvlJc w:val="left"/>
-      <w:pPr>
-        <w:ind w:left="5400" w:hanging="360"/>
-      </w:pPr>
-      <w:rPr>
-        <w:rFonts w:ascii="Courier New" w:hAnsi="Courier New" w:cs="Courier New" w:hint="default"/>
-      </w:rPr>
-    </w:lvl>
-    <w:lvl w:ilvl="8" w:tplc="042A0005" w:tentative="1">
-      <w:start w:val="1"/>
-      <w:numFmt w:val="bullet"/>
-      <w:lvlText w:val=""/>
-      <w:lvlJc w:val="left"/>
-      <w:pPr>
-        <w:ind w:left="6120" w:hanging="360"/>
-      </w:pPr>
-      <w:rPr>
-        <w:rFonts w:ascii="Wingdings" w:hAnsi="Wingdings" w:hint="default"/>
-      </w:rPr>
+      <w:numFmt w:val="lowerRoman"/>
+      <w:lvlText w:val="%9."/>
+      <w:lvlJc w:val="right"/>
+      <w:pPr>
+        <w:ind w:left="6120" w:hanging="180"/>
+      </w:pPr>
     </w:lvl>
   </w:abstractNum>
   <w:abstractNum w:abstractNumId="11" w15:restartNumberingAfterBreak="0">
-    <w:nsid w:val="28186689"/>
+    <w:nsid w:val="77B108B0"/>
     <w:multiLevelType w:val="hybridMultilevel"/>
-    <w:tmpl w:val="C4FC7518"/>
-    <w:lvl w:ilvl="0" w:tplc="07627D82">
+    <w:tmpl w:val="D9D09632"/>
+    <w:lvl w:ilvl="0" w:tplc="042A000F">
       <w:start w:val="1"/>
-      <w:numFmt w:val="bullet"/>
-      <w:lvlText w:val="-"/>
+      <w:numFmt w:val="decimal"/>
+      <w:lvlText w:val="%1."/>
       <w:lvlJc w:val="left"/>
       <w:pPr>
         <w:ind w:left="360" w:hanging="360"/>
       </w:pPr>
-      <w:rPr>
-        <w:rFonts w:ascii="Source Serif Pro" w:eastAsia="STXingkai" w:hAnsi="Source Serif Pro" w:hint="default"/>
-      </w:rPr>
     </w:lvl>
-    <w:lvl w:ilvl="1" w:tplc="042A0003" w:tentative="1">
+    <w:lvl w:ilvl="1" w:tplc="042A0019" w:tentative="1">
       <w:start w:val="1"/>
-      <w:numFmt w:val="bullet"/>
-      <w:lvlText w:val="o"/>
+      <w:numFmt w:val="lowerLetter"/>
+      <w:lvlText w:val="%2."/>
       <w:lvlJc w:val="left"/>
       <w:pPr>
         <w:ind w:left="1080" w:hanging="360"/>
       </w:pPr>
-      <w:rPr>
-        <w:rFonts w:ascii="Courier New" w:hAnsi="Courier New" w:cs="Courier New" w:hint="default"/>
-      </w:rPr>
     </w:lvl>
-    <w:lvl w:ilvl="2" w:tplc="042A0005" w:tentative="1">
+    <w:lvl w:ilvl="2" w:tplc="042A001B" w:tentative="1">
       <w:start w:val="1"/>
-      <w:numFmt w:val="bullet"/>
-      <w:lvlText w:val=""/>
+      <w:numFmt w:val="lowerRoman"/>
+      <w:lvlText w:val="%3."/>
+      <w:lvlJc w:val="right"/>
+      <w:pPr>
+        <w:ind w:left="1800" w:hanging="180"/>
+      </w:pPr>
+    </w:lvl>
+    <w:lvl w:ilvl="3" w:tplc="042A000F" w:tentative="1">
+      <w:start w:val="1"/>
+      <w:numFmt w:val="decimal"/>
+      <w:lvlText w:val="%4."/>
       <w:lvlJc w:val="left"/>
       <w:pPr>
-        <w:ind w:left="1800" w:hanging="360"/>
-      </w:pPr>
-      <w:rPr>
-        <w:rFonts w:ascii="Wingdings" w:hAnsi="Wingdings" w:hint="default"/>
-      </w:rPr>
+        <w:ind w:left="2520" w:hanging="360"/>
+      </w:pPr>
     </w:lvl>
-    <w:lvl w:ilvl="3" w:tplc="042A0001" w:tentative="1">
+    <w:lvl w:ilvl="4" w:tplc="042A0019" w:tentative="1">
       <w:start w:val="1"/>
-      <w:numFmt w:val="bullet"/>
-      <w:lvlText w:val=""/>
+      <w:numFmt w:val="lowerLetter"/>
+      <w:lvlText w:val="%5."/>
       <w:lvlJc w:val="left"/>
       <w:pPr>
-        <w:ind w:left="2520" w:hanging="360"/>
-      </w:pPr>
-      <w:rPr>
-        <w:rFonts w:ascii="Symbol" w:hAnsi="Symbol" w:hint="default"/>
-      </w:rPr>
+        <w:ind w:left="3240" w:hanging="360"/>
+      </w:pPr>
     </w:lvl>
-    <w:lvl w:ilvl="4" w:tplc="042A0003" w:tentative="1">
+    <w:lvl w:ilvl="5" w:tplc="042A001B" w:tentative="1">
       <w:start w:val="1"/>
-      <w:numFmt w:val="bullet"/>
-      <w:lvlText w:val="o"/>
+      <w:numFmt w:val="lowerRoman"/>
+      <w:lvlText w:val="%6."/>
+      <w:lvlJc w:val="right"/>
+      <w:pPr>
+        <w:ind w:left="3960" w:hanging="180"/>
+      </w:pPr>
+    </w:lvl>
+    <w:lvl w:ilvl="6" w:tplc="042A000F" w:tentative="1">
+      <w:start w:val="1"/>
+      <w:numFmt w:val="decimal"/>
+      <w:lvlText w:val="%7."/>
       <w:lvlJc w:val="left"/>
       <w:pPr>
-        <w:ind w:left="3240" w:hanging="360"/>
-      </w:pPr>
-      <w:rPr>
-        <w:rFonts w:ascii="Courier New" w:hAnsi="Courier New" w:cs="Courier New" w:hint="default"/>
-      </w:rPr>
+        <w:ind w:left="4680" w:hanging="360"/>
+      </w:pPr>
     </w:lvl>
-    <w:lvl w:ilvl="5" w:tplc="042A0005" w:tentative="1">
+    <w:lvl w:ilvl="7" w:tplc="042A0019" w:tentative="1">
       <w:start w:val="1"/>
-      <w:numFmt w:val="bullet"/>
-      <w:lvlText w:val=""/>
+      <w:numFmt w:val="lowerLetter"/>
+      <w:lvlText w:val="%8."/>
       <w:lvlJc w:val="left"/>
       <w:pPr>
-        <w:ind w:left="3960" w:hanging="360"/>
-      </w:pPr>
-      <w:rPr>
-        <w:rFonts w:ascii="Wingdings" w:hAnsi="Wingdings" w:hint="default"/>
-      </w:rPr>
+        <w:ind w:left="5400" w:hanging="360"/>
+      </w:pPr>
     </w:lvl>
-    <w:lvl w:ilvl="6" w:tplc="042A0001" w:tentative="1">
+    <w:lvl w:ilvl="8" w:tplc="042A001B" w:tentative="1">
       <w:start w:val="1"/>
-      <w:numFmt w:val="bullet"/>
-      <w:lvlText w:val=""/>
-      <w:lvlJc w:val="left"/>
-      <w:pPr>
-        <w:ind w:left="4680" w:hanging="360"/>
-      </w:pPr>
-      <w:rPr>
-        <w:rFonts w:ascii="Symbol" w:hAnsi="Symbol" w:hint="default"/>
-      </w:rPr>
-    </w:lvl>
-    <w:lvl w:ilvl="7" w:tplc="042A0003" w:tentative="1">
-      <w:start w:val="1"/>
-      <w:numFmt w:val="bullet"/>
-      <w:lvlText w:val="o"/>
-      <w:lvlJc w:val="left"/>
-      <w:pPr>
-        <w:ind w:left="5400" w:hanging="360"/>
-      </w:pPr>
-      <w:rPr>
-        <w:rFonts w:ascii="Courier New" w:hAnsi="Courier New" w:cs="Courier New" w:hint="default"/>
-      </w:rPr>
-    </w:lvl>
-    <w:lvl w:ilvl="8" w:tplc="042A0005" w:tentative="1">
-      <w:start w:val="1"/>
-      <w:numFmt w:val="bullet"/>
-      <w:lvlText w:val=""/>
-      <w:lvlJc w:val="left"/>
-      <w:pPr>
-        <w:ind w:left="6120" w:hanging="360"/>
-      </w:pPr>
-      <w:rPr>
-        <w:rFonts w:ascii="Wingdings" w:hAnsi="Wingdings" w:hint="default"/>
-      </w:rPr>
+      <w:numFmt w:val="lowerRoman"/>
+      <w:lvlText w:val="%9."/>
+      <w:lvlJc w:val="right"/>
+      <w:pPr>
+        <w:ind w:left="6120" w:hanging="180"/>
+      </w:pPr>
     </w:lvl>
   </w:abstractNum>
-  <w:abstractNum w:abstractNumId="12" w15:restartNumberingAfterBreak="0">
-    <w:nsid w:val="3C4156DA"/>
-    <w:multiLevelType w:val="hybridMultilevel"/>
-    <w:tmpl w:val="4D3C77F8"/>
-    <w:lvl w:ilvl="0" w:tplc="07627D82">
-      <w:start w:val="1"/>
-      <w:numFmt w:val="bullet"/>
-      <w:lvlText w:val="-"/>
-      <w:lvlJc w:val="left"/>
-      <w:pPr>
-        <w:ind w:left="360" w:hanging="360"/>
-      </w:pPr>
-      <w:rPr>
-        <w:rFonts w:ascii="Source Serif Pro" w:eastAsia="STXingkai" w:hAnsi="Source Serif Pro" w:hint="default"/>
-      </w:rPr>
-    </w:lvl>
-    <w:lvl w:ilvl="1" w:tplc="042A0003" w:tentative="1">
-      <w:start w:val="1"/>
-      <w:numFmt w:val="bullet"/>
-      <w:lvlText w:val="o"/>
-      <w:lvlJc w:val="left"/>
-      <w:pPr>
-        <w:ind w:left="1080" w:hanging="360"/>
-      </w:pPr>
-      <w:rPr>
-        <w:rFonts w:ascii="Courier New" w:hAnsi="Courier New" w:cs="Courier New" w:hint="default"/>
-      </w:rPr>
-    </w:lvl>
-    <w:lvl w:ilvl="2" w:tplc="042A0005" w:tentative="1">
-      <w:start w:val="1"/>
-      <w:numFmt w:val="bullet"/>
-      <w:lvlText w:val=""/>
-      <w:lvlJc w:val="left"/>
-      <w:pPr>
-        <w:ind w:left="1800" w:hanging="360"/>
-      </w:pPr>
-      <w:rPr>
-        <w:rFonts w:ascii="Wingdings" w:hAnsi="Wingdings" w:hint="default"/>
-      </w:rPr>
-    </w:lvl>
-    <w:lvl w:ilvl="3" w:tplc="042A0001" w:tentative="1">
-      <w:start w:val="1"/>
-      <w:numFmt w:val="bullet"/>
-      <w:lvlText w:val=""/>
-      <w:lvlJc w:val="left"/>
-      <w:pPr>
-        <w:ind w:left="2520" w:hanging="360"/>
-      </w:pPr>
-      <w:rPr>
-        <w:rFonts w:ascii="Symbol" w:hAnsi="Symbol" w:hint="default"/>
-      </w:rPr>
-    </w:lvl>
-    <w:lvl w:ilvl="4" w:tplc="042A0003" w:tentative="1">
-      <w:start w:val="1"/>
-      <w:numFmt w:val="bullet"/>
-      <w:lvlText w:val="o"/>
-      <w:lvlJc w:val="left"/>
-      <w:pPr>
-        <w:ind w:left="3240" w:hanging="360"/>
-      </w:pPr>
-      <w:rPr>
-        <w:rFonts w:ascii="Courier New" w:hAnsi="Courier New" w:cs="Courier New" w:hint="default"/>
-      </w:rPr>
-    </w:lvl>
-    <w:lvl w:ilvl="5" w:tplc="042A0005" w:tentative="1">
-      <w:start w:val="1"/>
-      <w:numFmt w:val="bullet"/>
-      <w:lvlText w:val=""/>
-      <w:lvlJc w:val="left"/>
-      <w:pPr>
-        <w:ind w:left="3960" w:hanging="360"/>
-      </w:pPr>
-      <w:rPr>
-        <w:rFonts w:ascii="Wingdings" w:hAnsi="Wingdings" w:hint="default"/>
-      </w:rPr>
-    </w:lvl>
-    <w:lvl w:ilvl="6" w:tplc="042A0001" w:tentative="1">
-      <w:start w:val="1"/>
-      <w:numFmt w:val="bullet"/>
-      <w:lvlText w:val=""/>
-      <w:lvlJc w:val="left"/>
-      <w:pPr>
-        <w:ind w:left="4680" w:hanging="360"/>
-      </w:pPr>
-      <w:rPr>
-        <w:rFonts w:ascii="Symbol" w:hAnsi="Symbol" w:hint="default"/>
-      </w:rPr>
-    </w:lvl>
-    <w:lvl w:ilvl="7" w:tplc="042A0003" w:tentative="1">
-      <w:start w:val="1"/>
-      <w:numFmt w:val="bullet"/>
-      <w:lvlText w:val="o"/>
-      <w:lvlJc w:val="left"/>
-      <w:pPr>
-        <w:ind w:left="5400" w:hanging="360"/>
-      </w:pPr>
-      <w:rPr>
-        <w:rFonts w:ascii="Courier New" w:hAnsi="Courier New" w:cs="Courier New" w:hint="default"/>
-      </w:rPr>
-    </w:lvl>
-    <w:lvl w:ilvl="8" w:tplc="042A0005" w:tentative="1">
-      <w:start w:val="1"/>
-      <w:numFmt w:val="bullet"/>
-      <w:lvlText w:val=""/>
-      <w:lvlJc w:val="left"/>
-      <w:pPr>
-        <w:ind w:left="6120" w:hanging="360"/>
-      </w:pPr>
-      <w:rPr>
-        <w:rFonts w:ascii="Wingdings" w:hAnsi="Wingdings" w:hint="default"/>
-      </w:rPr>
-    </w:lvl>
-  </w:abstractNum>
-  <w:abstractNum w:abstractNumId="13" w15:restartNumberingAfterBreak="0">
-    <w:nsid w:val="42351A59"/>
-    <w:multiLevelType w:val="hybridMultilevel"/>
-    <w:tmpl w:val="EB023F14"/>
-    <w:lvl w:ilvl="0" w:tplc="07627D82">
-      <w:start w:val="1"/>
-      <w:numFmt w:val="bullet"/>
-      <w:lvlText w:val="-"/>
-      <w:lvlJc w:val="left"/>
-      <w:pPr>
-        <w:ind w:left="360" w:hanging="360"/>
-      </w:pPr>
-      <w:rPr>
-        <w:rFonts w:ascii="Source Serif Pro" w:eastAsia="STXingkai" w:hAnsi="Source Serif Pro" w:hint="default"/>
-      </w:rPr>
-    </w:lvl>
-    <w:lvl w:ilvl="1" w:tplc="042A0003" w:tentative="1">
-      <w:start w:val="1"/>
-      <w:numFmt w:val="bullet"/>
-      <w:lvlText w:val="o"/>
-      <w:lvlJc w:val="left"/>
-      <w:pPr>
-        <w:ind w:left="1080" w:hanging="360"/>
-      </w:pPr>
-      <w:rPr>
-        <w:rFonts w:ascii="Courier New" w:hAnsi="Courier New" w:cs="Courier New" w:hint="default"/>
-      </w:rPr>
-    </w:lvl>
-    <w:lvl w:ilvl="2" w:tplc="042A0005" w:tentative="1">
-      <w:start w:val="1"/>
-      <w:numFmt w:val="bullet"/>
-      <w:lvlText w:val=""/>
-      <w:lvlJc w:val="left"/>
-      <w:pPr>
-        <w:ind w:left="1800" w:hanging="360"/>
-      </w:pPr>
-      <w:rPr>
-        <w:rFonts w:ascii="Wingdings" w:hAnsi="Wingdings" w:hint="default"/>
-      </w:rPr>
-    </w:lvl>
-    <w:lvl w:ilvl="3" w:tplc="042A0001" w:tentative="1">
-      <w:start w:val="1"/>
-      <w:numFmt w:val="bullet"/>
-      <w:lvlText w:val=""/>
-      <w:lvlJc w:val="left"/>
-      <w:pPr>
-        <w:ind w:left="2520" w:hanging="360"/>
-      </w:pPr>
-      <w:rPr>
-        <w:rFonts w:ascii="Symbol" w:hAnsi="Symbol" w:hint="default"/>
-      </w:rPr>
-    </w:lvl>
-    <w:lvl w:ilvl="4" w:tplc="042A0003" w:tentative="1">
-      <w:start w:val="1"/>
-      <w:numFmt w:val="bullet"/>
-      <w:lvlText w:val="o"/>
-      <w:lvlJc w:val="left"/>
-      <w:pPr>
-        <w:ind w:left="3240" w:hanging="360"/>
-      </w:pPr>
-      <w:rPr>
-        <w:rFonts w:ascii="Courier New" w:hAnsi="Courier New" w:cs="Courier New" w:hint="default"/>
-      </w:rPr>
-    </w:lvl>
-    <w:lvl w:ilvl="5" w:tplc="042A0005" w:tentative="1">
-      <w:start w:val="1"/>
-      <w:numFmt w:val="bullet"/>
-      <w:lvlText w:val=""/>
-      <w:lvlJc w:val="left"/>
-      <w:pPr>
-        <w:ind w:left="3960" w:hanging="360"/>
-      </w:pPr>
-      <w:rPr>
-        <w:rFonts w:ascii="Wingdings" w:hAnsi="Wingdings" w:hint="default"/>
-      </w:rPr>
-    </w:lvl>
-    <w:lvl w:ilvl="6" w:tplc="042A0001" w:tentative="1">
-      <w:start w:val="1"/>
-      <w:numFmt w:val="bullet"/>
-      <w:lvlText w:val=""/>
-      <w:lvlJc w:val="left"/>
-      <w:pPr>
-        <w:ind w:left="4680" w:hanging="360"/>
-      </w:pPr>
-      <w:rPr>
-        <w:rFonts w:ascii="Symbol" w:hAnsi="Symbol" w:hint="default"/>
-      </w:rPr>
-    </w:lvl>
-    <w:lvl w:ilvl="7" w:tplc="042A0003" w:tentative="1">
-      <w:start w:val="1"/>
-      <w:numFmt w:val="bullet"/>
-      <w:lvlText w:val="o"/>
-      <w:lvlJc w:val="left"/>
-      <w:pPr>
-        <w:ind w:left="5400" w:hanging="360"/>
-      </w:pPr>
-      <w:rPr>
-        <w:rFonts w:ascii="Courier New" w:hAnsi="Courier New" w:cs="Courier New" w:hint="default"/>
-      </w:rPr>
-    </w:lvl>
-    <w:lvl w:ilvl="8" w:tplc="042A0005" w:tentative="1">
-      <w:start w:val="1"/>
-      <w:numFmt w:val="bullet"/>
-      <w:lvlText w:val=""/>
-      <w:lvlJc w:val="left"/>
-      <w:pPr>
-        <w:ind w:left="6120" w:hanging="360"/>
-      </w:pPr>
-      <w:rPr>
-        <w:rFonts w:ascii="Wingdings" w:hAnsi="Wingdings" w:hint="default"/>
-      </w:rPr>
-    </w:lvl>
-  </w:abstractNum>
-  <w:abstractNum w:abstractNumId="14" w15:restartNumberingAfterBreak="0">
-    <w:nsid w:val="5FB74600"/>
-    <w:multiLevelType w:val="hybridMultilevel"/>
-    <w:tmpl w:val="74E2787C"/>
-    <w:lvl w:ilvl="0" w:tplc="07627D82">
-      <w:start w:val="1"/>
-      <w:numFmt w:val="bullet"/>
-      <w:lvlText w:val="-"/>
-      <w:lvlJc w:val="left"/>
-      <w:pPr>
-        <w:ind w:left="360" w:hanging="360"/>
-      </w:pPr>
-      <w:rPr>
-        <w:rFonts w:ascii="Source Serif Pro" w:eastAsia="STXingkai" w:hAnsi="Source Serif Pro" w:hint="default"/>
-      </w:rPr>
-    </w:lvl>
-    <w:lvl w:ilvl="1" w:tplc="042A0003" w:tentative="1">
-      <w:start w:val="1"/>
-      <w:numFmt w:val="bullet"/>
-      <w:lvlText w:val="o"/>
-      <w:lvlJc w:val="left"/>
-      <w:pPr>
-        <w:ind w:left="1080" w:hanging="360"/>
-      </w:pPr>
-      <w:rPr>
-        <w:rFonts w:ascii="Courier New" w:hAnsi="Courier New" w:cs="Courier New" w:hint="default"/>
-      </w:rPr>
-    </w:lvl>
-    <w:lvl w:ilvl="2" w:tplc="042A0005" w:tentative="1">
-      <w:start w:val="1"/>
-      <w:numFmt w:val="bullet"/>
-      <w:lvlText w:val=""/>
-      <w:lvlJc w:val="left"/>
-      <w:pPr>
-        <w:ind w:left="1800" w:hanging="360"/>
-      </w:pPr>
-      <w:rPr>
-        <w:rFonts w:ascii="Wingdings" w:hAnsi="Wingdings" w:hint="default"/>
-      </w:rPr>
-    </w:lvl>
-    <w:lvl w:ilvl="3" w:tplc="042A0001" w:tentative="1">
-      <w:start w:val="1"/>
-      <w:numFmt w:val="bullet"/>
-      <w:lvlText w:val=""/>
-      <w:lvlJc w:val="left"/>
-      <w:pPr>
-        <w:ind w:left="2520" w:hanging="360"/>
-      </w:pPr>
-      <w:rPr>
-        <w:rFonts w:ascii="Symbol" w:hAnsi="Symbol" w:hint="default"/>
-      </w:rPr>
-    </w:lvl>
-    <w:lvl w:ilvl="4" w:tplc="042A0003" w:tentative="1">
-      <w:start w:val="1"/>
-      <w:numFmt w:val="bullet"/>
-      <w:lvlText w:val="o"/>
-      <w:lvlJc w:val="left"/>
-      <w:pPr>
-        <w:ind w:left="3240" w:hanging="360"/>
-      </w:pPr>
-      <w:rPr>
-        <w:rFonts w:ascii="Courier New" w:hAnsi="Courier New" w:cs="Courier New" w:hint="default"/>
-      </w:rPr>
-    </w:lvl>
-    <w:lvl w:ilvl="5" w:tplc="042A0005" w:tentative="1">
-      <w:start w:val="1"/>
-      <w:numFmt w:val="bullet"/>
-      <w:lvlText w:val=""/>
-      <w:lvlJc w:val="left"/>
-      <w:pPr>
-        <w:ind w:left="3960" w:hanging="360"/>
-      </w:pPr>
-      <w:rPr>
-        <w:rFonts w:ascii="Wingdings" w:hAnsi="Wingdings" w:hint="default"/>
-      </w:rPr>
-    </w:lvl>
-    <w:lvl w:ilvl="6" w:tplc="042A0001" w:tentative="1">
-      <w:start w:val="1"/>
-      <w:numFmt w:val="bullet"/>
-      <w:lvlText w:val=""/>
-      <w:lvlJc w:val="left"/>
-      <w:pPr>
-        <w:ind w:left="4680" w:hanging="360"/>
-      </w:pPr>
-      <w:rPr>
-        <w:rFonts w:ascii="Symbol" w:hAnsi="Symbol" w:hint="default"/>
-      </w:rPr>
-    </w:lvl>
-    <w:lvl w:ilvl="7" w:tplc="042A0003" w:tentative="1">
-      <w:start w:val="1"/>
-      <w:numFmt w:val="bullet"/>
-      <w:lvlText w:val="o"/>
-      <w:lvlJc w:val="left"/>
-      <w:pPr>
-        <w:ind w:left="5400" w:hanging="360"/>
-      </w:pPr>
-      <w:rPr>
-        <w:rFonts w:ascii="Courier New" w:hAnsi="Courier New" w:cs="Courier New" w:hint="default"/>
-      </w:rPr>
-    </w:lvl>
-    <w:lvl w:ilvl="8" w:tplc="042A0005" w:tentative="1">
-      <w:start w:val="1"/>
-      <w:numFmt w:val="bullet"/>
-      <w:lvlText w:val=""/>
-      <w:lvlJc w:val="left"/>
-      <w:pPr>
-        <w:ind w:left="6120" w:hanging="360"/>
-      </w:pPr>
-      <w:rPr>
-        <w:rFonts w:ascii="Wingdings" w:hAnsi="Wingdings" w:hint="default"/>
-      </w:rPr>
-    </w:lvl>
-  </w:abstractNum>
-  <w:abstractNum w:abstractNumId="15" w15:restartNumberingAfterBreak="0">
-    <w:nsid w:val="64027D72"/>
-    <w:multiLevelType w:val="hybridMultilevel"/>
-    <w:tmpl w:val="96C0B612"/>
-    <w:lvl w:ilvl="0" w:tplc="07627D82">
-      <w:start w:val="1"/>
-      <w:numFmt w:val="bullet"/>
-      <w:lvlText w:val="-"/>
-      <w:lvlJc w:val="left"/>
-      <w:pPr>
-        <w:ind w:left="360" w:hanging="360"/>
-      </w:pPr>
-      <w:rPr>
-        <w:rFonts w:ascii="Source Serif Pro" w:eastAsia="STXingkai" w:hAnsi="Source Serif Pro" w:hint="default"/>
-      </w:rPr>
-    </w:lvl>
-    <w:lvl w:ilvl="1" w:tplc="042A0003" w:tentative="1">
-      <w:start w:val="1"/>
-      <w:numFmt w:val="bullet"/>
-      <w:lvlText w:val="o"/>
-      <w:lvlJc w:val="left"/>
-      <w:pPr>
-        <w:ind w:left="1080" w:hanging="360"/>
-      </w:pPr>
-      <w:rPr>
-        <w:rFonts w:ascii="Courier New" w:hAnsi="Courier New" w:cs="Courier New" w:hint="default"/>
-      </w:rPr>
-    </w:lvl>
-    <w:lvl w:ilvl="2" w:tplc="042A0005" w:tentative="1">
-      <w:start w:val="1"/>
-      <w:numFmt w:val="bullet"/>
-      <w:lvlText w:val=""/>
-      <w:lvlJc w:val="left"/>
-      <w:pPr>
-        <w:ind w:left="1800" w:hanging="360"/>
-      </w:pPr>
-      <w:rPr>
-        <w:rFonts w:ascii="Wingdings" w:hAnsi="Wingdings" w:hint="default"/>
-      </w:rPr>
-    </w:lvl>
-    <w:lvl w:ilvl="3" w:tplc="042A0001" w:tentative="1">
-      <w:start w:val="1"/>
-      <w:numFmt w:val="bullet"/>
-      <w:lvlText w:val=""/>
-      <w:lvlJc w:val="left"/>
-      <w:pPr>
-        <w:ind w:left="2520" w:hanging="360"/>
-      </w:pPr>
-      <w:rPr>
-        <w:rFonts w:ascii="Symbol" w:hAnsi="Symbol" w:hint="default"/>
-      </w:rPr>
-    </w:lvl>
-    <w:lvl w:ilvl="4" w:tplc="042A0003" w:tentative="1">
-      <w:start w:val="1"/>
-      <w:numFmt w:val="bullet"/>
-      <w:lvlText w:val="o"/>
-      <w:lvlJc w:val="left"/>
-      <w:pPr>
-        <w:ind w:left="3240" w:hanging="360"/>
-      </w:pPr>
-      <w:rPr>
-        <w:rFonts w:ascii="Courier New" w:hAnsi="Courier New" w:cs="Courier New" w:hint="default"/>
-      </w:rPr>
-    </w:lvl>
-    <w:lvl w:ilvl="5" w:tplc="042A0005" w:tentative="1">
-      <w:start w:val="1"/>
-      <w:numFmt w:val="bullet"/>
-      <w:lvlText w:val=""/>
-      <w:lvlJc w:val="left"/>
-      <w:pPr>
-        <w:ind w:left="3960" w:hanging="360"/>
-      </w:pPr>
-      <w:rPr>
-        <w:rFonts w:ascii="Wingdings" w:hAnsi="Wingdings" w:hint="default"/>
-      </w:rPr>
-    </w:lvl>
-    <w:lvl w:ilvl="6" w:tplc="042A0001" w:tentative="1">
-      <w:start w:val="1"/>
-      <w:numFmt w:val="bullet"/>
-      <w:lvlText w:val=""/>
-      <w:lvlJc w:val="left"/>
-      <w:pPr>
-        <w:ind w:left="4680" w:hanging="360"/>
-      </w:pPr>
-      <w:rPr>
-        <w:rFonts w:ascii="Symbol" w:hAnsi="Symbol" w:hint="default"/>
-      </w:rPr>
-    </w:lvl>
-    <w:lvl w:ilvl="7" w:tplc="042A0003" w:tentative="1">
-      <w:start w:val="1"/>
-      <w:numFmt w:val="bullet"/>
-      <w:lvlText w:val="o"/>
-      <w:lvlJc w:val="left"/>
-      <w:pPr>
-        <w:ind w:left="5400" w:hanging="360"/>
-      </w:pPr>
-      <w:rPr>
-        <w:rFonts w:ascii="Courier New" w:hAnsi="Courier New" w:cs="Courier New" w:hint="default"/>
-      </w:rPr>
-    </w:lvl>
-    <w:lvl w:ilvl="8" w:tplc="042A0005" w:tentative="1">
-      <w:start w:val="1"/>
-      <w:numFmt w:val="bullet"/>
-      <w:lvlText w:val=""/>
-      <w:lvlJc w:val="left"/>
-      <w:pPr>
-        <w:ind w:left="6120" w:hanging="360"/>
-      </w:pPr>
-      <w:rPr>
-        <w:rFonts w:ascii="Wingdings" w:hAnsi="Wingdings" w:hint="default"/>
-      </w:rPr>
-    </w:lvl>
-  </w:abstractNum>
-  <w:num w:numId="1" w16cid:durableId="1359158078">
+  <w:num w:numId="1" w16cid:durableId="341397849">
     <w:abstractNumId w:val="8"/>
   </w:num>
-  <w:num w:numId="2" w16cid:durableId="1324817717">
+  <w:num w:numId="2" w16cid:durableId="516162653">
     <w:abstractNumId w:val="6"/>
   </w:num>
-  <w:num w:numId="3" w16cid:durableId="253709655">
+  <w:num w:numId="3" w16cid:durableId="520360652">
     <w:abstractNumId w:val="5"/>
   </w:num>
-  <w:num w:numId="4" w16cid:durableId="261493250">
+  <w:num w:numId="4" w16cid:durableId="1211763376">
     <w:abstractNumId w:val="4"/>
   </w:num>
-  <w:num w:numId="5" w16cid:durableId="2034183437">
+  <w:num w:numId="5" w16cid:durableId="1832334069">
     <w:abstractNumId w:val="7"/>
   </w:num>
-  <w:num w:numId="6" w16cid:durableId="656805104">
+  <w:num w:numId="6" w16cid:durableId="605696641">
     <w:abstractNumId w:val="3"/>
   </w:num>
-  <w:num w:numId="7" w16cid:durableId="1671833776">
+  <w:num w:numId="7" w16cid:durableId="1894929386">
     <w:abstractNumId w:val="2"/>
   </w:num>
-  <w:num w:numId="8" w16cid:durableId="1698114451">
+  <w:num w:numId="8" w16cid:durableId="1738671684">
     <w:abstractNumId w:val="1"/>
   </w:num>
-  <w:num w:numId="9" w16cid:durableId="155271815">
+  <w:num w:numId="9" w16cid:durableId="2138253103">
     <w:abstractNumId w:val="0"/>
   </w:num>
-  <w:num w:numId="10" w16cid:durableId="534076559">
+  <w:num w:numId="10" w16cid:durableId="47195844">
+    <w:abstractNumId w:val="9"/>
+  </w:num>
+  <w:num w:numId="11" w16cid:durableId="587615256">
     <w:abstractNumId w:val="11"/>
   </w:num>
-  <w:num w:numId="11" w16cid:durableId="1473980757">
-    <w:abstractNumId w:val="15"/>
-  </w:num>
-  <w:num w:numId="12" w16cid:durableId="772550693">
-    <w:abstractNumId w:val="13"/>
-  </w:num>
-  <w:num w:numId="13" w16cid:durableId="1162308815">
+  <w:num w:numId="12" w16cid:durableId="1771896971">
     <w:abstractNumId w:val="10"/>
-  </w:num>
-  <w:num w:numId="14" w16cid:durableId="176236302">
-    <w:abstractNumId w:val="9"/>
-  </w:num>
-  <w:num w:numId="15" w16cid:durableId="235215247">
-    <w:abstractNumId w:val="12"/>
-  </w:num>
-  <w:num w:numId="16" w16cid:durableId="26832552">
-    <w:abstractNumId w:val="14"/>
   </w:num>
 </w:numbering>
 </file>
@@ -5309,7 +5397,6 @@
   <w:style w:type="character" w:default="1" w:styleId="DefaultParagraphFont">
     <w:name w:val="Default Paragraph Font"/>
     <w:uiPriority w:val="1"/>
-    <w:semiHidden/>
     <w:unhideWhenUsed/>
   </w:style>
   <w:style w:type="table" w:default="1" w:styleId="TableNormal">
@@ -16085,6 +16172,17 @@
       </w:tcPr>
     </w:tblStylePr>
   </w:style>
+  <w:style w:type="paragraph" w:customStyle="1" w:styleId="CodeBlock">
+    <w:name w:val="CodeBlock"/>
+    <w:pPr>
+      <w:spacing w:before="120" w:after="120"/>
+      <w:ind w:left="360"/>
+    </w:pPr>
+    <w:rPr>
+      <w:rFonts w:ascii="Consolas" w:eastAsia="Consolas" w:hAnsi="Consolas"/>
+      <w:sz w:val="20"/>
+    </w:rPr>
+  </w:style>
 </w:styles>
 </file>
 
